--- a/plantilla_individual.docx
+++ b/plantilla_individual.docx
@@ -3756,7 +3756,6 @@
       <w:r>
         <w:t xml:space="preserve"> Se presentan las </w:t>
       </w:r>
-      <w:proofErr w:type="gramStart"/>
       <w:r>
         <w:t>conclusiones</w:t>
       </w:r>
@@ -3764,11 +3763,7 @@
         <w:t xml:space="preserve"> </w:t>
       </w:r>
       <w:r>
-        <w:t>finales</w:t>
-      </w:r>
-      <w:proofErr w:type="gramEnd"/>
-      <w:r>
-        <w:t xml:space="preserve"> </w:t>
+        <w:t xml:space="preserve">finales </w:t>
       </w:r>
       <w:r>
         <w:t>y se proponen posibles líneas de mejora o ampliación.</w:t>
@@ -3928,100 +3923,48 @@
         <w:jc w:val="left"/>
       </w:pPr>
       <w:r>
-        <w:t>Estas aplicaciones suelen basar su funcionamiento en mecanismos como:</w:t>
-      </w:r>
-    </w:p>
-    <w:p>
-      <w:pPr>
-        <w:pStyle w:val="Prrafodelista"/>
-        <w:numPr>
-          <w:ilvl w:val="0"/>
-          <w:numId w:val="51"/>
-        </w:numPr>
+        <w:t>Estas aplicaciones suelen basar su funcionamiento en mecanismos como</w:t>
+      </w:r>
+      <w:r>
+        <w:t xml:space="preserve"> c</w:t>
+      </w:r>
+      <w:r>
+        <w:t>ódigos QR generados dinámicamente</w:t>
+      </w:r>
+      <w:r>
+        <w:t xml:space="preserve"> y/o l</w:t>
+      </w:r>
+      <w:r>
+        <w:t>istas de personas autorizadas gestionadas por los padres o el centro.</w:t>
+      </w:r>
+      <w:r>
+        <w:t xml:space="preserve"> Todo esto suele ir acompañado de r</w:t>
+      </w:r>
+      <w:r>
+        <w:t>egistros de entrada y salida</w:t>
+      </w:r>
+      <w:r>
+        <w:t xml:space="preserve"> y n</w:t>
+      </w:r>
+      <w:r>
+        <w:t>otificaciones en tiempo real a las familias</w:t>
+      </w:r>
+      <w:r>
+        <w:t xml:space="preserve"> para dar más información a los tutores para su tranquilidad.</w:t>
+      </w:r>
+    </w:p>
+    <w:p>
+      <w:pPr>
         <w:jc w:val="left"/>
       </w:pPr>
       <w:r>
-        <w:t>Códigos QR generados dinámicamente.</w:t>
-      </w:r>
-    </w:p>
-    <w:p>
-      <w:pPr>
-        <w:pStyle w:val="Prrafodelista"/>
-        <w:numPr>
-          <w:ilvl w:val="0"/>
-          <w:numId w:val="51"/>
-        </w:numPr>
-        <w:jc w:val="left"/>
-      </w:pPr>
-      <w:r>
-        <w:t>Listas de personas autorizadas gestionadas por los padres o el centro.</w:t>
-      </w:r>
-    </w:p>
-    <w:p>
-      <w:pPr>
-        <w:pStyle w:val="Prrafodelista"/>
-        <w:numPr>
-          <w:ilvl w:val="0"/>
-          <w:numId w:val="51"/>
-        </w:numPr>
-        <w:jc w:val="left"/>
-      </w:pPr>
-      <w:r>
-        <w:t>Registros digitales de entrada y salida.</w:t>
-      </w:r>
-    </w:p>
-    <w:p>
-      <w:pPr>
-        <w:pStyle w:val="Prrafodelista"/>
-        <w:numPr>
-          <w:ilvl w:val="0"/>
-          <w:numId w:val="51"/>
-        </w:numPr>
-        <w:jc w:val="left"/>
-      </w:pPr>
-      <w:r>
-        <w:t>Notificaciones en tiempo real a las familias.</w:t>
-      </w:r>
-    </w:p>
-    <w:p>
-      <w:pPr>
-        <w:jc w:val="left"/>
-      </w:pPr>
-      <w:r>
         <w:t>Aunque estos sistemas suponen una mejora significativa frente a los métodos tradicionales en papel, presentan una limitación común desde el punto de vista de la ciberseguridad: no realizan una verificación criptográfica fuerte de la identidad de la persona que recoge al menor. En la mayoría de los casos, la seguridad se basa en la posesión de un código QR o en datos previamente registrados, lo cual no impide completamente la suplantación de identidad en caso de pérdida, robo o uso indebido del dispositivo</w:t>
       </w:r>
       <w:r>
         <w:t>.</w:t>
       </w:r>
       <w:r>
-        <w:fldChar w:fldCharType="begin"/>
-      </w:r>
-      <w:r>
-        <w:instrText xml:space="preserve"> REF _Ref227446462 \n \h </w:instrText>
-      </w:r>
-      <w:r>
-        <w:fldChar w:fldCharType="separate"/>
-      </w:r>
-      <w:r>
-        <w:t>[1]</w:t>
-      </w:r>
-      <w:r>
-        <w:fldChar w:fldCharType="end"/>
-      </w:r>
-      <w:r>
-        <w:fldChar w:fldCharType="begin"/>
-      </w:r>
-      <w:r>
-        <w:instrText xml:space="preserve"> REF _Ref227446498 \n \h </w:instrText>
-      </w:r>
-      <w:r>
-        <w:fldChar w:fldCharType="separate"/>
-      </w:r>
-      <w:r>
-        <w:t>[3]</w:t>
-      </w:r>
-      <w:r>
-        <w:fldChar w:fldCharType="end"/>
+        <w:t xml:space="preserve"> </w:t>
       </w:r>
     </w:p>
     <w:p>
@@ -4125,8 +4068,11 @@
         <w:jc w:val="left"/>
       </w:pPr>
       <w:r>
+        <w:t xml:space="preserve">Asimismo, existen estudios y desarrollos orientados a la autenticación mediante tarjetas de identidad electrónicas (e-ID) utilizando NFC, destacando su aplicabilidad en contextos donde </w:t>
+      </w:r>
+      <w:r>
         <w:lastRenderedPageBreak/>
-        <w:t>Asimismo, existen estudios y desarrollos orientados a la autenticación mediante tarjetas de identidad electrónicas (e-ID) utilizando NFC, destacando su aplicabilidad en contextos donde la identidad debe verificarse de forma fiable y sin depender exclusivamente de sistemas en línea</w:t>
+        <w:t>la identidad debe verificarse de forma fiable y sin depender exclusivamente de sistemas en línea</w:t>
       </w:r>
       <w:r>
         <w:t>.</w:t>
@@ -4183,7 +4129,13 @@
         <w:jc w:val="left"/>
       </w:pPr>
       <w:r>
-        <w:t>En España, el Documento Nacional de Identidad electrónico (DNIe) constituye un sistema de identificación digital ampliamente implantado y respaldado legalmente. A partir de la versión DNIe 3.0, el documento incorpora un chip de doble interfaz, permitiendo comunicación tanto por contacto como sin contacto mediante tecnología NFC.</w:t>
+        <w:t>En España, el Documento Nacional de Identidad electrónico (DNIe) constituye un sistema de identificación digital ampliamente implantado y respaldado legalmente. A partir de la versión DNIe 3.0, el documento incorpora un chip de doble interfaz, permitiendo comunicación tanto por contacto</w:t>
+      </w:r>
+      <w:r>
+        <w:t xml:space="preserve"> (fuera del alcance del estudio de este trabajo)</w:t>
+      </w:r>
+      <w:r>
+        <w:t xml:space="preserve"> como sin contacto mediante tecnología NFC.</w:t>
       </w:r>
       <w:r>
         <w:fldChar w:fldCharType="begin"/>
@@ -4195,10 +4147,7 @@
         <w:fldChar w:fldCharType="separate"/>
       </w:r>
       <w:r>
-        <w:t>[8</w:t>
-      </w:r>
-      <w:r>
-        <w:t>]</w:t>
+        <w:t>[8]</w:t>
       </w:r>
       <w:r>
         <w:fldChar w:fldCharType="end"/>
@@ -4340,13 +4289,7 @@
         <w:fldChar w:fldCharType="separate"/>
       </w:r>
       <w:r>
-        <w:t>[</w:t>
-      </w:r>
-      <w:r>
-        <w:t>9</w:t>
-      </w:r>
-      <w:r>
-        <w:t>]</w:t>
+        <w:t>[9]</w:t>
       </w:r>
       <w:r>
         <w:fldChar w:fldCharType="end"/>
@@ -4388,30 +4331,31 @@
         <w:jc w:val="left"/>
       </w:pPr>
       <w:r>
-        <w:t xml:space="preserve">Aunque el uso del DNIe y de sistemas de identidad electrónica está ampliamente extendido en la administración pública, su aplicación en entornos más cotidianos como la recogida escolar, es todavía limitada. La mayoría de </w:t>
-      </w:r>
-      <w:r>
-        <w:t>las soluciones</w:t>
-      </w:r>
-      <w:r>
-        <w:t xml:space="preserve"> comerciales optan por mecanismos </w:t>
+        <w:t>Aunque el uso del DNIe y de sistemas de identidad electrónica está ampliamente extendido en la administración pública, su aplicación en entornos más cotidianos como la recogida escolar, es todavía limitada</w:t>
+      </w:r>
+      <w:r>
+        <w:t xml:space="preserve"> o nula</w:t>
+      </w:r>
+      <w:r>
+        <w:t xml:space="preserve">. La mayoría de las soluciones comerciales optan por </w:t>
       </w:r>
       <w:r>
         <w:lastRenderedPageBreak/>
-        <w:t>más sencillos por razones de usabilidad y compatibilidad, sacrificando en parte la robustez de la verificación de identidad.</w:t>
+        <w:t>mecanismos más sencillos por razones de usabilidad y compatibilidad, sacrificando en parte la robustez de la verificación de identidad.</w:t>
       </w:r>
     </w:p>
     <w:p>
       <w:pPr>
         <w:jc w:val="left"/>
       </w:pPr>
-    </w:p>
-    <w:p>
-      <w:pPr>
-        <w:jc w:val="left"/>
-      </w:pPr>
-      <w:r>
-        <w:t>Existen trabajos académicos y proyectos de fin de grado relacionados con tarjetas inteligentes y NFC en el ámbito educativo, principalmente centrados en control de acceso, identificación de estudiantes o gestión de asistencia. Sin embargo, estos trabajos no suelen abordar en profundidad la verificación fuerte de identidad del adulto responsable, ni el uso de documentos oficiales con validez legal como el DNI electrónico.</w:t>
+      <w:r>
+        <w:t xml:space="preserve">Existen trabajos académicos y proyectos de fin de grado relacionados con tarjetas inteligentes y NFC en el ámbito educativo, principalmente centrados en control de acceso, identificación de estudiantes o gestión de asistencia. Sin embargo, estos trabajos no suelen abordar en profundidad la verificación fuerte de identidad del </w:t>
+      </w:r>
+      <w:r>
+        <w:t>sujeto</w:t>
+      </w:r>
+      <w:r>
+        <w:t>, ni el uso de documentos oficiales con validez legal como el DNI electrónico.</w:t>
       </w:r>
       <w:r>
         <w:fldChar w:fldCharType="begin"/>
@@ -4423,13 +4367,7 @@
         <w:fldChar w:fldCharType="separate"/>
       </w:r>
       <w:r>
-        <w:t>[</w:t>
-      </w:r>
-      <w:r>
-        <w:t>1</w:t>
-      </w:r>
-      <w:r>
-        <w:t>1]</w:t>
+        <w:t>[11]</w:t>
       </w:r>
       <w:r>
         <w:fldChar w:fldCharType="end"/>
@@ -4504,7 +4442,13 @@
         <w:jc w:val="left"/>
       </w:pPr>
       <w:r>
-        <w:t>El DNIe 3.0 ofrece un sistema de autenticación fuerte, respaldado legalmente y ya utilizado en otros sectores críticos.</w:t>
+        <w:t>El DNIe 3.0 ofrece un sistema de autenticación fuerte, respaldado legalmente y ya utilizado en otros sectore</w:t>
+      </w:r>
+      <w:r>
+        <w:t>s donde la verificación de la identidad es esencial</w:t>
+      </w:r>
+      <w:r>
+        <w:t>.</w:t>
       </w:r>
     </w:p>
     <w:p>
@@ -4513,14 +4457,6 @@
       </w:pPr>
       <w:r>
         <w:t>La integración del DNIe en aplicaciones móviles para la recogida escolar constituye una línea de trabajo poco explorada y con alto potencial.</w:t>
-      </w:r>
-    </w:p>
-    <w:p>
-      <w:pPr>
-        <w:jc w:val="left"/>
-      </w:pPr>
-      <w:r>
-        <w:t>Estas conclusiones fundamentan la propuesta del presente trabajo y orientan el diseño de la solución desarrollada.</w:t>
       </w:r>
     </w:p>
     <w:p>
@@ -4696,15 +4632,6 @@
         <w:t>Garantizar que el proceso de verificación cumple principios básicos de ciberseguridad, como confidencialidad, integridad, autenticación fuerte y minimización de datos.</w:t>
       </w:r>
     </w:p>
-    <w:p>
-      <w:pPr>
-        <w:jc w:val="left"/>
-      </w:pPr>
-      <w:r>
-        <w:lastRenderedPageBreak/>
-        <w:t>Evaluar el funcionamiento de la aplicación desarrollada, analizando su fiabilidad, seguridad y usabilidad en un escenario realista de recogida escolar.</w:t>
-      </w:r>
-    </w:p>
     <w:p/>
     <w:p>
       <w:pPr>
@@ -4720,6 +4647,7 @@
         <w:rPr>
           <w:caps w:val="0"/>
         </w:rPr>
+        <w:lastRenderedPageBreak/>
         <w:t>Metodología del trabajo</w:t>
       </w:r>
       <w:bookmarkEnd w:id="19"/>
@@ -4740,12 +4668,25 @@
           <w:ilvl w:val="0"/>
           <w:numId w:val="54"/>
         </w:numPr>
+        <w:jc w:val="left"/>
       </w:pPr>
       <w:r>
         <w:t xml:space="preserve">Se </w:t>
       </w:r>
       <w:r>
-        <w:t>realiza un estudio teórico del problema, analizando tanto la normativa aplicable como las soluciones existentes en el ámbito de la recogida escolar y la gestión de identidades.</w:t>
+        <w:t xml:space="preserve">realiza un estudio teórico del problema, analizando </w:t>
+      </w:r>
+      <w:r>
+        <w:t xml:space="preserve">tanto </w:t>
+      </w:r>
+      <w:r>
+        <w:t>la normativa aplicable</w:t>
+      </w:r>
+      <w:r>
+        <w:t xml:space="preserve"> como </w:t>
+      </w:r>
+      <w:r>
+        <w:t>las soluciones existentes en el ámbito de la recogida escolar y la gestión de identidades.</w:t>
       </w:r>
     </w:p>
     <w:p>
@@ -4755,6 +4696,7 @@
           <w:ilvl w:val="0"/>
           <w:numId w:val="54"/>
         </w:numPr>
+        <w:jc w:val="left"/>
       </w:pPr>
       <w:r>
         <w:t>S</w:t>
@@ -4770,6 +4712,7 @@
           <w:ilvl w:val="0"/>
           <w:numId w:val="54"/>
         </w:numPr>
+        <w:jc w:val="left"/>
       </w:pPr>
       <w:r>
         <w:t>S</w:t>
@@ -4797,6 +4740,7 @@
           <w:ilvl w:val="0"/>
           <w:numId w:val="54"/>
         </w:numPr>
+        <w:jc w:val="left"/>
       </w:pPr>
       <w:r>
         <w:t>S</w:t>
@@ -5005,15 +4949,7 @@
     </w:p>
     <w:p>
       <w:r>
-        <w:t xml:space="preserve">Tras la presentación objetiva de los resultados, querrás aportar una discusión de </w:t>
-      </w:r>
-      <w:proofErr w:type="gramStart"/>
-      <w:r>
-        <w:t>los mismos</w:t>
-      </w:r>
-      <w:proofErr w:type="gramEnd"/>
-      <w:r>
-        <w:t>. En este capítulo puedes discutir la relevancia de los resultados, presentar posibles explicaciones para los datos anómalos y resaltar aquellos datos que sean particularmente relevantes para el análisis del experimento.</w:t>
+        <w:t>Tras la presentación objetiva de los resultados, querrás aportar una discusión de los mismos. En este capítulo puedes discutir la relevancia de los resultados, presentar posibles explicaciones para los datos anómalos y resaltar aquellos datos que sean particularmente relevantes para el análisis del experimento.</w:t>
       </w:r>
     </w:p>
     <w:p/>
@@ -5549,13 +5485,7 @@
         <w:fldChar w:fldCharType="begin"/>
       </w:r>
       <w:r>
-        <w:instrText>HYPERLINK "</w:instrText>
-      </w:r>
-      <w:r>
-        <w:instrText>http://eprints.utar.edu.my/4717/1/fyp_IA_2022_EMS.pdf</w:instrText>
-      </w:r>
-      <w:r>
-        <w:instrText>"</w:instrText>
+        <w:instrText>HYPERLINK "http://eprints.utar.edu.my/4717/1/fyp_IA_2022_EMS.pdf"</w:instrText>
       </w:r>
       <w:r>
         <w:fldChar w:fldCharType="separate"/>
@@ -9413,6 +9343,7 @@
   <w:style w:type="character" w:default="1" w:styleId="Fuentedeprrafopredeter">
     <w:name w:val="Default Paragraph Font"/>
     <w:uiPriority w:val="1"/>
+    <w:semiHidden/>
     <w:unhideWhenUsed/>
   </w:style>
   <w:style w:type="table" w:default="1" w:styleId="Tablanormal">
@@ -10722,12 +10653,7 @@
 </file>
 
 <file path=customXml/item1.xml><?xml version="1.0" encoding="utf-8"?>
-<?mso-contentType ?>
-<FormTemplates xmlns="http://schemas.microsoft.com/sharepoint/v3/contenttype/forms">
-  <Display>DocumentLibraryForm</Display>
-  <Edit>DocumentLibraryForm</Edit>
-  <New>DocumentLibraryForm</New>
-</FormTemplates>
+<b:Sources xmlns:b="http://schemas.openxmlformats.org/officeDocument/2006/bibliography" xmlns="http://schemas.openxmlformats.org/officeDocument/2006/bibliography" SelectedStyle="\APASixthEditionOfficeOnline.xsl" StyleName="APA" Version="6"/>
 </file>
 
 <file path=customXml/item2.xml><?xml version="1.0" encoding="utf-8"?>
@@ -10743,7 +10669,12 @@
 </file>
 
 <file path=customXml/item3.xml><?xml version="1.0" encoding="utf-8"?>
-<b:Sources xmlns:b="http://schemas.openxmlformats.org/officeDocument/2006/bibliography" xmlns="http://schemas.openxmlformats.org/officeDocument/2006/bibliography" SelectedStyle="\APASixthEditionOfficeOnline.xsl" StyleName="APA" Version="6"/>
+<?mso-contentType ?>
+<FormTemplates xmlns="http://schemas.microsoft.com/sharepoint/v3/contenttype/forms">
+  <Display>DocumentLibraryForm</Display>
+  <Edit>DocumentLibraryForm</Edit>
+  <New>DocumentLibraryForm</New>
+</FormTemplates>
 </file>
 
 <file path=customXml/item4.xml><?xml version="1.0" encoding="utf-8"?>
@@ -11008,9 +10939,9 @@
 </file>
 
 <file path=customXml/itemProps1.xml><?xml version="1.0" encoding="utf-8"?>
-<ds:datastoreItem xmlns:ds="http://schemas.openxmlformats.org/officeDocument/2006/customXml" ds:itemID="{76AF1F18-BD40-4DEA-81CE-A8C571440A5E}">
+<ds:datastoreItem xmlns:ds="http://schemas.openxmlformats.org/officeDocument/2006/customXml" ds:itemID="{68FB56F5-3CE8-4167-9790-3E517CF47AC9}">
   <ds:schemaRefs>
-    <ds:schemaRef ds:uri="http://schemas.microsoft.com/sharepoint/v3/contenttype/forms"/>
+    <ds:schemaRef ds:uri="http://schemas.openxmlformats.org/officeDocument/2006/bibliography"/>
   </ds:schemaRefs>
 </ds:datastoreItem>
 </file>
@@ -11027,9 +10958,9 @@
 </file>
 
 <file path=customXml/itemProps3.xml><?xml version="1.0" encoding="utf-8"?>
-<ds:datastoreItem xmlns:ds="http://schemas.openxmlformats.org/officeDocument/2006/customXml" ds:itemID="{68FB56F5-3CE8-4167-9790-3E517CF47AC9}">
+<ds:datastoreItem xmlns:ds="http://schemas.openxmlformats.org/officeDocument/2006/customXml" ds:itemID="{76AF1F18-BD40-4DEA-81CE-A8C571440A5E}">
   <ds:schemaRefs>
-    <ds:schemaRef ds:uri="http://schemas.openxmlformats.org/officeDocument/2006/bibliography"/>
+    <ds:schemaRef ds:uri="http://schemas.microsoft.com/sharepoint/v3/contenttype/forms"/>
   </ds:schemaRefs>
 </ds:datastoreItem>
 </file>

--- a/plantilla_individual.docx
+++ b/plantilla_individual.docx
@@ -544,133 +544,8 @@
         <w:rPr>
           <w:lang w:eastAsia="en-US"/>
         </w:rPr>
-        <w:t xml:space="preserve">En este apartado se introducirá un breve resumen en español del trabajo realizado (extensión </w:t>
-      </w:r>
-      <w:r>
-        <w:rPr>
-          <w:lang w:eastAsia="en-US"/>
-        </w:rPr>
-        <w:t>máxima</w:t>
-      </w:r>
-      <w:r>
-        <w:rPr>
-          <w:lang w:eastAsia="en-US"/>
-        </w:rPr>
-        <w:t xml:space="preserve"> 150 palabras). Este resumen debe incluir el objetivo o propósito de la investigación, la metodología, los resultados y las conclusiones.</w:t>
-      </w:r>
-    </w:p>
-    <w:p>
-      <w:pPr>
-        <w:rPr>
-          <w:lang w:eastAsia="en-US"/>
-        </w:rPr>
-      </w:pPr>
-      <w:r>
-        <w:rPr>
-          <w:lang w:eastAsia="en-US"/>
-        </w:rPr>
-        <w:t>El resumen debe contener lo qué se ha pretendido realizar (objetivo o propósito de la investigación), cómo se ha realizado (método o proceso desarrollado) y para qué se ha realizado (resultados y conclusiones).</w:t>
-      </w:r>
-    </w:p>
-    <w:p>
-      <w:pPr>
-        <w:spacing w:after="160" w:line="259" w:lineRule="auto"/>
-        <w:jc w:val="left"/>
-      </w:pPr>
-    </w:p>
-    <w:p>
-      <w:pPr>
-        <w:pStyle w:val="CuadroCmoestudiaryReferencias"/>
-        <w:pBdr>
-          <w:bottom w:val="single" w:sz="4" w:space="0" w:color="0098CD"/>
-        </w:pBdr>
-      </w:pPr>
-      <w:r>
-        <w:t xml:space="preserve">La </w:t>
-      </w:r>
-      <w:r>
-        <w:rPr>
-          <w:b/>
-          <w:bCs/>
-        </w:rPr>
-        <w:t xml:space="preserve">extensión mínima en un TFE individual es de </w:t>
-      </w:r>
-      <w:r>
-        <w:rPr>
-          <w:b/>
-          <w:bCs/>
-        </w:rPr>
-        <w:t>5</w:t>
-      </w:r>
-      <w:r>
-        <w:rPr>
-          <w:b/>
-          <w:bCs/>
-        </w:rPr>
-        <w:t>0 páginas</w:t>
-      </w:r>
-      <w:r>
-        <w:t xml:space="preserve"> y la máxima de 90 páginas</w:t>
-      </w:r>
-      <w:r>
-        <w:t>, sin contar portada</w:t>
-      </w:r>
-      <w:r>
-        <w:t>, índices y anexos.</w:t>
-      </w:r>
-    </w:p>
-    <w:p>
-      <w:pPr>
-        <w:rPr>
-          <w:lang w:eastAsia="en-US"/>
-        </w:rPr>
-      </w:pPr>
-    </w:p>
-    <w:p>
-      <w:pPr>
-        <w:rPr>
-          <w:lang w:eastAsia="en-US"/>
-        </w:rPr>
-      </w:pPr>
-      <w:r>
-        <w:rPr>
-          <w:b/>
-          <w:lang w:eastAsia="en-US"/>
-        </w:rPr>
-        <w:t>Palabras clave:</w:t>
-      </w:r>
-      <w:r>
-        <w:rPr>
-          <w:lang w:eastAsia="en-US"/>
-        </w:rPr>
-        <w:t xml:space="preserve"> </w:t>
-      </w:r>
-      <w:r>
-        <w:rPr>
-          <w:lang w:eastAsia="en-US"/>
-        </w:rPr>
-        <w:t>Se deben incluir de 3 a 5 palabras claves en español</w:t>
-      </w:r>
-      <w:r>
-        <w:rPr>
-          <w:lang w:eastAsia="en-US"/>
-        </w:rPr>
-        <w:t xml:space="preserve">. </w:t>
-      </w:r>
-      <w:bookmarkStart w:id="1" w:name="_Hlk147741151"/>
-      <w:r>
-        <w:rPr>
-          <w:lang w:eastAsia="en-US"/>
-        </w:rPr>
-        <w:t>D</w:t>
-      </w:r>
-      <w:r>
-        <w:rPr>
-          <w:lang w:eastAsia="en-US"/>
-        </w:rPr>
-        <w:t xml:space="preserve">escriptores del trabajo que lo enmarcan en unas temáticas determinadas. </w:t>
-      </w:r>
-      <w:bookmarkEnd w:id="1"/>
+        <w:t>--Por completar--</w:t>
+      </w:r>
     </w:p>
     <w:p>
       <w:pPr>
@@ -694,7 +569,7 @@
           <w:lang w:eastAsia="en-US"/>
         </w:rPr>
       </w:pPr>
-      <w:bookmarkStart w:id="2" w:name="_Toc437509152"/>
+      <w:bookmarkStart w:id="1" w:name="_Toc437509152"/>
       <w:r>
         <w:rPr>
           <w:lang w:eastAsia="en-US"/>
@@ -713,63 +588,21 @@
       </w:r>
       <w:proofErr w:type="spellEnd"/>
     </w:p>
-    <w:p>
-      <w:r>
-        <w:t xml:space="preserve">En este apartado se introducirá un breve resumen en </w:t>
-      </w:r>
-      <w:r>
-        <w:rPr>
-          <w:b/>
-          <w:bCs/>
-        </w:rPr>
-        <w:t>inglés</w:t>
-      </w:r>
-      <w:r>
-        <w:t xml:space="preserve"> del trabajo realizado (extensión </w:t>
-      </w:r>
-      <w:r>
-        <w:t>máxima</w:t>
-      </w:r>
-      <w:r>
-        <w:t xml:space="preserve"> 150</w:t>
-      </w:r>
-      <w:r>
-        <w:t xml:space="preserve"> palabras</w:t>
-      </w:r>
-      <w:r>
-        <w:t xml:space="preserve">). </w:t>
-      </w:r>
-    </w:p>
-    <w:p/>
-    <w:bookmarkEnd w:id="2"/>
-    <w:p>
-      <w:proofErr w:type="spellStart"/>
-      <w:r>
-        <w:rPr>
-          <w:b/>
-          <w:bCs/>
-        </w:rPr>
-        <w:t>Keywords</w:t>
-      </w:r>
-      <w:proofErr w:type="spellEnd"/>
-      <w:r>
-        <w:t xml:space="preserve">: </w:t>
-      </w:r>
-      <w:r>
+    <w:bookmarkEnd w:id="1"/>
+    <w:p>
+      <w:pPr>
         <w:rPr>
           <w:lang w:eastAsia="en-US"/>
         </w:rPr>
-        <w:t>Se deben incluir de 3 a 5 palabras claves en</w:t>
-      </w:r>
+      </w:pPr>
       <w:r>
         <w:rPr>
           <w:lang w:eastAsia="en-US"/>
         </w:rPr>
-        <w:t xml:space="preserve"> inglés</w:t>
-      </w:r>
-      <w:r>
-        <w:t xml:space="preserve"> </w:t>
-      </w:r>
+        <w:t>--Por completar--</w:t>
+      </w:r>
+    </w:p>
+    <w:p>
       <w:r>
         <w:br w:type="page"/>
       </w:r>
@@ -797,30 +630,29 @@
           <w:rFonts w:eastAsiaTheme="minorEastAsia" w:cstheme="minorBidi"/>
           <w:noProof/>
           <w:kern w:val="2"/>
+          <w:lang w:eastAsia="ja-JP"/>
+          <w14:ligatures w14:val="standardContextual"/>
+        </w:rPr>
+      </w:pPr>
+      <w:r>
+        <w:rPr>
           <w:sz w:val="22"/>
-          <w:szCs w:val="22"/>
-          <w14:ligatures w14:val="standardContextual"/>
-        </w:rPr>
-      </w:pPr>
+        </w:rPr>
+        <w:fldChar w:fldCharType="begin"/>
+      </w:r>
       <w:r>
         <w:rPr>
           <w:sz w:val="22"/>
         </w:rPr>
-        <w:fldChar w:fldCharType="begin"/>
+        <w:instrText xml:space="preserve"> TOC \o "1-3" \h \z \u </w:instrText>
       </w:r>
       <w:r>
         <w:rPr>
           <w:sz w:val="22"/>
         </w:rPr>
-        <w:instrText xml:space="preserve"> TOC \o "1-3" \h \z \u </w:instrText>
-      </w:r>
-      <w:r>
-        <w:rPr>
-          <w:sz w:val="22"/>
-        </w:rPr>
         <w:fldChar w:fldCharType="separate"/>
       </w:r>
-      <w:hyperlink w:anchor="_Toc150356204" w:history="1">
+      <w:hyperlink w:anchor="_Toc227664519" w:history="1">
         <w:r>
           <w:rPr>
             <w:rStyle w:val="Hipervnculo"/>
@@ -833,8 +665,7 @@
             <w:rFonts w:eastAsiaTheme="minorEastAsia" w:cstheme="minorBidi"/>
             <w:noProof/>
             <w:kern w:val="2"/>
-            <w:sz w:val="22"/>
-            <w:szCs w:val="22"/>
+            <w:lang w:eastAsia="ja-JP"/>
             <w14:ligatures w14:val="standardContextual"/>
           </w:rPr>
           <w:tab/>
@@ -865,7 +696,7 @@
             <w:noProof/>
             <w:webHidden/>
           </w:rPr>
-          <w:instrText xml:space="preserve"> PAGEREF _Toc150356204 \h </w:instrText>
+          <w:instrText xml:space="preserve"> PAGEREF _Toc227664519 \h </w:instrText>
         </w:r>
         <w:r>
           <w:rPr>
@@ -900,19 +731,18 @@
       <w:pPr>
         <w:pStyle w:val="TDC2"/>
         <w:tabs>
-          <w:tab w:val="left" w:pos="880"/>
+          <w:tab w:val="left" w:pos="960"/>
           <w:tab w:val="right" w:leader="dot" w:pos="9061"/>
         </w:tabs>
         <w:rPr>
           <w:rFonts w:eastAsiaTheme="minorEastAsia" w:cstheme="minorBidi"/>
           <w:noProof/>
           <w:kern w:val="2"/>
-          <w:sz w:val="22"/>
-          <w:szCs w:val="22"/>
+          <w:lang w:eastAsia="ja-JP"/>
           <w14:ligatures w14:val="standardContextual"/>
         </w:rPr>
       </w:pPr>
-      <w:hyperlink w:anchor="_Toc150356205" w:history="1">
+      <w:hyperlink w:anchor="_Toc227664520" w:history="1">
         <w:r>
           <w:rPr>
             <w:rStyle w:val="Hipervnculo"/>
@@ -925,8 +755,7 @@
             <w:rFonts w:eastAsiaTheme="minorEastAsia" w:cstheme="minorBidi"/>
             <w:noProof/>
             <w:kern w:val="2"/>
-            <w:sz w:val="22"/>
-            <w:szCs w:val="22"/>
+            <w:lang w:eastAsia="ja-JP"/>
             <w14:ligatures w14:val="standardContextual"/>
           </w:rPr>
           <w:tab/>
@@ -957,7 +786,7 @@
             <w:noProof/>
             <w:webHidden/>
           </w:rPr>
-          <w:instrText xml:space="preserve"> PAGEREF _Toc150356205 \h </w:instrText>
+          <w:instrText xml:space="preserve"> PAGEREF _Toc227664520 \h </w:instrText>
         </w:r>
         <w:r>
           <w:rPr>
@@ -992,19 +821,18 @@
       <w:pPr>
         <w:pStyle w:val="TDC2"/>
         <w:tabs>
-          <w:tab w:val="left" w:pos="880"/>
+          <w:tab w:val="left" w:pos="960"/>
           <w:tab w:val="right" w:leader="dot" w:pos="9061"/>
         </w:tabs>
         <w:rPr>
           <w:rFonts w:eastAsiaTheme="minorEastAsia" w:cstheme="minorBidi"/>
           <w:noProof/>
           <w:kern w:val="2"/>
-          <w:sz w:val="22"/>
-          <w:szCs w:val="22"/>
+          <w:lang w:eastAsia="ja-JP"/>
           <w14:ligatures w14:val="standardContextual"/>
         </w:rPr>
       </w:pPr>
-      <w:hyperlink w:anchor="_Toc150356206" w:history="1">
+      <w:hyperlink w:anchor="_Toc227664521" w:history="1">
         <w:r>
           <w:rPr>
             <w:rStyle w:val="Hipervnculo"/>
@@ -1017,8 +845,7 @@
             <w:rFonts w:eastAsiaTheme="minorEastAsia" w:cstheme="minorBidi"/>
             <w:noProof/>
             <w:kern w:val="2"/>
-            <w:sz w:val="22"/>
-            <w:szCs w:val="22"/>
+            <w:lang w:eastAsia="ja-JP"/>
             <w14:ligatures w14:val="standardContextual"/>
           </w:rPr>
           <w:tab/>
@@ -1049,7 +876,7 @@
             <w:noProof/>
             <w:webHidden/>
           </w:rPr>
-          <w:instrText xml:space="preserve"> PAGEREF _Toc150356206 \h </w:instrText>
+          <w:instrText xml:space="preserve"> PAGEREF _Toc227664521 \h </w:instrText>
         </w:r>
         <w:r>
           <w:rPr>
@@ -1084,19 +911,18 @@
       <w:pPr>
         <w:pStyle w:val="TDC2"/>
         <w:tabs>
-          <w:tab w:val="left" w:pos="880"/>
+          <w:tab w:val="left" w:pos="960"/>
           <w:tab w:val="right" w:leader="dot" w:pos="9061"/>
         </w:tabs>
         <w:rPr>
           <w:rFonts w:eastAsiaTheme="minorEastAsia" w:cstheme="minorBidi"/>
           <w:noProof/>
           <w:kern w:val="2"/>
-          <w:sz w:val="22"/>
-          <w:szCs w:val="22"/>
+          <w:lang w:eastAsia="ja-JP"/>
           <w14:ligatures w14:val="standardContextual"/>
         </w:rPr>
       </w:pPr>
-      <w:hyperlink w:anchor="_Toc150356207" w:history="1">
+      <w:hyperlink w:anchor="_Toc227664522" w:history="1">
         <w:r>
           <w:rPr>
             <w:rStyle w:val="Hipervnculo"/>
@@ -1109,8 +935,7 @@
             <w:rFonts w:eastAsiaTheme="minorEastAsia" w:cstheme="minorBidi"/>
             <w:noProof/>
             <w:kern w:val="2"/>
-            <w:sz w:val="22"/>
-            <w:szCs w:val="22"/>
+            <w:lang w:eastAsia="ja-JP"/>
             <w14:ligatures w14:val="standardContextual"/>
           </w:rPr>
           <w:tab/>
@@ -1141,7 +966,7 @@
             <w:noProof/>
             <w:webHidden/>
           </w:rPr>
-          <w:instrText xml:space="preserve"> PAGEREF _Toc150356207 \h </w:instrText>
+          <w:instrText xml:space="preserve"> PAGEREF _Toc227664522 \h </w:instrText>
         </w:r>
         <w:r>
           <w:rPr>
@@ -1161,7 +986,7 @@
             <w:noProof/>
             <w:webHidden/>
           </w:rPr>
-          <w:t>3</w:t>
+          <w:t>2</w:t>
         </w:r>
         <w:r>
           <w:rPr>
@@ -1183,12 +1008,11 @@
           <w:rFonts w:eastAsiaTheme="minorEastAsia" w:cstheme="minorBidi"/>
           <w:noProof/>
           <w:kern w:val="2"/>
-          <w:sz w:val="22"/>
-          <w:szCs w:val="22"/>
+          <w:lang w:eastAsia="ja-JP"/>
           <w14:ligatures w14:val="standardContextual"/>
         </w:rPr>
       </w:pPr>
-      <w:hyperlink w:anchor="_Toc150356208" w:history="1">
+      <w:hyperlink w:anchor="_Toc227664523" w:history="1">
         <w:r>
           <w:rPr>
             <w:rStyle w:val="Hipervnculo"/>
@@ -1201,8 +1025,7 @@
             <w:rFonts w:eastAsiaTheme="minorEastAsia" w:cstheme="minorBidi"/>
             <w:noProof/>
             <w:kern w:val="2"/>
-            <w:sz w:val="22"/>
-            <w:szCs w:val="22"/>
+            <w:lang w:eastAsia="ja-JP"/>
             <w14:ligatures w14:val="standardContextual"/>
           </w:rPr>
           <w:tab/>
@@ -1233,7 +1056,7 @@
             <w:noProof/>
             <w:webHidden/>
           </w:rPr>
-          <w:instrText xml:space="preserve"> PAGEREF _Toc150356208 \h </w:instrText>
+          <w:instrText xml:space="preserve"> PAGEREF _Toc227664523 \h </w:instrText>
         </w:r>
         <w:r>
           <w:rPr>
@@ -1254,6 +1077,456 @@
             <w:webHidden/>
           </w:rPr>
           <w:t>4</w:t>
+        </w:r>
+        <w:r>
+          <w:rPr>
+            <w:noProof/>
+            <w:webHidden/>
+          </w:rPr>
+          <w:fldChar w:fldCharType="end"/>
+        </w:r>
+      </w:hyperlink>
+    </w:p>
+    <w:p>
+      <w:pPr>
+        <w:pStyle w:val="TDC2"/>
+        <w:tabs>
+          <w:tab w:val="left" w:pos="960"/>
+          <w:tab w:val="right" w:leader="dot" w:pos="9061"/>
+        </w:tabs>
+        <w:rPr>
+          <w:rFonts w:eastAsiaTheme="minorEastAsia" w:cstheme="minorBidi"/>
+          <w:noProof/>
+          <w:kern w:val="2"/>
+          <w:lang w:eastAsia="ja-JP"/>
+          <w14:ligatures w14:val="standardContextual"/>
+        </w:rPr>
+      </w:pPr>
+      <w:hyperlink w:anchor="_Toc227664524" w:history="1">
+        <w:r>
+          <w:rPr>
+            <w:rStyle w:val="Hipervnculo"/>
+            <w:noProof/>
+          </w:rPr>
+          <w:t>2.1.</w:t>
+        </w:r>
+        <w:r>
+          <w:rPr>
+            <w:rFonts w:eastAsiaTheme="minorEastAsia" w:cstheme="minorBidi"/>
+            <w:noProof/>
+            <w:kern w:val="2"/>
+            <w:lang w:eastAsia="ja-JP"/>
+            <w14:ligatures w14:val="standardContextual"/>
+          </w:rPr>
+          <w:tab/>
+        </w:r>
+        <w:r>
+          <w:rPr>
+            <w:rStyle w:val="Hipervnculo"/>
+            <w:noProof/>
+          </w:rPr>
+          <w:t>Sistemas actuales de recogida escolar</w:t>
+        </w:r>
+        <w:r>
+          <w:rPr>
+            <w:noProof/>
+            <w:webHidden/>
+          </w:rPr>
+          <w:tab/>
+        </w:r>
+        <w:r>
+          <w:rPr>
+            <w:noProof/>
+            <w:webHidden/>
+          </w:rPr>
+          <w:fldChar w:fldCharType="begin"/>
+        </w:r>
+        <w:r>
+          <w:rPr>
+            <w:noProof/>
+            <w:webHidden/>
+          </w:rPr>
+          <w:instrText xml:space="preserve"> PAGEREF _Toc227664524 \h </w:instrText>
+        </w:r>
+        <w:r>
+          <w:rPr>
+            <w:noProof/>
+            <w:webHidden/>
+          </w:rPr>
+        </w:r>
+        <w:r>
+          <w:rPr>
+            <w:noProof/>
+            <w:webHidden/>
+          </w:rPr>
+          <w:fldChar w:fldCharType="separate"/>
+        </w:r>
+        <w:r>
+          <w:rPr>
+            <w:noProof/>
+            <w:webHidden/>
+          </w:rPr>
+          <w:t>4</w:t>
+        </w:r>
+        <w:r>
+          <w:rPr>
+            <w:noProof/>
+            <w:webHidden/>
+          </w:rPr>
+          <w:fldChar w:fldCharType="end"/>
+        </w:r>
+      </w:hyperlink>
+    </w:p>
+    <w:p>
+      <w:pPr>
+        <w:pStyle w:val="TDC2"/>
+        <w:tabs>
+          <w:tab w:val="left" w:pos="960"/>
+          <w:tab w:val="right" w:leader="dot" w:pos="9061"/>
+        </w:tabs>
+        <w:rPr>
+          <w:rFonts w:eastAsiaTheme="minorEastAsia" w:cstheme="minorBidi"/>
+          <w:noProof/>
+          <w:kern w:val="2"/>
+          <w:lang w:eastAsia="ja-JP"/>
+          <w14:ligatures w14:val="standardContextual"/>
+        </w:rPr>
+      </w:pPr>
+      <w:hyperlink w:anchor="_Toc227664525" w:history="1">
+        <w:r>
+          <w:rPr>
+            <w:rStyle w:val="Hipervnculo"/>
+            <w:noProof/>
+          </w:rPr>
+          <w:t>2.2.</w:t>
+        </w:r>
+        <w:r>
+          <w:rPr>
+            <w:rFonts w:eastAsiaTheme="minorEastAsia" w:cstheme="minorBidi"/>
+            <w:noProof/>
+            <w:kern w:val="2"/>
+            <w:lang w:eastAsia="ja-JP"/>
+            <w14:ligatures w14:val="standardContextual"/>
+          </w:rPr>
+          <w:tab/>
+        </w:r>
+        <w:r>
+          <w:rPr>
+            <w:rStyle w:val="Hipervnculo"/>
+            <w:noProof/>
+          </w:rPr>
+          <w:t>Verificación de identidad digital mediante NFC</w:t>
+        </w:r>
+        <w:r>
+          <w:rPr>
+            <w:noProof/>
+            <w:webHidden/>
+          </w:rPr>
+          <w:tab/>
+        </w:r>
+        <w:r>
+          <w:rPr>
+            <w:noProof/>
+            <w:webHidden/>
+          </w:rPr>
+          <w:fldChar w:fldCharType="begin"/>
+        </w:r>
+        <w:r>
+          <w:rPr>
+            <w:noProof/>
+            <w:webHidden/>
+          </w:rPr>
+          <w:instrText xml:space="preserve"> PAGEREF _Toc227664525 \h </w:instrText>
+        </w:r>
+        <w:r>
+          <w:rPr>
+            <w:noProof/>
+            <w:webHidden/>
+          </w:rPr>
+        </w:r>
+        <w:r>
+          <w:rPr>
+            <w:noProof/>
+            <w:webHidden/>
+          </w:rPr>
+          <w:fldChar w:fldCharType="separate"/>
+        </w:r>
+        <w:r>
+          <w:rPr>
+            <w:noProof/>
+            <w:webHidden/>
+          </w:rPr>
+          <w:t>4</w:t>
+        </w:r>
+        <w:r>
+          <w:rPr>
+            <w:noProof/>
+            <w:webHidden/>
+          </w:rPr>
+          <w:fldChar w:fldCharType="end"/>
+        </w:r>
+      </w:hyperlink>
+    </w:p>
+    <w:p>
+      <w:pPr>
+        <w:pStyle w:val="TDC2"/>
+        <w:tabs>
+          <w:tab w:val="left" w:pos="960"/>
+          <w:tab w:val="right" w:leader="dot" w:pos="9061"/>
+        </w:tabs>
+        <w:rPr>
+          <w:rFonts w:eastAsiaTheme="minorEastAsia" w:cstheme="minorBidi"/>
+          <w:noProof/>
+          <w:kern w:val="2"/>
+          <w:lang w:eastAsia="ja-JP"/>
+          <w14:ligatures w14:val="standardContextual"/>
+        </w:rPr>
+      </w:pPr>
+      <w:hyperlink w:anchor="_Toc227664526" w:history="1">
+        <w:r>
+          <w:rPr>
+            <w:rStyle w:val="Hipervnculo"/>
+            <w:noProof/>
+          </w:rPr>
+          <w:t>2.3.</w:t>
+        </w:r>
+        <w:r>
+          <w:rPr>
+            <w:rFonts w:eastAsiaTheme="minorEastAsia" w:cstheme="minorBidi"/>
+            <w:noProof/>
+            <w:kern w:val="2"/>
+            <w:lang w:eastAsia="ja-JP"/>
+            <w14:ligatures w14:val="standardContextual"/>
+          </w:rPr>
+          <w:tab/>
+        </w:r>
+        <w:r>
+          <w:rPr>
+            <w:rStyle w:val="Hipervnculo"/>
+            <w:noProof/>
+          </w:rPr>
+          <w:t>El DNI electrónico 3.0 como mecanismo de autenticación segura</w:t>
+        </w:r>
+        <w:r>
+          <w:rPr>
+            <w:noProof/>
+            <w:webHidden/>
+          </w:rPr>
+          <w:tab/>
+        </w:r>
+        <w:r>
+          <w:rPr>
+            <w:noProof/>
+            <w:webHidden/>
+          </w:rPr>
+          <w:fldChar w:fldCharType="begin"/>
+        </w:r>
+        <w:r>
+          <w:rPr>
+            <w:noProof/>
+            <w:webHidden/>
+          </w:rPr>
+          <w:instrText xml:space="preserve"> PAGEREF _Toc227664526 \h </w:instrText>
+        </w:r>
+        <w:r>
+          <w:rPr>
+            <w:noProof/>
+            <w:webHidden/>
+          </w:rPr>
+        </w:r>
+        <w:r>
+          <w:rPr>
+            <w:noProof/>
+            <w:webHidden/>
+          </w:rPr>
+          <w:fldChar w:fldCharType="separate"/>
+        </w:r>
+        <w:r>
+          <w:rPr>
+            <w:noProof/>
+            <w:webHidden/>
+          </w:rPr>
+          <w:t>5</w:t>
+        </w:r>
+        <w:r>
+          <w:rPr>
+            <w:noProof/>
+            <w:webHidden/>
+          </w:rPr>
+          <w:fldChar w:fldCharType="end"/>
+        </w:r>
+      </w:hyperlink>
+    </w:p>
+    <w:p>
+      <w:pPr>
+        <w:pStyle w:val="TDC2"/>
+        <w:tabs>
+          <w:tab w:val="left" w:pos="960"/>
+          <w:tab w:val="right" w:leader="dot" w:pos="9061"/>
+        </w:tabs>
+        <w:rPr>
+          <w:rFonts w:eastAsiaTheme="minorEastAsia" w:cstheme="minorBidi"/>
+          <w:noProof/>
+          <w:kern w:val="2"/>
+          <w:lang w:eastAsia="ja-JP"/>
+          <w14:ligatures w14:val="standardContextual"/>
+        </w:rPr>
+      </w:pPr>
+      <w:hyperlink w:anchor="_Toc227664527" w:history="1">
+        <w:r>
+          <w:rPr>
+            <w:rStyle w:val="Hipervnculo"/>
+            <w:noProof/>
+          </w:rPr>
+          <w:t>2.4.</w:t>
+        </w:r>
+        <w:r>
+          <w:rPr>
+            <w:rFonts w:eastAsiaTheme="minorEastAsia" w:cstheme="minorBidi"/>
+            <w:noProof/>
+            <w:kern w:val="2"/>
+            <w:lang w:eastAsia="ja-JP"/>
+            <w14:ligatures w14:val="standardContextual"/>
+          </w:rPr>
+          <w:tab/>
+        </w:r>
+        <w:r>
+          <w:rPr>
+            <w:rStyle w:val="Hipervnculo"/>
+            <w:noProof/>
+          </w:rPr>
+          <w:t>Aplicación del DNIe y NFC al entorno educativo</w:t>
+        </w:r>
+        <w:r>
+          <w:rPr>
+            <w:noProof/>
+            <w:webHidden/>
+          </w:rPr>
+          <w:tab/>
+        </w:r>
+        <w:r>
+          <w:rPr>
+            <w:noProof/>
+            <w:webHidden/>
+          </w:rPr>
+          <w:fldChar w:fldCharType="begin"/>
+        </w:r>
+        <w:r>
+          <w:rPr>
+            <w:noProof/>
+            <w:webHidden/>
+          </w:rPr>
+          <w:instrText xml:space="preserve"> PAGEREF _Toc227664527 \h </w:instrText>
+        </w:r>
+        <w:r>
+          <w:rPr>
+            <w:noProof/>
+            <w:webHidden/>
+          </w:rPr>
+        </w:r>
+        <w:r>
+          <w:rPr>
+            <w:noProof/>
+            <w:webHidden/>
+          </w:rPr>
+          <w:fldChar w:fldCharType="separate"/>
+        </w:r>
+        <w:r>
+          <w:rPr>
+            <w:noProof/>
+            <w:webHidden/>
+          </w:rPr>
+          <w:t>5</w:t>
+        </w:r>
+        <w:r>
+          <w:rPr>
+            <w:noProof/>
+            <w:webHidden/>
+          </w:rPr>
+          <w:fldChar w:fldCharType="end"/>
+        </w:r>
+      </w:hyperlink>
+    </w:p>
+    <w:p>
+      <w:pPr>
+        <w:pStyle w:val="TDC2"/>
+        <w:tabs>
+          <w:tab w:val="left" w:pos="960"/>
+          <w:tab w:val="right" w:leader="dot" w:pos="9061"/>
+        </w:tabs>
+        <w:rPr>
+          <w:rFonts w:eastAsiaTheme="minorEastAsia" w:cstheme="minorBidi"/>
+          <w:noProof/>
+          <w:kern w:val="2"/>
+          <w:lang w:eastAsia="ja-JP"/>
+          <w14:ligatures w14:val="standardContextual"/>
+        </w:rPr>
+      </w:pPr>
+      <w:hyperlink w:anchor="_Toc227664528" w:history="1">
+        <w:r>
+          <w:rPr>
+            <w:rStyle w:val="Hipervnculo"/>
+            <w:noProof/>
+          </w:rPr>
+          <w:t>2.5.</w:t>
+        </w:r>
+        <w:r>
+          <w:rPr>
+            <w:rFonts w:eastAsiaTheme="minorEastAsia" w:cstheme="minorBidi"/>
+            <w:noProof/>
+            <w:kern w:val="2"/>
+            <w:lang w:eastAsia="ja-JP"/>
+            <w14:ligatures w14:val="standardContextual"/>
+          </w:rPr>
+          <w:tab/>
+        </w:r>
+        <w:r>
+          <w:rPr>
+            <w:rStyle w:val="Hipervnculo"/>
+            <w:noProof/>
+          </w:rPr>
+          <w:t>Conclusiones del estado del arte</w:t>
+        </w:r>
+        <w:r>
+          <w:rPr>
+            <w:noProof/>
+            <w:webHidden/>
+          </w:rPr>
+          <w:tab/>
+        </w:r>
+        <w:r>
+          <w:rPr>
+            <w:noProof/>
+            <w:webHidden/>
+          </w:rPr>
+          <w:fldChar w:fldCharType="begin"/>
+        </w:r>
+        <w:r>
+          <w:rPr>
+            <w:noProof/>
+            <w:webHidden/>
+          </w:rPr>
+          <w:instrText xml:space="preserve"> PAGEREF _Toc227664528 \h </w:instrText>
+        </w:r>
+        <w:r>
+          <w:rPr>
+            <w:noProof/>
+            <w:webHidden/>
+          </w:rPr>
+        </w:r>
+        <w:r>
+          <w:rPr>
+            <w:noProof/>
+            <w:webHidden/>
+          </w:rPr>
+          <w:fldChar w:fldCharType="separate"/>
+        </w:r>
+        <w:r>
+          <w:rPr>
+            <w:noProof/>
+            <w:webHidden/>
+          </w:rPr>
+          <w:t>6</w:t>
         </w:r>
         <w:r>
           <w:rPr>
@@ -1275,12 +1548,11 @@
           <w:rFonts w:eastAsiaTheme="minorEastAsia" w:cstheme="minorBidi"/>
           <w:noProof/>
           <w:kern w:val="2"/>
-          <w:sz w:val="22"/>
-          <w:szCs w:val="22"/>
+          <w:lang w:eastAsia="ja-JP"/>
           <w14:ligatures w14:val="standardContextual"/>
         </w:rPr>
       </w:pPr>
-      <w:hyperlink w:anchor="_Toc150356209" w:history="1">
+      <w:hyperlink w:anchor="_Toc227664529" w:history="1">
         <w:r>
           <w:rPr>
             <w:rStyle w:val="Hipervnculo"/>
@@ -1293,8 +1565,7 @@
             <w:rFonts w:eastAsiaTheme="minorEastAsia" w:cstheme="minorBidi"/>
             <w:noProof/>
             <w:kern w:val="2"/>
-            <w:sz w:val="22"/>
-            <w:szCs w:val="22"/>
+            <w:lang w:eastAsia="ja-JP"/>
             <w14:ligatures w14:val="standardContextual"/>
           </w:rPr>
           <w:tab/>
@@ -1325,7 +1596,7 @@
             <w:noProof/>
             <w:webHidden/>
           </w:rPr>
-          <w:instrText xml:space="preserve"> PAGEREF _Toc150356209 \h </w:instrText>
+          <w:instrText xml:space="preserve"> PAGEREF _Toc227664529 \h </w:instrText>
         </w:r>
         <w:r>
           <w:rPr>
@@ -1345,7 +1616,7 @@
             <w:noProof/>
             <w:webHidden/>
           </w:rPr>
-          <w:t>5</w:t>
+          <w:t>7</w:t>
         </w:r>
         <w:r>
           <w:rPr>
@@ -1360,19 +1631,18 @@
       <w:pPr>
         <w:pStyle w:val="TDC2"/>
         <w:tabs>
-          <w:tab w:val="left" w:pos="880"/>
+          <w:tab w:val="left" w:pos="960"/>
           <w:tab w:val="right" w:leader="dot" w:pos="9061"/>
         </w:tabs>
         <w:rPr>
           <w:rFonts w:eastAsiaTheme="minorEastAsia" w:cstheme="minorBidi"/>
           <w:noProof/>
           <w:kern w:val="2"/>
-          <w:sz w:val="22"/>
-          <w:szCs w:val="22"/>
+          <w:lang w:eastAsia="ja-JP"/>
           <w14:ligatures w14:val="standardContextual"/>
         </w:rPr>
       </w:pPr>
-      <w:hyperlink w:anchor="_Toc150356210" w:history="1">
+      <w:hyperlink w:anchor="_Toc227664530" w:history="1">
         <w:r>
           <w:rPr>
             <w:rStyle w:val="Hipervnculo"/>
@@ -1385,8 +1655,7 @@
             <w:rFonts w:eastAsiaTheme="minorEastAsia" w:cstheme="minorBidi"/>
             <w:noProof/>
             <w:kern w:val="2"/>
-            <w:sz w:val="22"/>
-            <w:szCs w:val="22"/>
+            <w:lang w:eastAsia="ja-JP"/>
             <w14:ligatures w14:val="standardContextual"/>
           </w:rPr>
           <w:tab/>
@@ -1417,7 +1686,7 @@
             <w:noProof/>
             <w:webHidden/>
           </w:rPr>
-          <w:instrText xml:space="preserve"> PAGEREF _Toc150356210 \h </w:instrText>
+          <w:instrText xml:space="preserve"> PAGEREF _Toc227664530 \h </w:instrText>
         </w:r>
         <w:r>
           <w:rPr>
@@ -1437,7 +1706,7 @@
             <w:noProof/>
             <w:webHidden/>
           </w:rPr>
-          <w:t>5</w:t>
+          <w:t>7</w:t>
         </w:r>
         <w:r>
           <w:rPr>
@@ -1452,19 +1721,18 @@
       <w:pPr>
         <w:pStyle w:val="TDC2"/>
         <w:tabs>
-          <w:tab w:val="left" w:pos="880"/>
+          <w:tab w:val="left" w:pos="960"/>
           <w:tab w:val="right" w:leader="dot" w:pos="9061"/>
         </w:tabs>
         <w:rPr>
           <w:rFonts w:eastAsiaTheme="minorEastAsia" w:cstheme="minorBidi"/>
           <w:noProof/>
           <w:kern w:val="2"/>
-          <w:sz w:val="22"/>
-          <w:szCs w:val="22"/>
+          <w:lang w:eastAsia="ja-JP"/>
           <w14:ligatures w14:val="standardContextual"/>
         </w:rPr>
       </w:pPr>
-      <w:hyperlink w:anchor="_Toc150356211" w:history="1">
+      <w:hyperlink w:anchor="_Toc227664531" w:history="1">
         <w:r>
           <w:rPr>
             <w:rStyle w:val="Hipervnculo"/>
@@ -1477,8 +1745,7 @@
             <w:rFonts w:eastAsiaTheme="minorEastAsia" w:cstheme="minorBidi"/>
             <w:noProof/>
             <w:kern w:val="2"/>
-            <w:sz w:val="22"/>
-            <w:szCs w:val="22"/>
+            <w:lang w:eastAsia="ja-JP"/>
             <w14:ligatures w14:val="standardContextual"/>
           </w:rPr>
           <w:tab/>
@@ -1509,7 +1776,7 @@
             <w:noProof/>
             <w:webHidden/>
           </w:rPr>
-          <w:instrText xml:space="preserve"> PAGEREF _Toc150356211 \h </w:instrText>
+          <w:instrText xml:space="preserve"> PAGEREF _Toc227664531 \h </w:instrText>
         </w:r>
         <w:r>
           <w:rPr>
@@ -1529,7 +1796,7 @@
             <w:noProof/>
             <w:webHidden/>
           </w:rPr>
-          <w:t>5</w:t>
+          <w:t>7</w:t>
         </w:r>
         <w:r>
           <w:rPr>
@@ -1544,19 +1811,18 @@
       <w:pPr>
         <w:pStyle w:val="TDC2"/>
         <w:tabs>
-          <w:tab w:val="left" w:pos="880"/>
+          <w:tab w:val="left" w:pos="960"/>
           <w:tab w:val="right" w:leader="dot" w:pos="9061"/>
         </w:tabs>
         <w:rPr>
           <w:rFonts w:eastAsiaTheme="minorEastAsia" w:cstheme="minorBidi"/>
           <w:noProof/>
           <w:kern w:val="2"/>
-          <w:sz w:val="22"/>
-          <w:szCs w:val="22"/>
+          <w:lang w:eastAsia="ja-JP"/>
           <w14:ligatures w14:val="standardContextual"/>
         </w:rPr>
       </w:pPr>
-      <w:hyperlink w:anchor="_Toc150356212" w:history="1">
+      <w:hyperlink w:anchor="_Toc227664532" w:history="1">
         <w:r>
           <w:rPr>
             <w:rStyle w:val="Hipervnculo"/>
@@ -1569,8 +1835,7 @@
             <w:rFonts w:eastAsiaTheme="minorEastAsia" w:cstheme="minorBidi"/>
             <w:noProof/>
             <w:kern w:val="2"/>
-            <w:sz w:val="22"/>
-            <w:szCs w:val="22"/>
+            <w:lang w:eastAsia="ja-JP"/>
             <w14:ligatures w14:val="standardContextual"/>
           </w:rPr>
           <w:tab/>
@@ -1601,7 +1866,7 @@
             <w:noProof/>
             <w:webHidden/>
           </w:rPr>
-          <w:instrText xml:space="preserve"> PAGEREF _Toc150356212 \h </w:instrText>
+          <w:instrText xml:space="preserve"> PAGEREF _Toc227664532 \h </w:instrText>
         </w:r>
         <w:r>
           <w:rPr>
@@ -1621,7 +1886,7 @@
             <w:noProof/>
             <w:webHidden/>
           </w:rPr>
-          <w:t>6</w:t>
+          <w:t>8</w:t>
         </w:r>
         <w:r>
           <w:rPr>
@@ -1643,12 +1908,11 @@
           <w:rFonts w:eastAsiaTheme="minorEastAsia" w:cstheme="minorBidi"/>
           <w:noProof/>
           <w:kern w:val="2"/>
-          <w:sz w:val="22"/>
-          <w:szCs w:val="22"/>
+          <w:lang w:eastAsia="ja-JP"/>
           <w14:ligatures w14:val="standardContextual"/>
         </w:rPr>
       </w:pPr>
-      <w:hyperlink w:anchor="_Toc150356213" w:history="1">
+      <w:hyperlink w:anchor="_Toc227664533" w:history="1">
         <w:r>
           <w:rPr>
             <w:rStyle w:val="Hipervnculo"/>
@@ -1661,8 +1925,7 @@
             <w:rFonts w:eastAsiaTheme="minorEastAsia" w:cstheme="minorBidi"/>
             <w:noProof/>
             <w:kern w:val="2"/>
-            <w:sz w:val="22"/>
-            <w:szCs w:val="22"/>
+            <w:lang w:eastAsia="ja-JP"/>
             <w14:ligatures w14:val="standardContextual"/>
           </w:rPr>
           <w:tab/>
@@ -1672,7 +1935,7 @@
             <w:rStyle w:val="Hipervnculo"/>
             <w:noProof/>
           </w:rPr>
-          <w:t>Desarrollo específico de la contribución</w:t>
+          <w:t>Desarrollo específico de la contribución (Desarrollo de software)</w:t>
         </w:r>
         <w:r>
           <w:rPr>
@@ -1693,7 +1956,7 @@
             <w:noProof/>
             <w:webHidden/>
           </w:rPr>
-          <w:instrText xml:space="preserve"> PAGEREF _Toc150356213 \h </w:instrText>
+          <w:instrText xml:space="preserve"> PAGEREF _Toc227664533 \h </w:instrText>
         </w:r>
         <w:r>
           <w:rPr>
@@ -1713,7 +1976,7 @@
             <w:noProof/>
             <w:webHidden/>
           </w:rPr>
-          <w:t>7</w:t>
+          <w:t>9</w:t>
         </w:r>
         <w:r>
           <w:rPr>
@@ -1728,19 +1991,18 @@
       <w:pPr>
         <w:pStyle w:val="TDC2"/>
         <w:tabs>
-          <w:tab w:val="left" w:pos="880"/>
+          <w:tab w:val="left" w:pos="960"/>
           <w:tab w:val="right" w:leader="dot" w:pos="9061"/>
         </w:tabs>
         <w:rPr>
           <w:rFonts w:eastAsiaTheme="minorEastAsia" w:cstheme="minorBidi"/>
           <w:noProof/>
           <w:kern w:val="2"/>
-          <w:sz w:val="22"/>
-          <w:szCs w:val="22"/>
+          <w:lang w:eastAsia="ja-JP"/>
           <w14:ligatures w14:val="standardContextual"/>
         </w:rPr>
       </w:pPr>
-      <w:hyperlink w:anchor="_Toc150356214" w:history="1">
+      <w:hyperlink w:anchor="_Toc227664534" w:history="1">
         <w:r>
           <w:rPr>
             <w:rStyle w:val="Hipervnculo"/>
@@ -1753,8 +2015,7 @@
             <w:rFonts w:eastAsiaTheme="minorEastAsia" w:cstheme="minorBidi"/>
             <w:noProof/>
             <w:kern w:val="2"/>
-            <w:sz w:val="22"/>
-            <w:szCs w:val="22"/>
+            <w:lang w:eastAsia="ja-JP"/>
             <w14:ligatures w14:val="standardContextual"/>
           </w:rPr>
           <w:tab/>
@@ -1764,7 +2025,7 @@
             <w:rStyle w:val="Hipervnculo"/>
             <w:noProof/>
           </w:rPr>
-          <w:t>Tipo 1. Piloto experimental</w:t>
+          <w:t>Identificación de requisitos</w:t>
         </w:r>
         <w:r>
           <w:rPr>
@@ -1785,7 +2046,7 @@
             <w:noProof/>
             <w:webHidden/>
           </w:rPr>
-          <w:instrText xml:space="preserve"> PAGEREF _Toc150356214 \h </w:instrText>
+          <w:instrText xml:space="preserve"> PAGEREF _Toc227664534 \h </w:instrText>
         </w:r>
         <w:r>
           <w:rPr>
@@ -1805,7 +2066,7 @@
             <w:noProof/>
             <w:webHidden/>
           </w:rPr>
-          <w:t>7</w:t>
+          <w:t>9</w:t>
         </w:r>
         <w:r>
           <w:rPr>
@@ -1818,35 +2079,33 @@
     </w:p>
     <w:p>
       <w:pPr>
-        <w:pStyle w:val="TDC3"/>
+        <w:pStyle w:val="TDC2"/>
         <w:tabs>
-          <w:tab w:val="left" w:pos="1320"/>
+          <w:tab w:val="left" w:pos="960"/>
           <w:tab w:val="right" w:leader="dot" w:pos="9061"/>
         </w:tabs>
         <w:rPr>
           <w:rFonts w:eastAsiaTheme="minorEastAsia" w:cstheme="minorBidi"/>
           <w:noProof/>
           <w:kern w:val="2"/>
-          <w:sz w:val="22"/>
-          <w:szCs w:val="22"/>
+          <w:lang w:eastAsia="ja-JP"/>
           <w14:ligatures w14:val="standardContextual"/>
         </w:rPr>
       </w:pPr>
-      <w:hyperlink w:anchor="_Toc150356215" w:history="1">
+      <w:hyperlink w:anchor="_Toc227664535" w:history="1">
         <w:r>
           <w:rPr>
             <w:rStyle w:val="Hipervnculo"/>
             <w:noProof/>
           </w:rPr>
-          <w:t>4.1.1.</w:t>
+          <w:t>4.2.</w:t>
         </w:r>
         <w:r>
           <w:rPr>
             <w:rFonts w:eastAsiaTheme="minorEastAsia" w:cstheme="minorBidi"/>
             <w:noProof/>
             <w:kern w:val="2"/>
-            <w:sz w:val="22"/>
-            <w:szCs w:val="22"/>
+            <w:lang w:eastAsia="ja-JP"/>
             <w14:ligatures w14:val="standardContextual"/>
           </w:rPr>
           <w:tab/>
@@ -1856,7 +2115,7 @@
             <w:rStyle w:val="Hipervnculo"/>
             <w:noProof/>
           </w:rPr>
-          <w:t>Descripción detallada del experimento</w:t>
+          <w:t>Descripción de la herramienta software desarrollada</w:t>
         </w:r>
         <w:r>
           <w:rPr>
@@ -1877,7 +2136,7 @@
             <w:noProof/>
             <w:webHidden/>
           </w:rPr>
-          <w:instrText xml:space="preserve"> PAGEREF _Toc150356215 \h </w:instrText>
+          <w:instrText xml:space="preserve"> PAGEREF _Toc227664535 \h </w:instrText>
         </w:r>
         <w:r>
           <w:rPr>
@@ -1897,7 +2156,7 @@
             <w:noProof/>
             <w:webHidden/>
           </w:rPr>
-          <w:t>7</w:t>
+          <w:t>9</w:t>
         </w:r>
         <w:r>
           <w:rPr>
@@ -1910,35 +2169,33 @@
     </w:p>
     <w:p>
       <w:pPr>
-        <w:pStyle w:val="TDC3"/>
+        <w:pStyle w:val="TDC2"/>
         <w:tabs>
-          <w:tab w:val="left" w:pos="1320"/>
+          <w:tab w:val="left" w:pos="960"/>
           <w:tab w:val="right" w:leader="dot" w:pos="9061"/>
         </w:tabs>
         <w:rPr>
           <w:rFonts w:eastAsiaTheme="minorEastAsia" w:cstheme="minorBidi"/>
           <w:noProof/>
           <w:kern w:val="2"/>
-          <w:sz w:val="22"/>
-          <w:szCs w:val="22"/>
+          <w:lang w:eastAsia="ja-JP"/>
           <w14:ligatures w14:val="standardContextual"/>
         </w:rPr>
       </w:pPr>
-      <w:hyperlink w:anchor="_Toc150356216" w:history="1">
+      <w:hyperlink w:anchor="_Toc227664536" w:history="1">
         <w:r>
           <w:rPr>
             <w:rStyle w:val="Hipervnculo"/>
             <w:noProof/>
           </w:rPr>
-          <w:t>4.1.2.</w:t>
+          <w:t>4.3.</w:t>
         </w:r>
         <w:r>
           <w:rPr>
             <w:rFonts w:eastAsiaTheme="minorEastAsia" w:cstheme="minorBidi"/>
             <w:noProof/>
             <w:kern w:val="2"/>
-            <w:sz w:val="22"/>
-            <w:szCs w:val="22"/>
+            <w:lang w:eastAsia="ja-JP"/>
             <w14:ligatures w14:val="standardContextual"/>
           </w:rPr>
           <w:tab/>
@@ -1948,7 +2205,7 @@
             <w:rStyle w:val="Hipervnculo"/>
             <w:noProof/>
           </w:rPr>
-          <w:t>Descripción de los resultados</w:t>
+          <w:t>Evaluación</w:t>
         </w:r>
         <w:r>
           <w:rPr>
@@ -1969,7 +2226,7 @@
             <w:noProof/>
             <w:webHidden/>
           </w:rPr>
-          <w:instrText xml:space="preserve"> PAGEREF _Toc150356216 \h </w:instrText>
+          <w:instrText xml:space="preserve"> PAGEREF _Toc227664536 \h </w:instrText>
         </w:r>
         <w:r>
           <w:rPr>
@@ -1989,835 +2246,7 @@
             <w:noProof/>
             <w:webHidden/>
           </w:rPr>
-          <w:t>8</w:t>
-        </w:r>
-        <w:r>
-          <w:rPr>
-            <w:noProof/>
-            <w:webHidden/>
-          </w:rPr>
-          <w:fldChar w:fldCharType="end"/>
-        </w:r>
-      </w:hyperlink>
-    </w:p>
-    <w:p>
-      <w:pPr>
-        <w:pStyle w:val="TDC3"/>
-        <w:tabs>
-          <w:tab w:val="left" w:pos="1320"/>
-          <w:tab w:val="right" w:leader="dot" w:pos="9061"/>
-        </w:tabs>
-        <w:rPr>
-          <w:rFonts w:eastAsiaTheme="minorEastAsia" w:cstheme="minorBidi"/>
-          <w:noProof/>
-          <w:kern w:val="2"/>
-          <w:sz w:val="22"/>
-          <w:szCs w:val="22"/>
-          <w14:ligatures w14:val="standardContextual"/>
-        </w:rPr>
-      </w:pPr>
-      <w:hyperlink w:anchor="_Toc150356217" w:history="1">
-        <w:r>
-          <w:rPr>
-            <w:rStyle w:val="Hipervnculo"/>
-            <w:noProof/>
-          </w:rPr>
-          <w:t>4.1.3.</w:t>
-        </w:r>
-        <w:r>
-          <w:rPr>
-            <w:rFonts w:eastAsiaTheme="minorEastAsia" w:cstheme="minorBidi"/>
-            <w:noProof/>
-            <w:kern w:val="2"/>
-            <w:sz w:val="22"/>
-            <w:szCs w:val="22"/>
-            <w14:ligatures w14:val="standardContextual"/>
-          </w:rPr>
-          <w:tab/>
-        </w:r>
-        <w:r>
-          <w:rPr>
-            <w:rStyle w:val="Hipervnculo"/>
-            <w:noProof/>
-          </w:rPr>
-          <w:t>Discusión</w:t>
-        </w:r>
-        <w:r>
-          <w:rPr>
-            <w:noProof/>
-            <w:webHidden/>
-          </w:rPr>
-          <w:tab/>
-        </w:r>
-        <w:r>
-          <w:rPr>
-            <w:noProof/>
-            <w:webHidden/>
-          </w:rPr>
-          <w:fldChar w:fldCharType="begin"/>
-        </w:r>
-        <w:r>
-          <w:rPr>
-            <w:noProof/>
-            <w:webHidden/>
-          </w:rPr>
-          <w:instrText xml:space="preserve"> PAGEREF _Toc150356217 \h </w:instrText>
-        </w:r>
-        <w:r>
-          <w:rPr>
-            <w:noProof/>
-            <w:webHidden/>
-          </w:rPr>
-        </w:r>
-        <w:r>
-          <w:rPr>
-            <w:noProof/>
-            <w:webHidden/>
-          </w:rPr>
-          <w:fldChar w:fldCharType="separate"/>
-        </w:r>
-        <w:r>
-          <w:rPr>
-            <w:noProof/>
-            <w:webHidden/>
-          </w:rPr>
-          <w:t>8</w:t>
-        </w:r>
-        <w:r>
-          <w:rPr>
-            <w:noProof/>
-            <w:webHidden/>
-          </w:rPr>
-          <w:fldChar w:fldCharType="end"/>
-        </w:r>
-      </w:hyperlink>
-    </w:p>
-    <w:p>
-      <w:pPr>
-        <w:pStyle w:val="TDC2"/>
-        <w:tabs>
-          <w:tab w:val="left" w:pos="880"/>
-          <w:tab w:val="right" w:leader="dot" w:pos="9061"/>
-        </w:tabs>
-        <w:rPr>
-          <w:rFonts w:eastAsiaTheme="minorEastAsia" w:cstheme="minorBidi"/>
-          <w:noProof/>
-          <w:kern w:val="2"/>
-          <w:sz w:val="22"/>
-          <w:szCs w:val="22"/>
-          <w14:ligatures w14:val="standardContextual"/>
-        </w:rPr>
-      </w:pPr>
-      <w:hyperlink w:anchor="_Toc150356218" w:history="1">
-        <w:r>
-          <w:rPr>
-            <w:rStyle w:val="Hipervnculo"/>
-            <w:noProof/>
-          </w:rPr>
-          <w:t>4.2.</w:t>
-        </w:r>
-        <w:r>
-          <w:rPr>
-            <w:rFonts w:eastAsiaTheme="minorEastAsia" w:cstheme="minorBidi"/>
-            <w:noProof/>
-            <w:kern w:val="2"/>
-            <w:sz w:val="22"/>
-            <w:szCs w:val="22"/>
-            <w14:ligatures w14:val="standardContextual"/>
-          </w:rPr>
-          <w:tab/>
-        </w:r>
-        <w:r>
-          <w:rPr>
-            <w:rStyle w:val="Hipervnculo"/>
-            <w:noProof/>
-          </w:rPr>
-          <w:t>Tipo 2. Desarrollo de software</w:t>
-        </w:r>
-        <w:r>
-          <w:rPr>
-            <w:noProof/>
-            <w:webHidden/>
-          </w:rPr>
-          <w:tab/>
-        </w:r>
-        <w:r>
-          <w:rPr>
-            <w:noProof/>
-            <w:webHidden/>
-          </w:rPr>
-          <w:fldChar w:fldCharType="begin"/>
-        </w:r>
-        <w:r>
-          <w:rPr>
-            <w:noProof/>
-            <w:webHidden/>
-          </w:rPr>
-          <w:instrText xml:space="preserve"> PAGEREF _Toc150356218 \h </w:instrText>
-        </w:r>
-        <w:r>
-          <w:rPr>
-            <w:noProof/>
-            <w:webHidden/>
-          </w:rPr>
-        </w:r>
-        <w:r>
-          <w:rPr>
-            <w:noProof/>
-            <w:webHidden/>
-          </w:rPr>
-          <w:fldChar w:fldCharType="separate"/>
-        </w:r>
-        <w:r>
-          <w:rPr>
-            <w:noProof/>
-            <w:webHidden/>
-          </w:rPr>
-          <w:t>8</w:t>
-        </w:r>
-        <w:r>
-          <w:rPr>
-            <w:noProof/>
-            <w:webHidden/>
-          </w:rPr>
-          <w:fldChar w:fldCharType="end"/>
-        </w:r>
-      </w:hyperlink>
-    </w:p>
-    <w:p>
-      <w:pPr>
-        <w:pStyle w:val="TDC3"/>
-        <w:tabs>
-          <w:tab w:val="left" w:pos="1320"/>
-          <w:tab w:val="right" w:leader="dot" w:pos="9061"/>
-        </w:tabs>
-        <w:rPr>
-          <w:rFonts w:eastAsiaTheme="minorEastAsia" w:cstheme="minorBidi"/>
-          <w:noProof/>
-          <w:kern w:val="2"/>
-          <w:sz w:val="22"/>
-          <w:szCs w:val="22"/>
-          <w14:ligatures w14:val="standardContextual"/>
-        </w:rPr>
-      </w:pPr>
-      <w:hyperlink w:anchor="_Toc150356219" w:history="1">
-        <w:r>
-          <w:rPr>
-            <w:rStyle w:val="Hipervnculo"/>
-            <w:noProof/>
-          </w:rPr>
-          <w:t>4.2.1.</w:t>
-        </w:r>
-        <w:r>
-          <w:rPr>
-            <w:rFonts w:eastAsiaTheme="minorEastAsia" w:cstheme="minorBidi"/>
-            <w:noProof/>
-            <w:kern w:val="2"/>
-            <w:sz w:val="22"/>
-            <w:szCs w:val="22"/>
-            <w14:ligatures w14:val="standardContextual"/>
-          </w:rPr>
-          <w:tab/>
-        </w:r>
-        <w:r>
-          <w:rPr>
-            <w:rStyle w:val="Hipervnculo"/>
-            <w:noProof/>
-          </w:rPr>
-          <w:t>Identificación de requisitos</w:t>
-        </w:r>
-        <w:r>
-          <w:rPr>
-            <w:noProof/>
-            <w:webHidden/>
-          </w:rPr>
-          <w:tab/>
-        </w:r>
-        <w:r>
-          <w:rPr>
-            <w:noProof/>
-            <w:webHidden/>
-          </w:rPr>
-          <w:fldChar w:fldCharType="begin"/>
-        </w:r>
-        <w:r>
-          <w:rPr>
-            <w:noProof/>
-            <w:webHidden/>
-          </w:rPr>
-          <w:instrText xml:space="preserve"> PAGEREF _Toc150356219 \h </w:instrText>
-        </w:r>
-        <w:r>
-          <w:rPr>
-            <w:noProof/>
-            <w:webHidden/>
-          </w:rPr>
-        </w:r>
-        <w:r>
-          <w:rPr>
-            <w:noProof/>
-            <w:webHidden/>
-          </w:rPr>
-          <w:fldChar w:fldCharType="separate"/>
-        </w:r>
-        <w:r>
-          <w:rPr>
-            <w:noProof/>
-            <w:webHidden/>
-          </w:rPr>
-          <w:t>8</w:t>
-        </w:r>
-        <w:r>
-          <w:rPr>
-            <w:noProof/>
-            <w:webHidden/>
-          </w:rPr>
-          <w:fldChar w:fldCharType="end"/>
-        </w:r>
-      </w:hyperlink>
-    </w:p>
-    <w:p>
-      <w:pPr>
-        <w:pStyle w:val="TDC3"/>
-        <w:tabs>
-          <w:tab w:val="left" w:pos="1320"/>
-          <w:tab w:val="right" w:leader="dot" w:pos="9061"/>
-        </w:tabs>
-        <w:rPr>
-          <w:rFonts w:eastAsiaTheme="minorEastAsia" w:cstheme="minorBidi"/>
-          <w:noProof/>
-          <w:kern w:val="2"/>
-          <w:sz w:val="22"/>
-          <w:szCs w:val="22"/>
-          <w14:ligatures w14:val="standardContextual"/>
-        </w:rPr>
-      </w:pPr>
-      <w:hyperlink w:anchor="_Toc150356220" w:history="1">
-        <w:r>
-          <w:rPr>
-            <w:rStyle w:val="Hipervnculo"/>
-            <w:noProof/>
-          </w:rPr>
-          <w:t>4.2.2.</w:t>
-        </w:r>
-        <w:r>
-          <w:rPr>
-            <w:rFonts w:eastAsiaTheme="minorEastAsia" w:cstheme="minorBidi"/>
-            <w:noProof/>
-            <w:kern w:val="2"/>
-            <w:sz w:val="22"/>
-            <w:szCs w:val="22"/>
-            <w14:ligatures w14:val="standardContextual"/>
-          </w:rPr>
-          <w:tab/>
-        </w:r>
-        <w:r>
-          <w:rPr>
-            <w:rStyle w:val="Hipervnculo"/>
-            <w:noProof/>
-          </w:rPr>
-          <w:t>Descripción de la herramienta software desarrollada</w:t>
-        </w:r>
-        <w:r>
-          <w:rPr>
-            <w:noProof/>
-            <w:webHidden/>
-          </w:rPr>
-          <w:tab/>
-        </w:r>
-        <w:r>
-          <w:rPr>
-            <w:noProof/>
-            <w:webHidden/>
-          </w:rPr>
-          <w:fldChar w:fldCharType="begin"/>
-        </w:r>
-        <w:r>
-          <w:rPr>
-            <w:noProof/>
-            <w:webHidden/>
-          </w:rPr>
-          <w:instrText xml:space="preserve"> PAGEREF _Toc150356220 \h </w:instrText>
-        </w:r>
-        <w:r>
-          <w:rPr>
-            <w:noProof/>
-            <w:webHidden/>
-          </w:rPr>
-        </w:r>
-        <w:r>
-          <w:rPr>
-            <w:noProof/>
-            <w:webHidden/>
-          </w:rPr>
-          <w:fldChar w:fldCharType="separate"/>
-        </w:r>
-        <w:r>
-          <w:rPr>
-            <w:noProof/>
-            <w:webHidden/>
-          </w:rPr>
-          <w:t>8</w:t>
-        </w:r>
-        <w:r>
-          <w:rPr>
-            <w:noProof/>
-            <w:webHidden/>
-          </w:rPr>
-          <w:fldChar w:fldCharType="end"/>
-        </w:r>
-      </w:hyperlink>
-    </w:p>
-    <w:p>
-      <w:pPr>
-        <w:pStyle w:val="TDC3"/>
-        <w:tabs>
-          <w:tab w:val="left" w:pos="1320"/>
-          <w:tab w:val="right" w:leader="dot" w:pos="9061"/>
-        </w:tabs>
-        <w:rPr>
-          <w:rFonts w:eastAsiaTheme="minorEastAsia" w:cstheme="minorBidi"/>
-          <w:noProof/>
-          <w:kern w:val="2"/>
-          <w:sz w:val="22"/>
-          <w:szCs w:val="22"/>
-          <w14:ligatures w14:val="standardContextual"/>
-        </w:rPr>
-      </w:pPr>
-      <w:hyperlink w:anchor="_Toc150356221" w:history="1">
-        <w:r>
-          <w:rPr>
-            <w:rStyle w:val="Hipervnculo"/>
-            <w:noProof/>
-          </w:rPr>
-          <w:t>4.2.3.</w:t>
-        </w:r>
-        <w:r>
-          <w:rPr>
-            <w:rFonts w:eastAsiaTheme="minorEastAsia" w:cstheme="minorBidi"/>
-            <w:noProof/>
-            <w:kern w:val="2"/>
-            <w:sz w:val="22"/>
-            <w:szCs w:val="22"/>
-            <w14:ligatures w14:val="standardContextual"/>
-          </w:rPr>
-          <w:tab/>
-        </w:r>
-        <w:r>
-          <w:rPr>
-            <w:rStyle w:val="Hipervnculo"/>
-            <w:noProof/>
-          </w:rPr>
-          <w:t>Evaluación</w:t>
-        </w:r>
-        <w:r>
-          <w:rPr>
-            <w:noProof/>
-            <w:webHidden/>
-          </w:rPr>
-          <w:tab/>
-        </w:r>
-        <w:r>
-          <w:rPr>
-            <w:noProof/>
-            <w:webHidden/>
-          </w:rPr>
-          <w:fldChar w:fldCharType="begin"/>
-        </w:r>
-        <w:r>
-          <w:rPr>
-            <w:noProof/>
-            <w:webHidden/>
-          </w:rPr>
-          <w:instrText xml:space="preserve"> PAGEREF _Toc150356221 \h </w:instrText>
-        </w:r>
-        <w:r>
-          <w:rPr>
-            <w:noProof/>
-            <w:webHidden/>
-          </w:rPr>
-        </w:r>
-        <w:r>
-          <w:rPr>
-            <w:noProof/>
-            <w:webHidden/>
-          </w:rPr>
-          <w:fldChar w:fldCharType="separate"/>
-        </w:r>
-        <w:r>
-          <w:rPr>
-            <w:noProof/>
-            <w:webHidden/>
-          </w:rPr>
           <w:t>9</w:t>
-        </w:r>
-        <w:r>
-          <w:rPr>
-            <w:noProof/>
-            <w:webHidden/>
-          </w:rPr>
-          <w:fldChar w:fldCharType="end"/>
-        </w:r>
-      </w:hyperlink>
-    </w:p>
-    <w:p>
-      <w:pPr>
-        <w:pStyle w:val="TDC2"/>
-        <w:tabs>
-          <w:tab w:val="left" w:pos="880"/>
-          <w:tab w:val="right" w:leader="dot" w:pos="9061"/>
-        </w:tabs>
-        <w:rPr>
-          <w:rFonts w:eastAsiaTheme="minorEastAsia" w:cstheme="minorBidi"/>
-          <w:noProof/>
-          <w:kern w:val="2"/>
-          <w:sz w:val="22"/>
-          <w:szCs w:val="22"/>
-          <w14:ligatures w14:val="standardContextual"/>
-        </w:rPr>
-      </w:pPr>
-      <w:hyperlink w:anchor="_Toc150356222" w:history="1">
-        <w:r>
-          <w:rPr>
-            <w:rStyle w:val="Hipervnculo"/>
-            <w:noProof/>
-          </w:rPr>
-          <w:t>4.3.</w:t>
-        </w:r>
-        <w:r>
-          <w:rPr>
-            <w:rFonts w:eastAsiaTheme="minorEastAsia" w:cstheme="minorBidi"/>
-            <w:noProof/>
-            <w:kern w:val="2"/>
-            <w:sz w:val="22"/>
-            <w:szCs w:val="22"/>
-            <w14:ligatures w14:val="standardContextual"/>
-          </w:rPr>
-          <w:tab/>
-        </w:r>
-        <w:r>
-          <w:rPr>
-            <w:rStyle w:val="Hipervnculo"/>
-            <w:noProof/>
-          </w:rPr>
-          <w:t>Tipo 3. Desarrollo de metodología</w:t>
-        </w:r>
-        <w:r>
-          <w:rPr>
-            <w:noProof/>
-            <w:webHidden/>
-          </w:rPr>
-          <w:tab/>
-        </w:r>
-        <w:r>
-          <w:rPr>
-            <w:noProof/>
-            <w:webHidden/>
-          </w:rPr>
-          <w:fldChar w:fldCharType="begin"/>
-        </w:r>
-        <w:r>
-          <w:rPr>
-            <w:noProof/>
-            <w:webHidden/>
-          </w:rPr>
-          <w:instrText xml:space="preserve"> PAGEREF _Toc150356222 \h </w:instrText>
-        </w:r>
-        <w:r>
-          <w:rPr>
-            <w:noProof/>
-            <w:webHidden/>
-          </w:rPr>
-        </w:r>
-        <w:r>
-          <w:rPr>
-            <w:noProof/>
-            <w:webHidden/>
-          </w:rPr>
-          <w:fldChar w:fldCharType="separate"/>
-        </w:r>
-        <w:r>
-          <w:rPr>
-            <w:noProof/>
-            <w:webHidden/>
-          </w:rPr>
-          <w:t>9</w:t>
-        </w:r>
-        <w:r>
-          <w:rPr>
-            <w:noProof/>
-            <w:webHidden/>
-          </w:rPr>
-          <w:fldChar w:fldCharType="end"/>
-        </w:r>
-      </w:hyperlink>
-    </w:p>
-    <w:p>
-      <w:pPr>
-        <w:pStyle w:val="TDC3"/>
-        <w:tabs>
-          <w:tab w:val="left" w:pos="1320"/>
-          <w:tab w:val="right" w:leader="dot" w:pos="9061"/>
-        </w:tabs>
-        <w:rPr>
-          <w:rFonts w:eastAsiaTheme="minorEastAsia" w:cstheme="minorBidi"/>
-          <w:noProof/>
-          <w:kern w:val="2"/>
-          <w:sz w:val="22"/>
-          <w:szCs w:val="22"/>
-          <w14:ligatures w14:val="standardContextual"/>
-        </w:rPr>
-      </w:pPr>
-      <w:hyperlink w:anchor="_Toc150356223" w:history="1">
-        <w:r>
-          <w:rPr>
-            <w:rStyle w:val="Hipervnculo"/>
-            <w:noProof/>
-          </w:rPr>
-          <w:t>4.3.1.</w:t>
-        </w:r>
-        <w:r>
-          <w:rPr>
-            <w:rFonts w:eastAsiaTheme="minorEastAsia" w:cstheme="minorBidi"/>
-            <w:noProof/>
-            <w:kern w:val="2"/>
-            <w:sz w:val="22"/>
-            <w:szCs w:val="22"/>
-            <w14:ligatures w14:val="standardContextual"/>
-          </w:rPr>
-          <w:tab/>
-        </w:r>
-        <w:r>
-          <w:rPr>
-            <w:rStyle w:val="Hipervnculo"/>
-            <w:noProof/>
-          </w:rPr>
-          <w:t>Identificación de requisitos</w:t>
-        </w:r>
-        <w:r>
-          <w:rPr>
-            <w:noProof/>
-            <w:webHidden/>
-          </w:rPr>
-          <w:tab/>
-        </w:r>
-        <w:r>
-          <w:rPr>
-            <w:noProof/>
-            <w:webHidden/>
-          </w:rPr>
-          <w:fldChar w:fldCharType="begin"/>
-        </w:r>
-        <w:r>
-          <w:rPr>
-            <w:noProof/>
-            <w:webHidden/>
-          </w:rPr>
-          <w:instrText xml:space="preserve"> PAGEREF _Toc150356223 \h </w:instrText>
-        </w:r>
-        <w:r>
-          <w:rPr>
-            <w:noProof/>
-            <w:webHidden/>
-          </w:rPr>
-        </w:r>
-        <w:r>
-          <w:rPr>
-            <w:noProof/>
-            <w:webHidden/>
-          </w:rPr>
-          <w:fldChar w:fldCharType="separate"/>
-        </w:r>
-        <w:r>
-          <w:rPr>
-            <w:noProof/>
-            <w:webHidden/>
-          </w:rPr>
-          <w:t>9</w:t>
-        </w:r>
-        <w:r>
-          <w:rPr>
-            <w:noProof/>
-            <w:webHidden/>
-          </w:rPr>
-          <w:fldChar w:fldCharType="end"/>
-        </w:r>
-      </w:hyperlink>
-    </w:p>
-    <w:p>
-      <w:pPr>
-        <w:pStyle w:val="TDC3"/>
-        <w:tabs>
-          <w:tab w:val="left" w:pos="1320"/>
-          <w:tab w:val="right" w:leader="dot" w:pos="9061"/>
-        </w:tabs>
-        <w:rPr>
-          <w:rFonts w:eastAsiaTheme="minorEastAsia" w:cstheme="minorBidi"/>
-          <w:noProof/>
-          <w:kern w:val="2"/>
-          <w:sz w:val="22"/>
-          <w:szCs w:val="22"/>
-          <w14:ligatures w14:val="standardContextual"/>
-        </w:rPr>
-      </w:pPr>
-      <w:hyperlink w:anchor="_Toc150356224" w:history="1">
-        <w:r>
-          <w:rPr>
-            <w:rStyle w:val="Hipervnculo"/>
-            <w:noProof/>
-          </w:rPr>
-          <w:t>4.3.2.</w:t>
-        </w:r>
-        <w:r>
-          <w:rPr>
-            <w:rFonts w:eastAsiaTheme="minorEastAsia" w:cstheme="minorBidi"/>
-            <w:noProof/>
-            <w:kern w:val="2"/>
-            <w:sz w:val="22"/>
-            <w:szCs w:val="22"/>
-            <w14:ligatures w14:val="standardContextual"/>
-          </w:rPr>
-          <w:tab/>
-        </w:r>
-        <w:r>
-          <w:rPr>
-            <w:rStyle w:val="Hipervnculo"/>
-            <w:noProof/>
-          </w:rPr>
-          <w:t>Descripción de la metodología</w:t>
-        </w:r>
-        <w:r>
-          <w:rPr>
-            <w:noProof/>
-            <w:webHidden/>
-          </w:rPr>
-          <w:tab/>
-        </w:r>
-        <w:r>
-          <w:rPr>
-            <w:noProof/>
-            <w:webHidden/>
-          </w:rPr>
-          <w:fldChar w:fldCharType="begin"/>
-        </w:r>
-        <w:r>
-          <w:rPr>
-            <w:noProof/>
-            <w:webHidden/>
-          </w:rPr>
-          <w:instrText xml:space="preserve"> PAGEREF _Toc150356224 \h </w:instrText>
-        </w:r>
-        <w:r>
-          <w:rPr>
-            <w:noProof/>
-            <w:webHidden/>
-          </w:rPr>
-        </w:r>
-        <w:r>
-          <w:rPr>
-            <w:noProof/>
-            <w:webHidden/>
-          </w:rPr>
-          <w:fldChar w:fldCharType="separate"/>
-        </w:r>
-        <w:r>
-          <w:rPr>
-            <w:noProof/>
-            <w:webHidden/>
-          </w:rPr>
-          <w:t>9</w:t>
-        </w:r>
-        <w:r>
-          <w:rPr>
-            <w:noProof/>
-            <w:webHidden/>
-          </w:rPr>
-          <w:fldChar w:fldCharType="end"/>
-        </w:r>
-      </w:hyperlink>
-    </w:p>
-    <w:p>
-      <w:pPr>
-        <w:pStyle w:val="TDC3"/>
-        <w:tabs>
-          <w:tab w:val="left" w:pos="1320"/>
-          <w:tab w:val="right" w:leader="dot" w:pos="9061"/>
-        </w:tabs>
-        <w:rPr>
-          <w:rFonts w:eastAsiaTheme="minorEastAsia" w:cstheme="minorBidi"/>
-          <w:noProof/>
-          <w:kern w:val="2"/>
-          <w:sz w:val="22"/>
-          <w:szCs w:val="22"/>
-          <w14:ligatures w14:val="standardContextual"/>
-        </w:rPr>
-      </w:pPr>
-      <w:hyperlink w:anchor="_Toc150356225" w:history="1">
-        <w:r>
-          <w:rPr>
-            <w:rStyle w:val="Hipervnculo"/>
-            <w:noProof/>
-          </w:rPr>
-          <w:t>4.3.3.</w:t>
-        </w:r>
-        <w:r>
-          <w:rPr>
-            <w:rFonts w:eastAsiaTheme="minorEastAsia" w:cstheme="minorBidi"/>
-            <w:noProof/>
-            <w:kern w:val="2"/>
-            <w:sz w:val="22"/>
-            <w:szCs w:val="22"/>
-            <w14:ligatures w14:val="standardContextual"/>
-          </w:rPr>
-          <w:tab/>
-        </w:r>
-        <w:r>
-          <w:rPr>
-            <w:rStyle w:val="Hipervnculo"/>
-            <w:noProof/>
-          </w:rPr>
-          <w:t>Evaluación</w:t>
-        </w:r>
-        <w:r>
-          <w:rPr>
-            <w:noProof/>
-            <w:webHidden/>
-          </w:rPr>
-          <w:tab/>
-        </w:r>
-        <w:r>
-          <w:rPr>
-            <w:noProof/>
-            <w:webHidden/>
-          </w:rPr>
-          <w:fldChar w:fldCharType="begin"/>
-        </w:r>
-        <w:r>
-          <w:rPr>
-            <w:noProof/>
-            <w:webHidden/>
-          </w:rPr>
-          <w:instrText xml:space="preserve"> PAGEREF _Toc150356225 \h </w:instrText>
-        </w:r>
-        <w:r>
-          <w:rPr>
-            <w:noProof/>
-            <w:webHidden/>
-          </w:rPr>
-        </w:r>
-        <w:r>
-          <w:rPr>
-            <w:noProof/>
-            <w:webHidden/>
-          </w:rPr>
-          <w:fldChar w:fldCharType="separate"/>
-        </w:r>
-        <w:r>
-          <w:rPr>
-            <w:noProof/>
-            <w:webHidden/>
-          </w:rPr>
-          <w:t>10</w:t>
         </w:r>
         <w:r>
           <w:rPr>
@@ -2839,12 +2268,11 @@
           <w:rFonts w:eastAsiaTheme="minorEastAsia" w:cstheme="minorBidi"/>
           <w:noProof/>
           <w:kern w:val="2"/>
-          <w:sz w:val="22"/>
-          <w:szCs w:val="22"/>
+          <w:lang w:eastAsia="ja-JP"/>
           <w14:ligatures w14:val="standardContextual"/>
         </w:rPr>
       </w:pPr>
-      <w:hyperlink w:anchor="_Toc150356226" w:history="1">
+      <w:hyperlink w:anchor="_Toc227664537" w:history="1">
         <w:r>
           <w:rPr>
             <w:rStyle w:val="Hipervnculo"/>
@@ -2857,8 +2285,7 @@
             <w:rFonts w:eastAsiaTheme="minorEastAsia" w:cstheme="minorBidi"/>
             <w:noProof/>
             <w:kern w:val="2"/>
-            <w:sz w:val="22"/>
-            <w:szCs w:val="22"/>
+            <w:lang w:eastAsia="ja-JP"/>
             <w14:ligatures w14:val="standardContextual"/>
           </w:rPr>
           <w:tab/>
@@ -2889,7 +2316,7 @@
             <w:noProof/>
             <w:webHidden/>
           </w:rPr>
-          <w:instrText xml:space="preserve"> PAGEREF _Toc150356226 \h </w:instrText>
+          <w:instrText xml:space="preserve"> PAGEREF _Toc227664537 \h </w:instrText>
         </w:r>
         <w:r>
           <w:rPr>
@@ -2909,7 +2336,7 @@
             <w:noProof/>
             <w:webHidden/>
           </w:rPr>
-          <w:t>11</w:t>
+          <w:t>10</w:t>
         </w:r>
         <w:r>
           <w:rPr>
@@ -2930,12 +2357,11 @@
           <w:rFonts w:eastAsiaTheme="minorEastAsia" w:cstheme="minorBidi"/>
           <w:noProof/>
           <w:kern w:val="2"/>
-          <w:sz w:val="22"/>
-          <w:szCs w:val="22"/>
+          <w:lang w:eastAsia="ja-JP"/>
           <w14:ligatures w14:val="standardContextual"/>
         </w:rPr>
       </w:pPr>
-      <w:hyperlink w:anchor="_Toc150356227" w:history="1">
+      <w:hyperlink w:anchor="_Toc227664538" w:history="1">
         <w:r>
           <w:rPr>
             <w:rStyle w:val="Hipervnculo"/>
@@ -2962,7 +2388,7 @@
             <w:noProof/>
             <w:webHidden/>
           </w:rPr>
-          <w:instrText xml:space="preserve"> PAGEREF _Toc150356227 \h </w:instrText>
+          <w:instrText xml:space="preserve"> PAGEREF _Toc227664538 \h </w:instrText>
         </w:r>
         <w:r>
           <w:rPr>
@@ -2982,7 +2408,7 @@
             <w:noProof/>
             <w:webHidden/>
           </w:rPr>
-          <w:t>12</w:t>
+          <w:t>11</w:t>
         </w:r>
         <w:r>
           <w:rPr>
@@ -3003,16 +2429,16 @@
           <w:rFonts w:eastAsiaTheme="minorEastAsia" w:cstheme="minorBidi"/>
           <w:noProof/>
           <w:kern w:val="2"/>
-          <w:sz w:val="22"/>
-          <w:szCs w:val="22"/>
+          <w:lang w:eastAsia="ja-JP"/>
           <w14:ligatures w14:val="standardContextual"/>
         </w:rPr>
       </w:pPr>
-      <w:hyperlink w:anchor="_Toc150356228" w:history="1">
+      <w:hyperlink w:anchor="_Toc227664539" w:history="1">
         <w:r>
           <w:rPr>
             <w:rStyle w:val="Hipervnculo"/>
             <w:noProof/>
+            <w:lang w:eastAsia="en-US"/>
           </w:rPr>
           <w:t>Anexo A.</w:t>
         </w:r>
@@ -3035,7 +2461,7 @@
             <w:noProof/>
             <w:webHidden/>
           </w:rPr>
-          <w:instrText xml:space="preserve"> PAGEREF _Toc150356228 \h </w:instrText>
+          <w:instrText xml:space="preserve"> PAGEREF _Toc227664539 \h </w:instrText>
         </w:r>
         <w:r>
           <w:rPr>
@@ -3055,7 +2481,7 @@
             <w:noProof/>
             <w:webHidden/>
           </w:rPr>
-          <w:t>13</w:t>
+          <w:t>12</w:t>
         </w:r>
         <w:r>
           <w:rPr>
@@ -3091,20 +2517,6 @@
       </w:r>
     </w:p>
     <w:p>
-      <w:pPr>
-        <w:pStyle w:val="Tabladeilustraciones"/>
-        <w:tabs>
-          <w:tab w:val="right" w:leader="dot" w:pos="9061"/>
-        </w:tabs>
-        <w:rPr>
-          <w:rFonts w:eastAsiaTheme="minorEastAsia" w:cstheme="minorBidi"/>
-          <w:noProof/>
-          <w:kern w:val="2"/>
-          <w:sz w:val="22"/>
-          <w:szCs w:val="22"/>
-          <w14:ligatures w14:val="standardContextual"/>
-        </w:rPr>
-      </w:pPr>
       <w:r>
         <w:rPr>
           <w:rFonts w:cs="Arial"/>
@@ -3126,74 +2538,16 @@
         </w:rPr>
         <w:fldChar w:fldCharType="separate"/>
       </w:r>
-      <w:hyperlink w:anchor="_Toc150356229" w:history="1">
-        <w:r>
-          <w:rPr>
-            <w:rStyle w:val="Hipervnculo"/>
-            <w:noProof/>
-          </w:rPr>
-          <w:t xml:space="preserve">Figura 1. </w:t>
-        </w:r>
-        <w:r>
-          <w:rPr>
-            <w:rStyle w:val="Hipervnculo"/>
-            <w:i/>
-            <w:iCs/>
-            <w:noProof/>
-          </w:rPr>
-          <w:t>Ejemplo de figura realizada para nuestro trabajo.</w:t>
-        </w:r>
-        <w:r>
-          <w:rPr>
-            <w:noProof/>
-            <w:webHidden/>
-          </w:rPr>
-          <w:tab/>
-        </w:r>
-        <w:r>
-          <w:rPr>
-            <w:noProof/>
-            <w:webHidden/>
-          </w:rPr>
-          <w:fldChar w:fldCharType="begin"/>
-        </w:r>
-        <w:r>
-          <w:rPr>
-            <w:noProof/>
-            <w:webHidden/>
-          </w:rPr>
-          <w:instrText xml:space="preserve"> PAGEREF _Toc150356229 \h </w:instrText>
-        </w:r>
-        <w:r>
-          <w:rPr>
-            <w:noProof/>
-            <w:webHidden/>
-          </w:rPr>
-        </w:r>
-        <w:r>
-          <w:rPr>
-            <w:noProof/>
-            <w:webHidden/>
-          </w:rPr>
-          <w:fldChar w:fldCharType="separate"/>
-        </w:r>
-        <w:r>
-          <w:rPr>
-            <w:noProof/>
-            <w:webHidden/>
-          </w:rPr>
-          <w:t>2</w:t>
-        </w:r>
-        <w:r>
-          <w:rPr>
-            <w:noProof/>
-            <w:webHidden/>
-          </w:rPr>
-          <w:fldChar w:fldCharType="end"/>
-        </w:r>
-      </w:hyperlink>
-    </w:p>
-    <w:p>
+      <w:r>
+        <w:rPr>
+          <w:rFonts w:cs="Arial"/>
+          <w:b/>
+          <w:bCs/>
+          <w:noProof/>
+          <w:highlight w:val="yellow"/>
+        </w:rPr>
+        <w:t>No se encuentran elementos de tabla de ilustraciones.</w:t>
+      </w:r>
       <w:r>
         <w:rPr>
           <w:rFonts w:cs="Arial"/>
@@ -3202,11 +2556,6 @@
         <w:fldChar w:fldCharType="end"/>
       </w:r>
     </w:p>
-    <w:p/>
-    <w:p/>
-    <w:p/>
-    <w:p/>
-    <w:p/>
     <w:p>
       <w:pPr>
         <w:pStyle w:val="Ttulondices"/>
@@ -3221,106 +2570,6 @@
       <w:r>
         <w:t>ndice de tablas</w:t>
       </w:r>
-    </w:p>
-    <w:p>
-      <w:pPr>
-        <w:pStyle w:val="Tabladeilustraciones"/>
-        <w:tabs>
-          <w:tab w:val="right" w:leader="dot" w:pos="9061"/>
-        </w:tabs>
-        <w:rPr>
-          <w:rFonts w:eastAsiaTheme="minorEastAsia" w:cstheme="minorBidi"/>
-          <w:noProof/>
-          <w:kern w:val="2"/>
-          <w:sz w:val="22"/>
-          <w:szCs w:val="22"/>
-          <w14:ligatures w14:val="standardContextual"/>
-        </w:rPr>
-      </w:pPr>
-      <w:r>
-        <w:rPr>
-          <w:b/>
-        </w:rPr>
-        <w:fldChar w:fldCharType="begin"/>
-      </w:r>
-      <w:r>
-        <w:rPr>
-          <w:b/>
-        </w:rPr>
-        <w:instrText xml:space="preserve"> TOC \h \z \t "Tablas;1" \c "Tabla" </w:instrText>
-      </w:r>
-      <w:r>
-        <w:rPr>
-          <w:b/>
-        </w:rPr>
-        <w:fldChar w:fldCharType="separate"/>
-      </w:r>
-      <w:hyperlink w:anchor="_Toc150356230" w:history="1">
-        <w:r>
-          <w:rPr>
-            <w:rStyle w:val="Hipervnculo"/>
-            <w:noProof/>
-          </w:rPr>
-          <w:t xml:space="preserve">Tabla 1. </w:t>
-        </w:r>
-        <w:r>
-          <w:rPr>
-            <w:rStyle w:val="Hipervnculo"/>
-            <w:i/>
-            <w:iCs/>
-            <w:noProof/>
-          </w:rPr>
-          <w:t>Ejemplo de tabla con sus principales elementos.</w:t>
-        </w:r>
-        <w:r>
-          <w:rPr>
-            <w:noProof/>
-            <w:webHidden/>
-          </w:rPr>
-          <w:tab/>
-        </w:r>
-        <w:r>
-          <w:rPr>
-            <w:noProof/>
-            <w:webHidden/>
-          </w:rPr>
-          <w:fldChar w:fldCharType="begin"/>
-        </w:r>
-        <w:r>
-          <w:rPr>
-            <w:noProof/>
-            <w:webHidden/>
-          </w:rPr>
-          <w:instrText xml:space="preserve"> PAGEREF _Toc150356230 \h </w:instrText>
-        </w:r>
-        <w:r>
-          <w:rPr>
-            <w:noProof/>
-            <w:webHidden/>
-          </w:rPr>
-        </w:r>
-        <w:r>
-          <w:rPr>
-            <w:noProof/>
-            <w:webHidden/>
-          </w:rPr>
-          <w:fldChar w:fldCharType="separate"/>
-        </w:r>
-        <w:r>
-          <w:rPr>
-            <w:noProof/>
-            <w:webHidden/>
-          </w:rPr>
-          <w:t>2</w:t>
-        </w:r>
-        <w:r>
-          <w:rPr>
-            <w:noProof/>
-            <w:webHidden/>
-          </w:rPr>
-          <w:fldChar w:fldCharType="end"/>
-        </w:r>
-      </w:hyperlink>
     </w:p>
     <w:p>
       <w:pPr>
@@ -3332,6 +2581,22 @@
         </w:rPr>
       </w:pPr>
       <w:r>
+        <w:fldChar w:fldCharType="begin"/>
+      </w:r>
+      <w:r>
+        <w:instrText xml:space="preserve"> TOC \h \z \t "Tablas;1" \c "Tabla" </w:instrText>
+      </w:r>
+      <w:r>
+        <w:fldChar w:fldCharType="separate"/>
+      </w:r>
+      <w:r>
+        <w:rPr>
+          <w:b w:val="0"/>
+          <w:bCs/>
+        </w:rPr>
+        <w:t>No se encuentran elementos de tabla de ilustraciones.</w:t>
+      </w:r>
+      <w:r>
         <w:rPr>
           <w:rFonts w:cs="Times New Roman"/>
           <w:b w:val="0"/>
@@ -3339,19 +2604,6 @@
         </w:rPr>
         <w:fldChar w:fldCharType="end"/>
       </w:r>
-    </w:p>
-    <w:p>
-      <w:pPr>
-        <w:spacing w:before="0" w:after="0" w:line="240" w:lineRule="auto"/>
-        <w:jc w:val="left"/>
-        <w:rPr>
-          <w:rFonts w:asciiTheme="majorHAnsi" w:hAnsiTheme="majorHAnsi" w:cs="Arial"/>
-          <w:color w:val="0098CD"/>
-          <w:sz w:val="36"/>
-          <w:szCs w:val="36"/>
-          <w:lang w:eastAsia="en-US"/>
-        </w:rPr>
-      </w:pPr>
     </w:p>
     <w:p/>
     <w:p>
@@ -3374,8 +2626,8 @@
       <w:pPr>
         <w:pStyle w:val="Ttulo1"/>
       </w:pPr>
-      <w:bookmarkStart w:id="3" w:name="_Toc150350456"/>
-      <w:bookmarkStart w:id="4" w:name="_Toc150356204"/>
+      <w:bookmarkStart w:id="2" w:name="_Toc150350456"/>
+      <w:bookmarkStart w:id="3" w:name="_Toc227664519"/>
       <w:r>
         <w:rPr>
           <w:caps w:val="0"/>
@@ -3383,8 +2635,8 @@
         <w:lastRenderedPageBreak/>
         <w:t>Introducción</w:t>
       </w:r>
+      <w:bookmarkEnd w:id="2"/>
       <w:bookmarkEnd w:id="3"/>
-      <w:bookmarkEnd w:id="4"/>
       <w:r>
         <w:rPr>
           <w:caps w:val="0"/>
@@ -3397,8 +2649,8 @@
         <w:pStyle w:val="Ttulo2"/>
         <w:ind w:left="567" w:hanging="567"/>
       </w:pPr>
-      <w:bookmarkStart w:id="5" w:name="_Toc150350457"/>
-      <w:bookmarkStart w:id="6" w:name="_Toc150356205"/>
+      <w:bookmarkStart w:id="4" w:name="_Toc150350457"/>
+      <w:bookmarkStart w:id="5" w:name="_Toc227664520"/>
       <w:r>
         <w:rPr>
           <w:caps w:val="0"/>
@@ -3411,8 +2663,8 @@
         </w:rPr>
         <w:t>ación</w:t>
       </w:r>
+      <w:bookmarkEnd w:id="4"/>
       <w:bookmarkEnd w:id="5"/>
-      <w:bookmarkEnd w:id="6"/>
     </w:p>
     <w:p>
       <w:r>
@@ -3443,7 +2695,6 @@
     <w:p>
       <w:pPr>
         <w:spacing w:before="0" w:after="0" w:line="240" w:lineRule="auto"/>
-        <w:jc w:val="left"/>
       </w:pPr>
     </w:p>
     <w:p>
@@ -3451,8 +2702,8 @@
         <w:pStyle w:val="Ttulo2"/>
         <w:ind w:left="567" w:hanging="567"/>
       </w:pPr>
-      <w:bookmarkStart w:id="7" w:name="_Toc150350458"/>
-      <w:bookmarkStart w:id="8" w:name="_Toc150356206"/>
+      <w:bookmarkStart w:id="6" w:name="_Toc150350458"/>
+      <w:bookmarkStart w:id="7" w:name="_Toc227664521"/>
       <w:r>
         <w:rPr>
           <w:caps w:val="0"/>
@@ -3460,8 +2711,8 @@
         <w:lastRenderedPageBreak/>
         <w:t>Planteamiento del problema</w:t>
       </w:r>
+      <w:bookmarkEnd w:id="6"/>
       <w:bookmarkEnd w:id="7"/>
-      <w:bookmarkEnd w:id="8"/>
     </w:p>
     <w:p>
       <w:r>
@@ -3484,21 +2735,20 @@
         <w:pStyle w:val="Ttulo2"/>
         <w:ind w:left="567" w:hanging="567"/>
       </w:pPr>
-      <w:bookmarkStart w:id="9" w:name="_Toc150350459"/>
-      <w:bookmarkStart w:id="10" w:name="_Toc150356207"/>
+      <w:bookmarkStart w:id="8" w:name="_Toc150350459"/>
+      <w:bookmarkStart w:id="9" w:name="_Toc227664522"/>
       <w:r>
         <w:rPr>
           <w:caps w:val="0"/>
         </w:rPr>
         <w:t>Estructura del trabajo</w:t>
       </w:r>
+      <w:bookmarkEnd w:id="8"/>
       <w:bookmarkEnd w:id="9"/>
-      <w:bookmarkEnd w:id="10"/>
     </w:p>
     <w:p>
       <w:pPr>
         <w:spacing w:before="0" w:after="0" w:line="240" w:lineRule="auto"/>
-        <w:jc w:val="left"/>
       </w:pPr>
       <w:r>
         <w:t>El trabajo se estructura en los siguientes capítulos:</w:t>
@@ -3507,13 +2757,11 @@
     <w:p>
       <w:pPr>
         <w:spacing w:before="0" w:after="0" w:line="240" w:lineRule="auto"/>
-        <w:jc w:val="left"/>
       </w:pPr>
     </w:p>
     <w:p>
       <w:pPr>
         <w:spacing w:before="0" w:after="0" w:line="240" w:lineRule="auto"/>
-        <w:jc w:val="left"/>
       </w:pPr>
       <w:r>
         <w:rPr>
@@ -3550,13 +2798,11 @@
     <w:p>
       <w:pPr>
         <w:spacing w:before="0" w:after="0" w:line="240" w:lineRule="auto"/>
-        <w:jc w:val="left"/>
       </w:pPr>
     </w:p>
     <w:p>
       <w:pPr>
         <w:spacing w:before="0" w:after="0" w:line="240" w:lineRule="auto"/>
-        <w:jc w:val="left"/>
       </w:pPr>
       <w:r>
         <w:rPr>
@@ -3586,13 +2832,11 @@
     <w:p>
       <w:pPr>
         <w:spacing w:before="0" w:after="0" w:line="240" w:lineRule="auto"/>
-        <w:jc w:val="left"/>
       </w:pPr>
     </w:p>
     <w:p>
       <w:pPr>
         <w:spacing w:before="0" w:after="0" w:line="240" w:lineRule="auto"/>
-        <w:jc w:val="left"/>
       </w:pPr>
       <w:r>
         <w:rPr>
@@ -3616,26 +2860,29 @@
         <w:t>:</w:t>
       </w:r>
       <w:r>
-        <w:t xml:space="preserve"> Se definen el objetivo general del trabajo, los objetivos específicos y la metodología seguida para su consecución, detallando las fases del desarrollo y los criterios de evaluación.</w:t>
+        <w:t xml:space="preserve"> Se definen</w:t>
+      </w:r>
+      <w:r>
+        <w:t xml:space="preserve"> </w:t>
+      </w:r>
+      <w:r>
+        <w:t>el objetivo general del trabajo, los objetivos específicos y la metodología seguida para su consecución, detallando las fases del desarrollo y los criterios de evaluación.</w:t>
       </w:r>
     </w:p>
     <w:p>
       <w:pPr>
         <w:spacing w:before="0" w:after="0" w:line="240" w:lineRule="auto"/>
-        <w:jc w:val="left"/>
       </w:pPr>
     </w:p>
     <w:p>
       <w:pPr>
         <w:spacing w:before="0" w:after="0" w:line="240" w:lineRule="auto"/>
-        <w:jc w:val="left"/>
       </w:pPr>
       <w:r>
         <w:rPr>
           <w:b/>
           <w:bCs/>
         </w:rPr>
-        <w:lastRenderedPageBreak/>
         <w:t>Capítulo 4</w:t>
       </w:r>
       <w:r>
@@ -3643,72 +2890,71 @@
           <w:b/>
           <w:bCs/>
         </w:rPr>
-        <w:t xml:space="preserve"> – Diseño del sistema</w:t>
+        <w:t xml:space="preserve"> – </w:t>
       </w:r>
       <w:r>
         <w:rPr>
           <w:b/>
           <w:bCs/>
         </w:rPr>
-        <w:t>:</w:t>
-      </w:r>
-      <w:r>
-        <w:t xml:space="preserve"> Se describe la arquitectura de la aplicación, los componentes principales, los flujos de verificación de identidad y los aspectos de seguridad considerados.</w:t>
-      </w:r>
-    </w:p>
-    <w:p>
-      <w:pPr>
-        <w:spacing w:before="0" w:after="0" w:line="240" w:lineRule="auto"/>
-        <w:jc w:val="left"/>
-      </w:pPr>
-    </w:p>
-    <w:p>
-      <w:pPr>
-        <w:spacing w:before="0" w:after="0" w:line="240" w:lineRule="auto"/>
-        <w:jc w:val="left"/>
-      </w:pPr>
+        <w:t>Desarrollo específico de la contribución (Desarrollo de software)</w:t>
+      </w:r>
       <w:r>
         <w:rPr>
           <w:b/>
           <w:bCs/>
         </w:rPr>
-        <w:t>Capítulo 5</w:t>
-      </w:r>
+        <w:t>:</w:t>
+      </w:r>
+      <w:r>
+        <w:t xml:space="preserve"> </w:t>
+      </w:r>
+      <w:r>
+        <w:t>S</w:t>
+      </w:r>
+      <w:r>
+        <w:t xml:space="preserve">e desarrolla la contribución principal del trabajo, consistente en el diseño e implementación de una </w:t>
+      </w:r>
+      <w:r>
+        <w:lastRenderedPageBreak/>
+        <w:t>aplicación móvil orientada a la verificación segura de identidad en la recogida escolar. El capítulo se estructura en tres apartados: la identificación de requisitos, donde se detallan los requisitos funcionales, no funcionales y de seguridad; la descripción y desarrollo de la herramienta software, en la que se expone la arquitectura, tecnologías y flujos de funcionamiento de la aplicación; y finalmente la evaluación, donde se analizan los resultados obtenidos y se valora el cumplimiento de los objetivos planteados</w:t>
+      </w:r>
+      <w:r>
+        <w:t>.</w:t>
+      </w:r>
+      <w:r>
+        <w:t xml:space="preserve"> </w:t>
+      </w:r>
+    </w:p>
+    <w:p>
+      <w:pPr>
+        <w:spacing w:before="0" w:after="0" w:line="240" w:lineRule="auto"/>
+      </w:pPr>
+    </w:p>
+    <w:p>
+      <w:pPr>
+        <w:spacing w:before="0" w:after="0" w:line="240" w:lineRule="auto"/>
+      </w:pPr>
       <w:r>
         <w:rPr>
           <w:b/>
           <w:bCs/>
         </w:rPr>
-        <w:t xml:space="preserve"> – Implementación:</w:t>
-      </w:r>
-      <w:r>
-        <w:t xml:space="preserve"> Se expone el proceso de desarrollo de la aplicación, las tecnologías empleadas y las decisiones técnicas adoptadas.</w:t>
-      </w:r>
-    </w:p>
-    <w:p>
-      <w:pPr>
-        <w:spacing w:before="0" w:after="0" w:line="240" w:lineRule="auto"/>
-        <w:jc w:val="left"/>
-      </w:pPr>
-    </w:p>
-    <w:p>
-      <w:pPr>
-        <w:spacing w:before="0" w:after="0" w:line="240" w:lineRule="auto"/>
-        <w:jc w:val="left"/>
-      </w:pPr>
+        <w:t xml:space="preserve">Capítulo </w:t>
+      </w:r>
       <w:r>
         <w:rPr>
           <w:b/>
           <w:bCs/>
         </w:rPr>
-        <w:t>Capítulo 6</w:t>
+        <w:t>5</w:t>
       </w:r>
       <w:r>
         <w:rPr>
           <w:b/>
           <w:bCs/>
         </w:rPr>
-        <w:t xml:space="preserve"> – Evaluación y resultados</w:t>
+        <w:t xml:space="preserve"> – Conclusiones y trabajos futuros</w:t>
       </w:r>
       <w:r>
         <w:rPr>
@@ -3718,61 +2964,24 @@
         <w:t>:</w:t>
       </w:r>
       <w:r>
-        <w:t xml:space="preserve"> Se analizan los resultados obtenidos, valorando el grado de cumplimiento de los objetivos y las limitaciones detectadas.</w:t>
+        <w:t xml:space="preserve"> Se presentan las </w:t>
+      </w:r>
+      <w:r>
+        <w:t>conclusiones</w:t>
+      </w:r>
+      <w:r>
+        <w:t xml:space="preserve"> </w:t>
+      </w:r>
+      <w:r>
+        <w:t xml:space="preserve">finales </w:t>
+      </w:r>
+      <w:r>
+        <w:t>y se proponen posibles líneas de mejora o ampliación.</w:t>
       </w:r>
     </w:p>
     <w:p>
       <w:pPr>
         <w:spacing w:before="0" w:after="0" w:line="240" w:lineRule="auto"/>
-        <w:jc w:val="left"/>
-      </w:pPr>
-    </w:p>
-    <w:p>
-      <w:pPr>
-        <w:spacing w:before="0" w:after="0" w:line="240" w:lineRule="auto"/>
-        <w:jc w:val="left"/>
-      </w:pPr>
-      <w:r>
-        <w:rPr>
-          <w:b/>
-          <w:bCs/>
-        </w:rPr>
-        <w:t>Capítulo 7</w:t>
-      </w:r>
-      <w:r>
-        <w:rPr>
-          <w:b/>
-          <w:bCs/>
-        </w:rPr>
-        <w:t xml:space="preserve"> – Conclusiones y trabajos futuros</w:t>
-      </w:r>
-      <w:r>
-        <w:rPr>
-          <w:b/>
-          <w:bCs/>
-        </w:rPr>
-        <w:t>:</w:t>
-      </w:r>
-      <w:r>
-        <w:t xml:space="preserve"> Se presentan las </w:t>
-      </w:r>
-      <w:r>
-        <w:t>conclusiones</w:t>
-      </w:r>
-      <w:r>
-        <w:t xml:space="preserve"> </w:t>
-      </w:r>
-      <w:r>
-        <w:t xml:space="preserve">finales </w:t>
-      </w:r>
-      <w:r>
-        <w:t>y se proponen posibles líneas de mejora o ampliación.</w:t>
-      </w:r>
-    </w:p>
-    <w:p>
-      <w:pPr>
-        <w:spacing w:before="0" w:after="0" w:line="240" w:lineRule="auto"/>
-        <w:jc w:val="left"/>
       </w:pPr>
       <w:r>
         <w:br w:type="page"/>
@@ -3785,8 +2994,8 @@
           <w:caps w:val="0"/>
         </w:rPr>
       </w:pPr>
-      <w:bookmarkStart w:id="11" w:name="_Toc150350460"/>
-      <w:bookmarkStart w:id="12" w:name="_Toc150356208"/>
+      <w:bookmarkStart w:id="10" w:name="_Toc150350460"/>
+      <w:bookmarkStart w:id="11" w:name="_Toc227664523"/>
       <w:r>
         <w:rPr>
           <w:caps w:val="0"/>
@@ -3800,8 +3009,8 @@
         </w:rPr>
         <w:t>stado del arte</w:t>
       </w:r>
+      <w:bookmarkEnd w:id="10"/>
       <w:bookmarkEnd w:id="11"/>
-      <w:bookmarkEnd w:id="12"/>
     </w:p>
     <w:p>
       <w:pPr>
@@ -3811,17 +3020,16 @@
           <w:caps w:val="0"/>
         </w:rPr>
       </w:pPr>
+      <w:bookmarkStart w:id="12" w:name="_Toc227664524"/>
       <w:r>
         <w:rPr>
           <w:caps w:val="0"/>
         </w:rPr>
         <w:t>Sistemas actuales de recogida escolar</w:t>
       </w:r>
-    </w:p>
-    <w:p>
-      <w:pPr>
-        <w:jc w:val="left"/>
-      </w:pPr>
+      <w:bookmarkEnd w:id="12"/>
+    </w:p>
+    <w:p>
       <w:r>
         <w:t xml:space="preserve">En los últimos años han surgido numerosas aplicaciones orientadas a digitalizar y automatizar el proceso de recogida de menores en centros educativos, los ejemplos representativos en el ámbito nacional e internacional son aplicaciones como </w:t>
       </w:r>
@@ -3834,7 +3042,7 @@
         <w:fldChar w:fldCharType="begin"/>
       </w:r>
       <w:r>
-        <w:instrText xml:space="preserve"> REF _Ref227446462 \n \h </w:instrText>
+        <w:instrText xml:space="preserve"> REF _Ref227664631 \r \h </w:instrText>
       </w:r>
       <w:r>
         <w:fldChar w:fldCharType="separate"/>
@@ -3857,7 +3065,7 @@
         <w:fldChar w:fldCharType="begin"/>
       </w:r>
       <w:r>
-        <w:instrText xml:space="preserve"> REF _Ref227446492 \n \h </w:instrText>
+        <w:instrText xml:space="preserve"> REF _Ref227664635 \r \h </w:instrText>
       </w:r>
       <w:r>
         <w:fldChar w:fldCharType="separate"/>
@@ -3880,7 +3088,7 @@
         <w:fldChar w:fldCharType="begin"/>
       </w:r>
       <w:r>
-        <w:instrText xml:space="preserve"> REF _Ref227446498 \n \h </w:instrText>
+        <w:instrText xml:space="preserve"> REF _Ref227664797 \r \h </w:instrText>
       </w:r>
       <w:r>
         <w:fldChar w:fldCharType="separate"/>
@@ -3903,7 +3111,7 @@
         <w:fldChar w:fldCharType="begin"/>
       </w:r>
       <w:r>
-        <w:instrText xml:space="preserve"> REF _Ref227446505 \n \h </w:instrText>
+        <w:instrText xml:space="preserve"> REF _Ref227664802 \r \h </w:instrText>
       </w:r>
       <w:r>
         <w:fldChar w:fldCharType="separate"/>
@@ -3919,9 +3127,6 @@
       </w:r>
     </w:p>
     <w:p>
-      <w:pPr>
-        <w:jc w:val="left"/>
-      </w:pPr>
       <w:r>
         <w:t>Estas aplicaciones suelen basar su funcionamiento en mecanismos como</w:t>
       </w:r>
@@ -3954,9 +3159,6 @@
       </w:r>
     </w:p>
     <w:p>
-      <w:pPr>
-        <w:jc w:val="left"/>
-      </w:pPr>
       <w:r>
         <w:t>Aunque estos sistemas suponen una mejora significativa frente a los métodos tradicionales en papel, presentan una limitación común desde el punto de vista de la ciberseguridad: no realizan una verificación criptográfica fuerte de la identidad de la persona que recoge al menor. En la mayoría de los casos, la seguridad se basa en la posesión de un código QR o en datos previamente registrados, lo cual no impide completamente la suplantación de identidad en caso de pérdida, robo o uso indebido del dispositivo</w:t>
       </w:r>
@@ -3970,142 +3172,90 @@
     <w:p>
       <w:pPr>
         <w:spacing w:before="0" w:after="0" w:line="240" w:lineRule="auto"/>
-        <w:jc w:val="left"/>
       </w:pPr>
     </w:p>
     <w:p>
       <w:pPr>
         <w:pStyle w:val="Ttulo2"/>
         <w:ind w:left="567" w:hanging="567"/>
-        <w:jc w:val="left"/>
         <w:rPr>
           <w:caps w:val="0"/>
         </w:rPr>
       </w:pPr>
+      <w:bookmarkStart w:id="13" w:name="_Toc227664525"/>
       <w:r>
         <w:rPr>
           <w:caps w:val="0"/>
         </w:rPr>
         <w:t>Verificación de identidad digital mediante NFC</w:t>
       </w:r>
-    </w:p>
-    <w:p>
-      <w:pPr>
-        <w:jc w:val="left"/>
-      </w:pPr>
+      <w:bookmarkEnd w:id="13"/>
+    </w:p>
+    <w:p>
       <w:r>
         <w:t>Desde el punto de vista tecnológico, la verificación de identidad mediante NFC permite establecer comunicaciones seguras de corto alcance, lo que reduce la superficie de ataque frente a tecnologías inalámbricas de mayor alcance.</w:t>
       </w:r>
     </w:p>
     <w:p>
-      <w:pPr>
-        <w:jc w:val="left"/>
-      </w:pPr>
-      <w:r>
-        <w:t>Diversos trabajos académicos analizan protocolos de autenticación NFC robustos, basados en criptografía de clave pública, intercambio seguro de claves y protección frente a ataques de repetición o intermediario (MITM). Por ejemplo, investigaciones como “</w:t>
-      </w:r>
-      <w:proofErr w:type="spellStart"/>
-      <w:r>
-        <w:t>An</w:t>
-      </w:r>
-      <w:proofErr w:type="spellEnd"/>
+      <w:r>
+        <w:t xml:space="preserve">Diversos trabajos académicos analizan protocolos de autenticación NFC robustos, basados en criptografía de clave pública, intercambio seguro de claves y protección frente a ataques de repetición o intermediario (MITM). </w:t>
+      </w:r>
+      <w:r>
+        <w:t>Como se estudia y expone en varios estudios, la tecnología</w:t>
+      </w:r>
+      <w:r>
+        <w:t xml:space="preserve"> NFC combinad</w:t>
+      </w:r>
+      <w:r>
+        <w:t>a</w:t>
+      </w:r>
+      <w:r>
+        <w:t xml:space="preserve"> con mecanismos </w:t>
+      </w:r>
+      <w:r>
+        <w:t>de seguridad</w:t>
+      </w:r>
+      <w:r>
+        <w:t xml:space="preserve"> adecuados, puede proporcionar</w:t>
+      </w:r>
+      <w:r>
+        <w:t xml:space="preserve"> una</w:t>
+      </w:r>
+      <w:r>
+        <w:t xml:space="preserve"> autenticación segura, integridad y no repudio.</w:t>
+      </w:r>
+      <w:r>
+        <w:fldChar w:fldCharType="begin"/>
+      </w:r>
+      <w:r>
+        <w:instrText xml:space="preserve"> REF _Ref227664823 \r \h </w:instrText>
+      </w:r>
+      <w:r>
+        <w:fldChar w:fldCharType="separate"/>
+      </w:r>
+      <w:r>
+        <w:t>[5]</w:t>
+      </w:r>
+      <w:r>
+        <w:fldChar w:fldCharType="end"/>
+      </w:r>
+      <w:r>
+        <w:fldChar w:fldCharType="begin"/>
+      </w:r>
+      <w:r>
+        <w:instrText xml:space="preserve"> REF _Ref227664825 \r \h </w:instrText>
+      </w:r>
+      <w:r>
+        <w:fldChar w:fldCharType="separate"/>
+      </w:r>
+      <w:r>
+        <w:t>[6]</w:t>
+      </w:r>
+      <w:r>
+        <w:fldChar w:fldCharType="end"/>
+      </w:r>
       <w:r>
         <w:t xml:space="preserve"> </w:t>
-      </w:r>
-      <w:proofErr w:type="spellStart"/>
-      <w:r>
-        <w:t>improved</w:t>
-      </w:r>
-      <w:proofErr w:type="spellEnd"/>
-      <w:r>
-        <w:t xml:space="preserve"> NFC </w:t>
-      </w:r>
-      <w:proofErr w:type="spellStart"/>
-      <w:r>
-        <w:t>device</w:t>
-      </w:r>
-      <w:proofErr w:type="spellEnd"/>
-      <w:r>
-        <w:t xml:space="preserve"> </w:t>
-      </w:r>
-      <w:proofErr w:type="spellStart"/>
-      <w:r>
-        <w:t>authentication</w:t>
-      </w:r>
-      <w:proofErr w:type="spellEnd"/>
-      <w:r>
-        <w:t xml:space="preserve"> </w:t>
-      </w:r>
-      <w:proofErr w:type="spellStart"/>
-      <w:r>
-        <w:t>protocol</w:t>
-      </w:r>
-      <w:proofErr w:type="spellEnd"/>
-      <w:r>
-        <w:t>”</w:t>
-      </w:r>
-      <w:r>
-        <w:fldChar w:fldCharType="begin"/>
-      </w:r>
-      <w:r>
-        <w:instrText xml:space="preserve"> REF _Ref227446709 \n \h </w:instrText>
-      </w:r>
-      <w:r>
-        <w:fldChar w:fldCharType="separate"/>
-      </w:r>
-      <w:r>
-        <w:t>[5]</w:t>
-      </w:r>
-      <w:r>
-        <w:fldChar w:fldCharType="end"/>
-      </w:r>
-      <w:r>
-        <w:t xml:space="preserve"> demuestran que NFC, combinado con mecanismos criptográficos adecuados, puede proporcionar autenticación segura, integridad y no repudio.</w:t>
-      </w:r>
-    </w:p>
-    <w:p>
-      <w:pPr>
-        <w:jc w:val="left"/>
-      </w:pPr>
-      <w:r>
-        <w:t xml:space="preserve">Asimismo, existen estudios y desarrollos orientados a la autenticación mediante tarjetas de identidad electrónicas (e-ID) utilizando NFC, destacando su aplicabilidad en contextos donde </w:t>
-      </w:r>
-      <w:r>
-        <w:lastRenderedPageBreak/>
-        <w:t>la identidad debe verificarse de forma fiable y sin depender exclusivamente de sistemas en línea</w:t>
-      </w:r>
-      <w:r>
-        <w:t>.</w:t>
-      </w:r>
-      <w:r>
-        <w:fldChar w:fldCharType="begin"/>
-      </w:r>
-      <w:r>
-        <w:instrText xml:space="preserve"> REF _Ref227446921 \n \h </w:instrText>
-      </w:r>
-      <w:r>
-        <w:fldChar w:fldCharType="separate"/>
-      </w:r>
-      <w:r>
-        <w:t>[6]</w:t>
-      </w:r>
-      <w:r>
-        <w:fldChar w:fldCharType="end"/>
-      </w:r>
-      <w:r>
-        <w:fldChar w:fldCharType="begin"/>
-      </w:r>
-      <w:r>
-        <w:instrText xml:space="preserve"> REF _Ref227446923 \n \h </w:instrText>
-      </w:r>
-      <w:r>
-        <w:fldChar w:fldCharType="separate"/>
-      </w:r>
-      <w:r>
-        <w:t>[7]</w:t>
-      </w:r>
-      <w:r>
-        <w:fldChar w:fldCharType="end"/>
       </w:r>
     </w:p>
     <w:p/>
@@ -4117,17 +3267,17 @@
           <w:caps w:val="0"/>
         </w:rPr>
       </w:pPr>
+      <w:bookmarkStart w:id="14" w:name="_Toc227664526"/>
       <w:r>
         <w:rPr>
           <w:caps w:val="0"/>
         </w:rPr>
+        <w:lastRenderedPageBreak/>
         <w:t>El DNI electrónico 3.0 como mecanismo de autenticación segura</w:t>
       </w:r>
-    </w:p>
-    <w:p>
-      <w:pPr>
-        <w:jc w:val="left"/>
-      </w:pPr>
+      <w:bookmarkEnd w:id="14"/>
+    </w:p>
+    <w:p>
       <w:r>
         <w:t>En España, el Documento Nacional de Identidad electrónico (DNIe) constituye un sistema de identificación digital ampliamente implantado y respaldado legalmente. A partir de la versión DNIe 3.0, el documento incorpora un chip de doble interfaz, permitiendo comunicación tanto por contacto</w:t>
       </w:r>
@@ -4141,22 +3291,22 @@
         <w:fldChar w:fldCharType="begin"/>
       </w:r>
       <w:r>
-        <w:instrText xml:space="preserve"> REF _Ref227447175 \n \h </w:instrText>
+        <w:instrText xml:space="preserve"> REF _Ref227664836 \r \h </w:instrText>
       </w:r>
       <w:r>
         <w:fldChar w:fldCharType="separate"/>
       </w:r>
       <w:r>
-        <w:t>[8]</w:t>
+        <w:t>[7]</w:t>
       </w:r>
       <w:r>
         <w:fldChar w:fldCharType="end"/>
       </w:r>
-    </w:p>
-    <w:p>
-      <w:pPr>
-        <w:jc w:val="left"/>
-      </w:pPr>
+      <w:r>
+        <w:t xml:space="preserve"> </w:t>
+      </w:r>
+    </w:p>
+    <w:p>
       <w:r>
         <w:t>El chip del DNIe 3.0 almacena:</w:t>
       </w:r>
@@ -4168,7 +3318,6 @@
           <w:ilvl w:val="0"/>
           <w:numId w:val="52"/>
         </w:numPr>
-        <w:jc w:val="left"/>
       </w:pPr>
       <w:r>
         <w:t>Datos de identidad del titular.</w:t>
@@ -4181,7 +3330,6 @@
           <w:ilvl w:val="0"/>
           <w:numId w:val="52"/>
         </w:numPr>
-        <w:jc w:val="left"/>
       </w:pPr>
       <w:r>
         <w:t>Certificados digitales de autenticación y firma.</w:t>
@@ -4194,16 +3342,12 @@
           <w:ilvl w:val="0"/>
           <w:numId w:val="52"/>
         </w:numPr>
-        <w:jc w:val="left"/>
       </w:pPr>
       <w:r>
         <w:t>Claves criptográficas protegidas por hardware.</w:t>
       </w:r>
     </w:p>
     <w:p>
-      <w:pPr>
-        <w:jc w:val="left"/>
-      </w:pPr>
       <w:r>
         <w:t>El proceso de autenticación del DNIe por NFC implica una serie de pasos bien definidos:</w:t>
       </w:r>
@@ -4215,7 +3359,6 @@
           <w:ilvl w:val="0"/>
           <w:numId w:val="53"/>
         </w:numPr>
-        <w:jc w:val="left"/>
       </w:pPr>
       <w:r>
         <w:t>Establecimiento de la comunicación NFC con el chip.</w:t>
@@ -4228,7 +3371,6 @@
           <w:ilvl w:val="0"/>
           <w:numId w:val="53"/>
         </w:numPr>
-        <w:jc w:val="left"/>
       </w:pPr>
       <w:r>
         <w:t>Autenticación previa mediante el número CAN.</w:t>
@@ -4241,7 +3383,6 @@
           <w:ilvl w:val="0"/>
           <w:numId w:val="53"/>
         </w:numPr>
-        <w:jc w:val="left"/>
       </w:pPr>
       <w:r>
         <w:t>Ejecución de protocolos de seguridad como PACE para proteger el canal.</w:t>
@@ -4254,16 +3395,12 @@
           <w:ilvl w:val="0"/>
           <w:numId w:val="53"/>
         </w:numPr>
-        <w:jc w:val="left"/>
       </w:pPr>
       <w:r>
         <w:t>Lectura de datos y verificación de certificados mediante criptografía de clave pública.</w:t>
       </w:r>
     </w:p>
     <w:p>
-      <w:pPr>
-        <w:jc w:val="left"/>
-      </w:pPr>
       <w:r>
         <w:t xml:space="preserve">Este mecanismo es utilizado actualmente en aplicaciones oficiales desarrolladas por organismos públicos, como las aplicaciones de lectura del DNIe para Android y soluciones como </w:t>
       </w:r>
@@ -4283,28 +3420,28 @@
         <w:fldChar w:fldCharType="begin"/>
       </w:r>
       <w:r>
-        <w:instrText xml:space="preserve"> REF _Ref227447212 \n \h </w:instrText>
+        <w:instrText xml:space="preserve"> REF _Ref227664847 \r \h </w:instrText>
       </w:r>
       <w:r>
         <w:fldChar w:fldCharType="separate"/>
       </w:r>
       <w:r>
+        <w:t>[8]</w:t>
+      </w:r>
+      <w:r>
+        <w:fldChar w:fldCharType="end"/>
+      </w:r>
+      <w:r>
+        <w:fldChar w:fldCharType="begin"/>
+      </w:r>
+      <w:r>
+        <w:instrText xml:space="preserve"> REF _Ref227664849 \r \h </w:instrText>
+      </w:r>
+      <w:r>
+        <w:fldChar w:fldCharType="separate"/>
+      </w:r>
+      <w:r>
         <w:t>[9]</w:t>
-      </w:r>
-      <w:r>
-        <w:fldChar w:fldCharType="end"/>
-      </w:r>
-      <w:r>
-        <w:fldChar w:fldCharType="begin"/>
-      </w:r>
-      <w:r>
-        <w:instrText xml:space="preserve"> REF _Ref227447291 \n \h </w:instrText>
-      </w:r>
-      <w:r>
-        <w:fldChar w:fldCharType="separate"/>
-      </w:r>
-      <w:r>
-        <w:t>[10]</w:t>
       </w:r>
       <w:r>
         <w:fldChar w:fldCharType="end"/>
@@ -4319,17 +3456,16 @@
           <w:caps w:val="0"/>
         </w:rPr>
       </w:pPr>
+      <w:bookmarkStart w:id="15" w:name="_Toc227664527"/>
       <w:r>
         <w:rPr>
           <w:caps w:val="0"/>
         </w:rPr>
         <w:t>Aplicación del DNIe y NFC al entorno educativo</w:t>
       </w:r>
-    </w:p>
-    <w:p>
-      <w:pPr>
-        <w:jc w:val="left"/>
-      </w:pPr>
+      <w:bookmarkEnd w:id="15"/>
+    </w:p>
+    <w:p>
       <w:r>
         <w:t>Aunque el uso del DNIe y de sistemas de identidad electrónica está ampliamente extendido en la administración pública, su aplicación en entornos más cotidianos como la recogida escolar, es todavía limitada</w:t>
       </w:r>
@@ -4337,19 +3473,16 @@
         <w:t xml:space="preserve"> o nula</w:t>
       </w:r>
       <w:r>
-        <w:t xml:space="preserve">. La mayoría de las soluciones comerciales optan por </w:t>
+        <w:t>. La mayoría de las soluciones comerciales optan por mecanismos más sencillos por razones de usabilidad y compatibilidad, sacrificando en parte la robustez de la verificación de identidad.</w:t>
+      </w:r>
+    </w:p>
+    <w:p>
+      <w:r>
+        <w:t xml:space="preserve">Existen trabajos académicos y proyectos de fin de grado relacionados con tarjetas inteligentes y NFC en el ámbito educativo, principalmente centrados en control de acceso, identificación </w:t>
       </w:r>
       <w:r>
         <w:lastRenderedPageBreak/>
-        <w:t>mecanismos más sencillos por razones de usabilidad y compatibilidad, sacrificando en parte la robustez de la verificación de identidad.</w:t>
-      </w:r>
-    </w:p>
-    <w:p>
-      <w:pPr>
-        <w:jc w:val="left"/>
-      </w:pPr>
-      <w:r>
-        <w:t xml:space="preserve">Existen trabajos académicos y proyectos de fin de grado relacionados con tarjetas inteligentes y NFC en el ámbito educativo, principalmente centrados en control de acceso, identificación de estudiantes o gestión de asistencia. Sin embargo, estos trabajos no suelen abordar en profundidad la verificación fuerte de identidad del </w:t>
+        <w:t xml:space="preserve">de estudiantes o gestión de asistencia. Sin embargo, estos trabajos no suelen abordar en profundidad la verificación fuerte de identidad del </w:t>
       </w:r>
       <w:r>
         <w:t>sujeto</w:t>
@@ -4361,66 +3494,57 @@
         <w:fldChar w:fldCharType="begin"/>
       </w:r>
       <w:r>
-        <w:instrText xml:space="preserve"> REF _Ref227447309 \n \h </w:instrText>
+        <w:instrText xml:space="preserve"> REF _Ref227664858 \r \h </w:instrText>
       </w:r>
       <w:r>
         <w:fldChar w:fldCharType="separate"/>
       </w:r>
       <w:r>
+        <w:t>[10]</w:t>
+      </w:r>
+      <w:r>
+        <w:fldChar w:fldCharType="end"/>
+      </w:r>
+      <w:r>
+        <w:fldChar w:fldCharType="begin"/>
+      </w:r>
+      <w:r>
+        <w:instrText xml:space="preserve"> REF _Ref227664859 \r \h </w:instrText>
+      </w:r>
+      <w:r>
+        <w:fldChar w:fldCharType="separate"/>
+      </w:r>
+      <w:r>
         <w:t>[11]</w:t>
       </w:r>
       <w:r>
         <w:fldChar w:fldCharType="end"/>
       </w:r>
-      <w:r>
-        <w:fldChar w:fldCharType="begin"/>
-      </w:r>
-      <w:r>
-        <w:instrText xml:space="preserve"> REF _Ref227447346 \n \h </w:instrText>
-      </w:r>
-      <w:r>
-        <w:fldChar w:fldCharType="separate"/>
-      </w:r>
-      <w:r>
-        <w:t>[12]</w:t>
-      </w:r>
-      <w:r>
-        <w:fldChar w:fldCharType="end"/>
-      </w:r>
-    </w:p>
-    <w:p>
-      <w:pPr>
-        <w:jc w:val="left"/>
-      </w:pPr>
+    </w:p>
+    <w:p>
       <w:r>
         <w:t>Este contexto pone de manifiesto un vacío en el estado del arte, donde es posible aplicar tecnologías maduras de ciberseguridad e identidad digital para resolver un problema real del ámbito educativo, aportando una solución más robusta que las existentes.</w:t>
       </w:r>
     </w:p>
-    <w:p>
-      <w:pPr>
-        <w:jc w:val="left"/>
-      </w:pPr>
-    </w:p>
+    <w:p/>
     <w:p>
       <w:pPr>
         <w:pStyle w:val="Ttulo2"/>
         <w:ind w:left="567" w:hanging="567"/>
-        <w:jc w:val="left"/>
         <w:rPr>
           <w:caps w:val="0"/>
         </w:rPr>
       </w:pPr>
+      <w:bookmarkStart w:id="16" w:name="_Toc227664528"/>
       <w:r>
         <w:rPr>
           <w:caps w:val="0"/>
         </w:rPr>
         <w:t>Conclusiones del estado del arte</w:t>
       </w:r>
-    </w:p>
-    <w:p>
-      <w:pPr>
-        <w:jc w:val="left"/>
-      </w:pPr>
+      <w:bookmarkEnd w:id="16"/>
+    </w:p>
+    <w:p>
       <w:r>
         <w:t>Del análisis realizado se concluye que</w:t>
       </w:r>
@@ -4438,9 +3562,6 @@
       </w:r>
     </w:p>
     <w:p>
-      <w:pPr>
-        <w:jc w:val="left"/>
-      </w:pPr>
       <w:r>
         <w:t>El DNIe 3.0 ofrece un sistema de autenticación fuerte, respaldado legalmente y ya utilizado en otros sectore</w:t>
       </w:r>
@@ -4452,9 +3573,6 @@
       </w:r>
     </w:p>
     <w:p>
-      <w:pPr>
-        <w:jc w:val="left"/>
-      </w:pPr>
       <w:r>
         <w:t>La integración del DNIe en aplicaciones móviles para la recogida escolar constituye una línea de trabajo poco explorada y con alto potencial.</w:t>
       </w:r>
@@ -4462,7 +3580,6 @@
     <w:p>
       <w:pPr>
         <w:spacing w:before="0" w:after="0" w:line="240" w:lineRule="auto"/>
-        <w:jc w:val="left"/>
       </w:pPr>
       <w:r>
         <w:br w:type="page"/>
@@ -4475,8 +3592,8 @@
           <w:caps w:val="0"/>
         </w:rPr>
       </w:pPr>
-      <w:bookmarkStart w:id="13" w:name="_Toc150350461"/>
-      <w:bookmarkStart w:id="14" w:name="_Toc150356209"/>
+      <w:bookmarkStart w:id="17" w:name="_Toc150350461"/>
+      <w:bookmarkStart w:id="18" w:name="_Toc227664529"/>
       <w:r>
         <w:rPr>
           <w:caps w:val="0"/>
@@ -4484,24 +3601,24 @@
         <w:lastRenderedPageBreak/>
         <w:t>Objetivos concretos y metodología de trabajo</w:t>
       </w:r>
-      <w:bookmarkEnd w:id="13"/>
-      <w:bookmarkEnd w:id="14"/>
+      <w:bookmarkEnd w:id="17"/>
+      <w:bookmarkEnd w:id="18"/>
     </w:p>
     <w:p>
       <w:pPr>
         <w:pStyle w:val="Ttulo2"/>
         <w:ind w:left="567" w:hanging="567"/>
       </w:pPr>
-      <w:bookmarkStart w:id="15" w:name="_Toc150350462"/>
-      <w:bookmarkStart w:id="16" w:name="_Toc150356210"/>
+      <w:bookmarkStart w:id="19" w:name="_Toc150350462"/>
+      <w:bookmarkStart w:id="20" w:name="_Toc227664530"/>
       <w:r>
         <w:rPr>
           <w:caps w:val="0"/>
         </w:rPr>
         <w:t>Objetivo general</w:t>
       </w:r>
-      <w:bookmarkEnd w:id="15"/>
-      <w:bookmarkEnd w:id="16"/>
+      <w:bookmarkEnd w:id="19"/>
+      <w:bookmarkEnd w:id="20"/>
     </w:p>
     <w:p>
       <w:r>
@@ -4521,45 +3638,33 @@
         <w:pStyle w:val="Ttulo2"/>
         <w:ind w:left="567" w:hanging="567"/>
       </w:pPr>
-      <w:bookmarkStart w:id="17" w:name="_Toc150350463"/>
-      <w:bookmarkStart w:id="18" w:name="_Toc150356211"/>
+      <w:bookmarkStart w:id="21" w:name="_Toc150350463"/>
+      <w:bookmarkStart w:id="22" w:name="_Toc227664531"/>
       <w:r>
         <w:rPr>
           <w:caps w:val="0"/>
         </w:rPr>
         <w:t>Objetivos específicos</w:t>
       </w:r>
-      <w:bookmarkEnd w:id="17"/>
-      <w:bookmarkEnd w:id="18"/>
-    </w:p>
-    <w:p>
-      <w:pPr>
-        <w:jc w:val="left"/>
-      </w:pPr>
+      <w:bookmarkEnd w:id="21"/>
+      <w:bookmarkEnd w:id="22"/>
+    </w:p>
+    <w:p>
       <w:r>
         <w:t>A partir del objetivo general, se plantean los siguientes objetivos específicos, centrados en el desarrollo de la aplicación y el proceso de verificación del DNIe 3.0:</w:t>
       </w:r>
     </w:p>
     <w:p>
-      <w:pPr>
-        <w:jc w:val="left"/>
-      </w:pPr>
       <w:r>
         <w:t>Diseñar la arquitectura de una aplicación móvil segura que permita la verificación de la identidad del autorizado de la recogida escolar mediante DNI electrónico y NFC.</w:t>
       </w:r>
     </w:p>
     <w:p>
-      <w:pPr>
-        <w:jc w:val="left"/>
-      </w:pPr>
       <w:r>
         <w:t>Implementar el acceso NFC al chip del DNIe 3.0 desde un dispositivo móvil Android, estableciendo la comunicación y gestionando correctamente las sesiones NFC.</w:t>
       </w:r>
     </w:p>
     <w:p>
-      <w:pPr>
-        <w:jc w:val="left"/>
-      </w:pPr>
       <w:r>
         <w:t>Desarrollar el flujo completo de verificación del DNIe 3.0, que incluya:</w:t>
       </w:r>
@@ -4571,7 +3676,6 @@
           <w:ilvl w:val="0"/>
           <w:numId w:val="55"/>
         </w:numPr>
-        <w:jc w:val="left"/>
       </w:pPr>
       <w:r>
         <w:t>Introducción del número CAN por parte del usuario.</w:t>
@@ -4584,7 +3688,6 @@
           <w:ilvl w:val="0"/>
           <w:numId w:val="55"/>
         </w:numPr>
-        <w:jc w:val="left"/>
       </w:pPr>
       <w:r>
         <w:t>Establecimiento de un canal seguro mediante el protocolo PACE.</w:t>
@@ -4597,7 +3700,6 @@
           <w:ilvl w:val="0"/>
           <w:numId w:val="55"/>
         </w:numPr>
-        <w:jc w:val="left"/>
       </w:pPr>
       <w:r>
         <w:t>Lectura controlada de los datos de identidad almacenados en el chip.</w:t>
@@ -4610,24 +3712,17 @@
           <w:ilvl w:val="0"/>
           <w:numId w:val="55"/>
         </w:numPr>
-        <w:jc w:val="left"/>
       </w:pPr>
       <w:r>
         <w:t>Validación criptográfica de los certificados del DNIe.</w:t>
       </w:r>
     </w:p>
     <w:p>
-      <w:pPr>
-        <w:jc w:val="left"/>
-      </w:pPr>
       <w:r>
         <w:t>Integrar mecanismos de comprobación que permitan asociar la identidad verificada con una autorización previa registrada en el sistema para la recogida del menor.</w:t>
       </w:r>
     </w:p>
     <w:p>
-      <w:pPr>
-        <w:jc w:val="left"/>
-      </w:pPr>
       <w:r>
         <w:t>Garantizar que el proceso de verificación cumple principios básicos de ciberseguridad, como confidencialidad, integridad, autenticación fuerte y minimización de datos.</w:t>
       </w:r>
@@ -4641,8 +3736,8 @@
           <w:caps w:val="0"/>
         </w:rPr>
       </w:pPr>
-      <w:bookmarkStart w:id="19" w:name="_Toc150350464"/>
-      <w:bookmarkStart w:id="20" w:name="_Toc150356212"/>
+      <w:bookmarkStart w:id="23" w:name="_Toc150350464"/>
+      <w:bookmarkStart w:id="24" w:name="_Toc227664532"/>
       <w:r>
         <w:rPr>
           <w:caps w:val="0"/>
@@ -4650,8 +3745,8 @@
         <w:lastRenderedPageBreak/>
         <w:t>Metodología del trabajo</w:t>
       </w:r>
-      <w:bookmarkEnd w:id="19"/>
-      <w:bookmarkEnd w:id="20"/>
+      <w:bookmarkEnd w:id="23"/>
+      <w:bookmarkEnd w:id="24"/>
     </w:p>
     <w:p>
       <w:r>
@@ -4668,7 +3763,6 @@
           <w:ilvl w:val="0"/>
           <w:numId w:val="54"/>
         </w:numPr>
-        <w:jc w:val="left"/>
       </w:pPr>
       <w:r>
         <w:t xml:space="preserve">Se </w:t>
@@ -4696,7 +3790,6 @@
           <w:ilvl w:val="0"/>
           <w:numId w:val="54"/>
         </w:numPr>
-        <w:jc w:val="left"/>
       </w:pPr>
       <w:r>
         <w:t>S</w:t>
@@ -4712,7 +3805,6 @@
           <w:ilvl w:val="0"/>
           <w:numId w:val="54"/>
         </w:numPr>
-        <w:jc w:val="left"/>
       </w:pPr>
       <w:r>
         <w:t>S</w:t>
@@ -4740,7 +3832,6 @@
           <w:ilvl w:val="0"/>
           <w:numId w:val="54"/>
         </w:numPr>
-        <w:jc w:val="left"/>
       </w:pPr>
       <w:r>
         <w:t>S</w:t>
@@ -4765,8 +3856,8 @@
           <w:caps w:val="0"/>
         </w:rPr>
       </w:pPr>
-      <w:bookmarkStart w:id="21" w:name="_Toc150350465"/>
-      <w:bookmarkStart w:id="22" w:name="_Toc150356213"/>
+      <w:bookmarkStart w:id="25" w:name="_Toc150350465"/>
+      <w:bookmarkStart w:id="26" w:name="_Toc227664533"/>
       <w:r>
         <w:rPr>
           <w:caps w:val="0"/>
@@ -4774,15 +3865,29 @@
         <w:lastRenderedPageBreak/>
         <w:t>Desarrollo específico de la contribución</w:t>
       </w:r>
-      <w:bookmarkEnd w:id="21"/>
-      <w:bookmarkEnd w:id="22"/>
-    </w:p>
-    <w:p>
-      <w:r>
-        <w:t>En este bloque (1-3 capítulos) debes desarrollar la descripción de tu contribución. Es muy dependiente del tipo de trabajo concreto, y puedes contar con la ayuda de tu director para estudiar cómo comunicar los detalles de tu contribución. A continuación, te presentamos la estructura habitual para cada uno de los tipos de trabajo.</w:t>
-      </w:r>
-    </w:p>
-    <w:p/>
+      <w:bookmarkEnd w:id="25"/>
+      <w:r>
+        <w:rPr>
+          <w:caps w:val="0"/>
+        </w:rPr>
+        <w:t xml:space="preserve"> (Desarrollo de software)</w:t>
+      </w:r>
+      <w:bookmarkEnd w:id="26"/>
+    </w:p>
+    <w:p>
+      <w:pPr>
+        <w:rPr>
+          <w:lang w:eastAsia="en-US"/>
+        </w:rPr>
+      </w:pPr>
+      <w:bookmarkStart w:id="27" w:name="_Hlk227663893"/>
+      <w:r>
+        <w:rPr>
+          <w:lang w:eastAsia="en-US"/>
+        </w:rPr>
+        <w:t>--Por completar--</w:t>
+      </w:r>
+    </w:p>
     <w:p>
       <w:pPr>
         <w:pStyle w:val="Ttulo2"/>
@@ -4791,168 +3896,29 @@
           <w:caps w:val="0"/>
         </w:rPr>
       </w:pPr>
-      <w:bookmarkStart w:id="23" w:name="_Toc150350466"/>
-      <w:bookmarkStart w:id="24" w:name="_Toc150356214"/>
+      <w:bookmarkStart w:id="28" w:name="_Toc227664534"/>
+      <w:bookmarkEnd w:id="27"/>
       <w:r>
         <w:rPr>
           <w:caps w:val="0"/>
         </w:rPr>
-        <w:t xml:space="preserve">Tipo 1. </w:t>
-      </w:r>
-      <w:r>
-        <w:rPr>
-          <w:caps w:val="0"/>
-        </w:rPr>
-        <w:t>Piloto experimental</w:t>
-      </w:r>
-      <w:bookmarkEnd w:id="23"/>
-      <w:bookmarkEnd w:id="24"/>
-    </w:p>
-    <w:p>
-      <w:r>
-        <w:t>Este tipo de trabajos suelen seguir la estructura típica al describir experimentos científicos, dividida en descripción del experimento, presentación de los resultados y discusión de los resultados. En general se espera una separación clara entre los tres elementos: descripción de los métodos de investigación, presentación de los resultados y discusión de los resultados.</w:t>
-      </w:r>
-    </w:p>
-    <w:p/>
-    <w:p>
-      <w:pPr>
-        <w:pStyle w:val="Ttulo3"/>
-      </w:pPr>
-      <w:bookmarkStart w:id="25" w:name="_Toc150350467"/>
-      <w:bookmarkStart w:id="26" w:name="_Toc150356215"/>
-      <w:r>
-        <w:t>Descripción detallada del experimento</w:t>
-      </w:r>
-      <w:bookmarkEnd w:id="25"/>
-      <w:bookmarkEnd w:id="26"/>
-    </w:p>
-    <w:p>
-      <w:r>
-        <w:t>En el capítulo de Objetivos y Metodología del Trabajo ya habrás descrito a grandes rasgos la metodología experimental que vas a seguir. Pero si tu trabajo se centra en describir un piloto, deberás dedicar un capítulo a describir con todo detalle las características del piloto. Como mínimo querrás mencionar:</w:t>
-      </w:r>
-    </w:p>
-    <w:p>
-      <w:pPr>
-        <w:pStyle w:val="Prrafodelista"/>
-        <w:numPr>
-          <w:ilvl w:val="0"/>
-          <w:numId w:val="50"/>
-        </w:numPr>
-        <w:spacing w:before="0" w:after="0"/>
-      </w:pPr>
-      <w:r>
-        <w:t xml:space="preserve"> </w:t>
-      </w:r>
-      <w:r>
-        <w:t>Qué tecnologías se utilizaron (incluyendo justificación de por qué se emplearon y descripciones detalladas de las mismas).</w:t>
-      </w:r>
-    </w:p>
-    <w:p>
-      <w:pPr>
-        <w:pStyle w:val="Prrafodelista"/>
-        <w:numPr>
-          <w:ilvl w:val="0"/>
-          <w:numId w:val="50"/>
-        </w:numPr>
-        <w:spacing w:before="0" w:after="0"/>
-      </w:pPr>
-      <w:r>
-        <w:t>Cómo se organizó el piloto.</w:t>
-      </w:r>
-    </w:p>
-    <w:p>
-      <w:pPr>
-        <w:pStyle w:val="Prrafodelista"/>
-        <w:numPr>
-          <w:ilvl w:val="0"/>
-          <w:numId w:val="50"/>
-        </w:numPr>
-        <w:spacing w:before="0" w:after="0"/>
-      </w:pPr>
-      <w:r>
-        <w:t>Qué personas participaron (con datos demográficos, si procede) o qué técnicas de sistemas se emplearon.</w:t>
-      </w:r>
-    </w:p>
-    <w:p>
-      <w:pPr>
-        <w:pStyle w:val="Prrafodelista"/>
-        <w:numPr>
-          <w:ilvl w:val="0"/>
-          <w:numId w:val="50"/>
-        </w:numPr>
-        <w:spacing w:before="0" w:after="0"/>
-      </w:pPr>
-      <w:r>
-        <w:t>Cómo transcurrió el experimento.</w:t>
-      </w:r>
-    </w:p>
-    <w:p>
-      <w:pPr>
-        <w:pStyle w:val="Prrafodelista"/>
-        <w:numPr>
-          <w:ilvl w:val="0"/>
-          <w:numId w:val="50"/>
-        </w:numPr>
-        <w:spacing w:before="0" w:after="0"/>
-      </w:pPr>
-      <w:r>
-        <w:t>Qué instrumentos de seguimiento y evaluación se utilizaron durante el desarrollo del experimento.</w:t>
-      </w:r>
-    </w:p>
-    <w:p>
-      <w:pPr>
-        <w:pStyle w:val="Prrafodelista"/>
-        <w:numPr>
-          <w:ilvl w:val="0"/>
-          <w:numId w:val="50"/>
-        </w:numPr>
-        <w:spacing w:before="0" w:after="0"/>
-      </w:pPr>
-      <w:r>
-        <w:t>Qué tipo de análisis estadísticos se empleó (si procede).</w:t>
-      </w:r>
-    </w:p>
-    <w:p/>
-    <w:p>
-      <w:pPr>
-        <w:pStyle w:val="Ttulo3"/>
-      </w:pPr>
-      <w:bookmarkStart w:id="27" w:name="_Toc150350468"/>
-      <w:bookmarkStart w:id="28" w:name="_Toc150356216"/>
-      <w:r>
-        <w:lastRenderedPageBreak/>
-        <w:t>Descripción de</w:t>
-      </w:r>
-      <w:r>
-        <w:t xml:space="preserve"> los resultados</w:t>
-      </w:r>
-      <w:bookmarkEnd w:id="27"/>
+        <w:t>Identificación de requisitos</w:t>
+      </w:r>
       <w:bookmarkEnd w:id="28"/>
     </w:p>
     <w:p>
-      <w:r>
-        <w:t>En el siguiente capítulo deberás detallar los resultados obtenidos, con tablas de resumen, gráficas de resultados, identificación de datos relevantes, etc. Es una exposición objetiva, sin valorar los resultados ni justificarlos. Deberías describir los resultados y aportar tablas que resuman las principales observaciones.</w:t>
-      </w:r>
-    </w:p>
-    <w:p/>
-    <w:p>
-      <w:pPr>
-        <w:pStyle w:val="Ttulo3"/>
-      </w:pPr>
-      <w:bookmarkStart w:id="29" w:name="_Toc150350469"/>
-      <w:bookmarkStart w:id="30" w:name="_Toc150356217"/>
-      <w:r>
-        <w:t>Discusión</w:t>
-      </w:r>
-      <w:bookmarkEnd w:id="29"/>
-      <w:bookmarkEnd w:id="30"/>
-    </w:p>
-    <w:p>
-      <w:r>
-        <w:t>Tras la presentación objetiva de los resultados, querrás aportar una discusión de los mismos. En este capítulo puedes discutir la relevancia de los resultados, presentar posibles explicaciones para los datos anómalos y resaltar aquellos datos que sean particularmente relevantes para el análisis del experimento.</w:t>
-      </w:r>
-    </w:p>
-    <w:p/>
+      <w:pPr>
+        <w:rPr>
+          <w:lang w:eastAsia="en-US"/>
+        </w:rPr>
+      </w:pPr>
+      <w:r>
+        <w:rPr>
+          <w:lang w:eastAsia="en-US"/>
+        </w:rPr>
+        <w:t>--Por completar--</w:t>
+      </w:r>
+    </w:p>
     <w:p>
       <w:pPr>
         <w:pStyle w:val="Ttulo2"/>
@@ -4961,298 +3927,120 @@
           <w:caps w:val="0"/>
         </w:rPr>
       </w:pPr>
-      <w:bookmarkStart w:id="31" w:name="_Toc150350470"/>
-      <w:bookmarkStart w:id="32" w:name="_Toc150356218"/>
+      <w:bookmarkStart w:id="29" w:name="_Toc227664535"/>
       <w:r>
         <w:rPr>
           <w:caps w:val="0"/>
         </w:rPr>
-        <w:t xml:space="preserve">Tipo 2. </w:t>
-      </w:r>
-      <w:r>
+        <w:t>Descripción de la herramienta software desarrollada</w:t>
+      </w:r>
+      <w:bookmarkEnd w:id="29"/>
+    </w:p>
+    <w:p>
+      <w:pPr>
+        <w:rPr>
+          <w:lang w:eastAsia="en-US"/>
+        </w:rPr>
+      </w:pPr>
+      <w:r>
+        <w:rPr>
+          <w:lang w:eastAsia="en-US"/>
+        </w:rPr>
+        <w:t>--Por completar--</w:t>
+      </w:r>
+    </w:p>
+    <w:p>
+      <w:pPr>
+        <w:pStyle w:val="Ttulo2"/>
+        <w:ind w:left="567" w:hanging="567"/>
         <w:rPr>
           <w:caps w:val="0"/>
         </w:rPr>
-        <w:t>D</w:t>
-      </w:r>
+      </w:pPr>
+      <w:bookmarkStart w:id="30" w:name="_Toc227664536"/>
       <w:r>
         <w:rPr>
           <w:caps w:val="0"/>
         </w:rPr>
-        <w:t>esarrollo de software</w:t>
+        <w:t>Evaluación</w:t>
+      </w:r>
+      <w:bookmarkEnd w:id="30"/>
+    </w:p>
+    <w:p>
+      <w:pPr>
+        <w:rPr>
+          <w:lang w:eastAsia="en-US"/>
+        </w:rPr>
+      </w:pPr>
+      <w:r>
+        <w:rPr>
+          <w:lang w:eastAsia="en-US"/>
+        </w:rPr>
+        <w:t>--Por completar--</w:t>
+      </w:r>
+    </w:p>
+    <w:p>
+      <w:pPr>
+        <w:spacing w:before="0" w:after="0" w:line="240" w:lineRule="auto"/>
+        <w:jc w:val="left"/>
+      </w:pPr>
+      <w:r>
+        <w:br w:type="page"/>
+      </w:r>
+    </w:p>
+    <w:p>
+      <w:pPr>
+        <w:pStyle w:val="Ttulo1"/>
+        <w:rPr>
+          <w:caps w:val="0"/>
+        </w:rPr>
+      </w:pPr>
+      <w:bookmarkStart w:id="31" w:name="_Toc150350478"/>
+      <w:bookmarkStart w:id="32" w:name="_Toc227664537"/>
+      <w:r>
+        <w:rPr>
+          <w:caps w:val="0"/>
+        </w:rPr>
+        <w:lastRenderedPageBreak/>
+        <w:t>Conclusiones y trabajo futuro</w:t>
       </w:r>
       <w:bookmarkEnd w:id="31"/>
       <w:bookmarkEnd w:id="32"/>
     </w:p>
     <w:p>
-      <w:r>
-        <w:t>En un trabajo de desarrollo de software es importante justificar los criterios de diseño seguidos para desarrollar el programa, seguido de la descripción detallada del producto resultante y finalmente una evaluación de la calidad y aplicabilidad del producto. Esto suele verse reflejado en la siguiente estructura de capítulos:</w:t>
-      </w:r>
-    </w:p>
-    <w:p/>
-    <w:p>
-      <w:pPr>
-        <w:pStyle w:val="Ttulo3"/>
-      </w:pPr>
-      <w:bookmarkStart w:id="33" w:name="_Toc150350471"/>
-      <w:bookmarkStart w:id="34" w:name="_Toc150356219"/>
-      <w:r>
-        <w:t>Identificación de requisitos</w:t>
+      <w:pPr>
+        <w:rPr>
+          <w:lang w:eastAsia="en-US"/>
+        </w:rPr>
+      </w:pPr>
+      <w:r>
+        <w:rPr>
+          <w:lang w:eastAsia="en-US"/>
+        </w:rPr>
+        <w:t>--Por completar--</w:t>
+      </w:r>
+    </w:p>
+    <w:p>
+      <w:pPr>
+        <w:spacing w:before="0" w:after="0" w:line="240" w:lineRule="auto"/>
+        <w:jc w:val="left"/>
+      </w:pPr>
+      <w:r>
+        <w:br w:type="page"/>
+      </w:r>
+    </w:p>
+    <w:p>
+      <w:pPr>
+        <w:pStyle w:val="Ttulo1sinnumerar"/>
+      </w:pPr>
+      <w:bookmarkStart w:id="33" w:name="_Toc150350479"/>
+      <w:bookmarkStart w:id="34" w:name="_Toc227664538"/>
+      <w:r>
+        <w:lastRenderedPageBreak/>
+        <w:t>Referencias bibliográficas</w:t>
       </w:r>
       <w:bookmarkEnd w:id="33"/>
       <w:bookmarkEnd w:id="34"/>
-    </w:p>
-    <w:p>
-      <w:r>
-        <w:t>En este capítulo se debe indicar el trabajo previo realizado para guiar el desarrollo del programa. Esto debería incluir la identificación adecuada del problema a tratar, así como del contexto habitual de uso (empresa, institución, etc.). Idealmente, la identificación de requisitos se debería hacer contando con expertos en la materia a tratar.</w:t>
-      </w:r>
-    </w:p>
-    <w:p/>
-    <w:p>
-      <w:pPr>
-        <w:pStyle w:val="Ttulo3"/>
-      </w:pPr>
-      <w:bookmarkStart w:id="35" w:name="_Toc150350472"/>
-      <w:bookmarkStart w:id="36" w:name="_Toc150356220"/>
-      <w:r>
-        <w:t xml:space="preserve">Descripción de la </w:t>
-      </w:r>
-      <w:r>
-        <w:t>herramienta</w:t>
-      </w:r>
-      <w:r>
-        <w:t xml:space="preserve"> software</w:t>
-      </w:r>
-      <w:r>
-        <w:t xml:space="preserve"> desarrollada</w:t>
-      </w:r>
-      <w:bookmarkEnd w:id="35"/>
-      <w:bookmarkEnd w:id="36"/>
-    </w:p>
-    <w:p>
-      <w:r>
-        <w:t xml:space="preserve">En el caso de desarrollos de software, deberían aportarse detalles del proceso de desarrollo, incluyendo las fases e hitos del proceso. También deben presentarse diagramas explicativos </w:t>
-      </w:r>
-      <w:r>
-        <w:lastRenderedPageBreak/>
-        <w:t>de la arquitectura o funcionamiento, así como capturas de pantalla que permitan al lector entender el funcionamiento del programa.</w:t>
-      </w:r>
-    </w:p>
-    <w:p/>
-    <w:p>
-      <w:pPr>
-        <w:pStyle w:val="Ttulo3"/>
-      </w:pPr>
-      <w:bookmarkStart w:id="37" w:name="_Toc150350473"/>
-      <w:bookmarkStart w:id="38" w:name="_Toc150356221"/>
-      <w:r>
-        <w:t>Evaluación</w:t>
-      </w:r>
-      <w:bookmarkEnd w:id="37"/>
-      <w:bookmarkEnd w:id="38"/>
-    </w:p>
-    <w:p>
-      <w:r>
-        <w:t>La evaluación debería cubrir por lo menos una mínima evaluación de la usabilidad de la herramienta, así como de su aplicabilidad para resolver el problema propuesto. Estas evaluaciones suelen realizarse con usuarios expertos.</w:t>
-      </w:r>
-    </w:p>
-    <w:p/>
-    <w:p>
-      <w:pPr>
-        <w:pStyle w:val="Ttulo2"/>
-        <w:ind w:left="567" w:hanging="567"/>
-        <w:rPr>
-          <w:caps w:val="0"/>
-        </w:rPr>
-      </w:pPr>
-      <w:bookmarkStart w:id="39" w:name="_Toc150350474"/>
-      <w:bookmarkStart w:id="40" w:name="_Toc150356222"/>
-      <w:r>
-        <w:rPr>
-          <w:caps w:val="0"/>
-        </w:rPr>
-        <w:t>Tipo 3. Desarrollo de metodología</w:t>
-      </w:r>
-      <w:bookmarkEnd w:id="39"/>
-      <w:bookmarkEnd w:id="40"/>
-    </w:p>
-    <w:p>
-      <w:r>
-        <w:t>La estructura de este tipo de trabajos es similar a la del tipo anterior, partiendo de la identificación formal de los requisitos, describiendo a fondo la metodología y realizando una evaluación de su validez y aplicabilidad.</w:t>
-      </w:r>
-    </w:p>
-    <w:p/>
-    <w:p>
-      <w:pPr>
-        <w:pStyle w:val="Ttulo3"/>
-      </w:pPr>
-      <w:bookmarkStart w:id="41" w:name="_Toc150350475"/>
-      <w:bookmarkStart w:id="42" w:name="_Toc150356223"/>
-      <w:r>
-        <w:t>Identificación de requisitos</w:t>
-      </w:r>
-      <w:bookmarkEnd w:id="41"/>
-      <w:bookmarkEnd w:id="42"/>
-    </w:p>
-    <w:p>
-      <w:r>
-        <w:t>En este capítulo se debe indicar el trabajo previo realizado para identificar los roles, las tecnologías y los contenidos implicados para diseñar la metodología. Esto debería incluir la identificación adecuada del problema a tratar, así como del contexto habitual de uso (empresa, institución, etc.). Idealmente, la identificación de requisitos se debería hacer contando con expertos en la materia.</w:t>
-      </w:r>
-    </w:p>
-    <w:p/>
-    <w:p>
-      <w:pPr>
-        <w:pStyle w:val="Ttulo3"/>
-      </w:pPr>
-      <w:bookmarkStart w:id="43" w:name="_Toc150350476"/>
-      <w:bookmarkStart w:id="44" w:name="_Toc150356224"/>
-      <w:r>
-        <w:t>Descripción de la metodología</w:t>
-      </w:r>
-      <w:bookmarkEnd w:id="43"/>
-      <w:bookmarkEnd w:id="44"/>
-    </w:p>
-    <w:p>
-      <w:r>
-        <w:t>En el capítulo de descripción de la metodología se debería describir con todo detalle la metodología propuesta. El objetivo de una metodología es que se pueda aplicar en distintitos entornos, por lo que este capítulo suele estructurarse como un manual detallado de cómo aplicar la metodología. Debería incluir descripciones detalladas de los roles implicados, de las tecnologías empleadas y de los elementos observables en cada una de las etapas. Puede ser útil acompañar las descripciones de diagramas de flujo que ayuden a comprender el proceso de aplicación de la metodología.</w:t>
-      </w:r>
-    </w:p>
-    <w:p>
-      <w:pPr>
-        <w:pStyle w:val="Ttulo3"/>
-      </w:pPr>
-      <w:bookmarkStart w:id="45" w:name="_Toc150350477"/>
-      <w:bookmarkStart w:id="46" w:name="_Toc150356225"/>
-      <w:r>
-        <w:lastRenderedPageBreak/>
-        <w:t>Evaluación</w:t>
-      </w:r>
-      <w:bookmarkEnd w:id="45"/>
-      <w:bookmarkEnd w:id="46"/>
-    </w:p>
-    <w:p>
-      <w:r>
-        <w:t>La evaluación debería centrarse en validar la metodología propuesta y en asegurar su efectividad para abordar el problema tratado. Cuando sea posible, la mejor evaluación sería la implantación de la metodología en un escenario concreto y la observación de si esto supone una mejora en los resultados. Cuando esto no sea posible, la metodología debería ser, al menos, validada por usuarios expertos que estudien la propuesta y aporten su opinión mediante entrevistas estructuradas y/o cuestionarios.</w:t>
-      </w:r>
-    </w:p>
-    <w:p>
-      <w:pPr>
-        <w:spacing w:before="0" w:after="0" w:line="240" w:lineRule="auto"/>
-        <w:jc w:val="left"/>
-      </w:pPr>
-      <w:r>
-        <w:br w:type="page"/>
-      </w:r>
-    </w:p>
-    <w:p>
-      <w:pPr>
-        <w:pStyle w:val="Ttulo1"/>
-        <w:rPr>
-          <w:caps w:val="0"/>
-        </w:rPr>
-      </w:pPr>
-      <w:bookmarkStart w:id="47" w:name="_Toc150350478"/>
-      <w:bookmarkStart w:id="48" w:name="_Toc150356226"/>
-      <w:r>
-        <w:rPr>
-          <w:caps w:val="0"/>
-        </w:rPr>
-        <w:lastRenderedPageBreak/>
-        <w:t>Conclusiones y trabajo futuro</w:t>
-      </w:r>
-      <w:bookmarkEnd w:id="47"/>
-      <w:bookmarkEnd w:id="48"/>
-    </w:p>
-    <w:p>
-      <w:pPr>
-        <w:rPr>
-          <w:highlight w:val="cyan"/>
-        </w:rPr>
-      </w:pPr>
-      <w:r>
-        <w:t>Este último bloque (habitualmente un capítulo; en ocasiones, dos capítulos complementarios) es habitual en todos los tipos de trabajos y presenta el resumen final de tu trabajo y debe servir para informar del alcance y relevancia de tu aportación.</w:t>
-      </w:r>
-    </w:p>
-    <w:p>
-      <w:r>
-        <w:t>Suele estructurarse empezando con un resumen del problema tratado, de cómo se ha abordado y de por qué la solución sería válida.</w:t>
-      </w:r>
-    </w:p>
-    <w:p>
-      <w:r>
-        <w:t xml:space="preserve">Es recomendable que incluya también un </w:t>
-      </w:r>
-      <w:r>
-        <w:rPr>
-          <w:b/>
-          <w:bCs/>
-        </w:rPr>
-        <w:t>resumen de las contribuciones del trabajo</w:t>
-      </w:r>
-      <w:r>
-        <w:t>, en el que relaciones las contribuciones y los resultados obtenidos con los objetivos que habías planteado para el trabajo, discutiendo hasta qué punto has conseguido resolver los objetivos planteados.</w:t>
-      </w:r>
-    </w:p>
-    <w:p>
-      <w:r>
-        <w:t xml:space="preserve">Finalmente, se suele dedicar una última sección a hablar de </w:t>
-      </w:r>
-      <w:r>
-        <w:rPr>
-          <w:b/>
-          <w:bCs/>
-        </w:rPr>
-        <w:t>líneas de trabajo futuro</w:t>
-      </w:r>
-      <w:r>
-        <w:t xml:space="preserve"> que podrían aportar valor añadido al TFE realizado. La sección debería señalar las perspectivas de futuro que abre el trabajo desarrollado para el campo de estudio definido. En el fondo, debes justificar de qué modo puede emplearse la aportación que has desarrollado y en qué campos.</w:t>
-      </w:r>
-    </w:p>
-    <w:p>
-      <w:pPr>
-        <w:spacing w:before="0" w:after="0" w:line="240" w:lineRule="auto"/>
-        <w:jc w:val="left"/>
-      </w:pPr>
-    </w:p>
-    <w:p>
-      <w:pPr>
-        <w:spacing w:before="0" w:after="0" w:line="240" w:lineRule="auto"/>
-        <w:jc w:val="left"/>
-      </w:pPr>
-    </w:p>
-    <w:p>
-      <w:pPr>
-        <w:spacing w:before="0" w:after="0" w:line="240" w:lineRule="auto"/>
-        <w:jc w:val="left"/>
-      </w:pPr>
-    </w:p>
-    <w:p>
-      <w:pPr>
-        <w:spacing w:before="0" w:after="0" w:line="240" w:lineRule="auto"/>
-        <w:jc w:val="left"/>
-      </w:pPr>
-    </w:p>
-    <w:p>
-      <w:pPr>
-        <w:spacing w:before="0" w:after="0" w:line="240" w:lineRule="auto"/>
-        <w:jc w:val="left"/>
-      </w:pPr>
-      <w:r>
-        <w:br w:type="page"/>
-      </w:r>
-    </w:p>
-    <w:p>
-      <w:pPr>
-        <w:pStyle w:val="Ttulo1sinnumerar"/>
-      </w:pPr>
-      <w:bookmarkStart w:id="49" w:name="_Toc150350479"/>
-      <w:bookmarkStart w:id="50" w:name="_Toc150356227"/>
-      <w:r>
-        <w:lastRenderedPageBreak/>
-        <w:t>Referencias bibliográficas</w:t>
-      </w:r>
-      <w:bookmarkEnd w:id="49"/>
-      <w:bookmarkEnd w:id="50"/>
     </w:p>
     <w:p>
       <w:pPr>
@@ -5261,13 +4049,77 @@
           <w:ilvl w:val="0"/>
           <w:numId w:val="56"/>
         </w:numPr>
+        <w:spacing w:before="0" w:after="0"/>
         <w:jc w:val="left"/>
       </w:pPr>
-      <w:bookmarkStart w:id="51" w:name="_Ref227446462"/>
-      <w:r>
-        <w:t>https://checkyes.app/</w:t>
-      </w:r>
-      <w:bookmarkEnd w:id="51"/>
+      <w:bookmarkStart w:id="35" w:name="_Ref227664631"/>
+      <w:proofErr w:type="spellStart"/>
+      <w:r>
+        <w:rPr>
+          <w:rFonts w:ascii="Segoe UI" w:hAnsi="Segoe UI" w:cs="Segoe UI"/>
+          <w:sz w:val="21"/>
+          <w:szCs w:val="21"/>
+          <w:lang w:eastAsia="ja-JP"/>
+        </w:rPr>
+        <w:t>CheckYes</w:t>
+      </w:r>
+      <w:proofErr w:type="spellEnd"/>
+      <w:r>
+        <w:rPr>
+          <w:rFonts w:ascii="Segoe UI" w:hAnsi="Segoe UI" w:cs="Segoe UI"/>
+          <w:sz w:val="21"/>
+          <w:szCs w:val="21"/>
+          <w:lang w:eastAsia="ja-JP"/>
+        </w:rPr>
+        <w:t xml:space="preserve">. (s. f.). </w:t>
+      </w:r>
+      <w:proofErr w:type="spellStart"/>
+      <w:r>
+        <w:rPr>
+          <w:rFonts w:ascii="Segoe UI" w:hAnsi="Segoe UI" w:cs="Segoe UI"/>
+          <w:i/>
+          <w:iCs/>
+          <w:sz w:val="21"/>
+          <w:szCs w:val="21"/>
+          <w:lang w:eastAsia="ja-JP"/>
+        </w:rPr>
+        <w:t>CheckYes</w:t>
+      </w:r>
+      <w:proofErr w:type="spellEnd"/>
+      <w:r>
+        <w:rPr>
+          <w:rFonts w:ascii="Segoe UI" w:hAnsi="Segoe UI" w:cs="Segoe UI"/>
+          <w:i/>
+          <w:iCs/>
+          <w:sz w:val="21"/>
+          <w:szCs w:val="21"/>
+          <w:lang w:eastAsia="ja-JP"/>
+        </w:rPr>
+        <w:t>: Control real, tranquilidad total</w:t>
+      </w:r>
+      <w:r>
+        <w:rPr>
+          <w:rFonts w:ascii="Segoe UI" w:hAnsi="Segoe UI" w:cs="Segoe UI"/>
+          <w:sz w:val="21"/>
+          <w:szCs w:val="21"/>
+          <w:lang w:eastAsia="ja-JP"/>
+        </w:rPr>
+        <w:t xml:space="preserve">. </w:t>
+      </w:r>
+      <w:hyperlink r:id="rId15" w:history="1">
+        <w:r>
+          <w:rPr>
+            <w:rStyle w:val="Hipervnculo"/>
+            <w:rFonts w:ascii="Segoe UI" w:hAnsi="Segoe UI" w:cs="Segoe UI"/>
+            <w:sz w:val="21"/>
+            <w:szCs w:val="21"/>
+            <w:lang w:eastAsia="ja-JP"/>
+          </w:rPr>
+          <w:t>https://checkyes.app/</w:t>
+        </w:r>
+      </w:hyperlink>
+      <w:bookmarkStart w:id="36" w:name="_Ref227661958"/>
+      <w:bookmarkEnd w:id="35"/>
     </w:p>
     <w:p>
       <w:pPr>
@@ -5276,18 +4128,71 @@
           <w:ilvl w:val="0"/>
           <w:numId w:val="56"/>
         </w:numPr>
+        <w:spacing w:before="0" w:after="0"/>
         <w:jc w:val="left"/>
-      </w:pPr>
-      <w:hyperlink r:id="rId15" w:history="1">
-        <w:bookmarkStart w:id="52" w:name="_Ref227446492"/>
-        <w:r>
-          <w:rPr>
-            <w:rStyle w:val="Hipervnculo"/>
-          </w:rPr>
-          <w:t>https://app.quallakids.com/escuelas/</w:t>
-        </w:r>
-        <w:bookmarkEnd w:id="52"/>
-      </w:hyperlink>
+        <w:rPr>
+          <w:rFonts w:ascii="Segoe UI" w:hAnsi="Segoe UI" w:cs="Segoe UI"/>
+          <w:sz w:val="21"/>
+          <w:szCs w:val="21"/>
+          <w:lang w:eastAsia="ja-JP"/>
+        </w:rPr>
+      </w:pPr>
+      <w:bookmarkStart w:id="37" w:name="_Ref227664635"/>
+      <w:bookmarkEnd w:id="36"/>
+      <w:proofErr w:type="spellStart"/>
+      <w:r>
+        <w:rPr>
+          <w:rFonts w:ascii="Segoe UI" w:hAnsi="Segoe UI" w:cs="Segoe UI"/>
+          <w:sz w:val="21"/>
+          <w:szCs w:val="21"/>
+          <w:lang w:eastAsia="ja-JP"/>
+        </w:rPr>
+        <w:t>Qualla</w:t>
+      </w:r>
+      <w:proofErr w:type="spellEnd"/>
+      <w:r>
+        <w:rPr>
+          <w:rFonts w:ascii="Segoe UI" w:hAnsi="Segoe UI" w:cs="Segoe UI"/>
+          <w:sz w:val="21"/>
+          <w:szCs w:val="21"/>
+          <w:lang w:eastAsia="ja-JP"/>
+        </w:rPr>
+        <w:t xml:space="preserve">. (s. f.). </w:t>
+      </w:r>
+      <w:proofErr w:type="spellStart"/>
+      <w:r>
+        <w:rPr>
+          <w:rFonts w:ascii="Segoe UI" w:hAnsi="Segoe UI" w:cs="Segoe UI"/>
+          <w:i/>
+          <w:iCs/>
+          <w:sz w:val="21"/>
+          <w:szCs w:val="21"/>
+          <w:lang w:eastAsia="ja-JP"/>
+        </w:rPr>
+        <w:t>Qualla</w:t>
+      </w:r>
+      <w:proofErr w:type="spellEnd"/>
+      <w:r>
+        <w:rPr>
+          <w:rFonts w:ascii="Segoe UI" w:hAnsi="Segoe UI" w:cs="Segoe UI"/>
+          <w:i/>
+          <w:iCs/>
+          <w:sz w:val="21"/>
+          <w:szCs w:val="21"/>
+          <w:lang w:eastAsia="ja-JP"/>
+        </w:rPr>
+        <w:t>: La primera y única app de recogida de menores</w:t>
+      </w:r>
+      <w:r>
+        <w:rPr>
+          <w:rFonts w:ascii="Segoe UI" w:hAnsi="Segoe UI" w:cs="Segoe UI"/>
+          <w:sz w:val="21"/>
+          <w:szCs w:val="21"/>
+          <w:lang w:eastAsia="ja-JP"/>
+        </w:rPr>
+        <w:t>. https://app.quallakids.com/escuelas/</w:t>
+      </w:r>
+      <w:bookmarkEnd w:id="37"/>
     </w:p>
     <w:p>
       <w:pPr>
@@ -5296,251 +4201,778 @@
           <w:ilvl w:val="0"/>
           <w:numId w:val="56"/>
         </w:numPr>
+        <w:spacing w:before="0" w:after="0"/>
         <w:jc w:val="left"/>
-      </w:pPr>
-      <w:bookmarkStart w:id="53" w:name="_Ref227446498"/>
-      <w:r>
-        <w:t>https://armorpass.com/colegios/</w:t>
-      </w:r>
-      <w:bookmarkEnd w:id="53"/>
-    </w:p>
-    <w:p>
-      <w:pPr>
-        <w:pStyle w:val="Prrafodelista"/>
+        <w:rPr>
+          <w:rFonts w:ascii="Segoe UI" w:hAnsi="Segoe UI" w:cs="Segoe UI"/>
+          <w:sz w:val="21"/>
+          <w:szCs w:val="21"/>
+          <w:lang w:eastAsia="ja-JP"/>
+        </w:rPr>
+      </w:pPr>
+      <w:bookmarkStart w:id="38" w:name="_Ref227664797"/>
+      <w:proofErr w:type="spellStart"/>
+      <w:r>
+        <w:rPr>
+          <w:rFonts w:ascii="Segoe UI" w:hAnsi="Segoe UI" w:cs="Segoe UI"/>
+          <w:sz w:val="21"/>
+          <w:szCs w:val="21"/>
+          <w:lang w:eastAsia="ja-JP"/>
+        </w:rPr>
+        <w:t>ArmorPass</w:t>
+      </w:r>
+      <w:proofErr w:type="spellEnd"/>
+      <w:r>
+        <w:rPr>
+          <w:rFonts w:ascii="Segoe UI" w:hAnsi="Segoe UI" w:cs="Segoe UI"/>
+          <w:sz w:val="21"/>
+          <w:szCs w:val="21"/>
+          <w:lang w:eastAsia="ja-JP"/>
+        </w:rPr>
+        <w:t xml:space="preserve">. (2023, marzo 9). </w:t>
+      </w:r>
+      <w:r>
+        <w:rPr>
+          <w:rFonts w:ascii="Segoe UI" w:hAnsi="Segoe UI" w:cs="Segoe UI"/>
+          <w:i/>
+          <w:iCs/>
+          <w:sz w:val="21"/>
+          <w:szCs w:val="21"/>
+          <w:lang w:eastAsia="ja-JP"/>
+        </w:rPr>
+        <w:t xml:space="preserve">Colegios – </w:t>
+      </w:r>
+      <w:proofErr w:type="spellStart"/>
+      <w:r>
+        <w:rPr>
+          <w:rFonts w:ascii="Segoe UI" w:hAnsi="Segoe UI" w:cs="Segoe UI"/>
+          <w:i/>
+          <w:iCs/>
+          <w:sz w:val="21"/>
+          <w:szCs w:val="21"/>
+          <w:lang w:eastAsia="ja-JP"/>
+        </w:rPr>
+        <w:t>ArmorPass</w:t>
+      </w:r>
+      <w:proofErr w:type="spellEnd"/>
+      <w:r>
+        <w:rPr>
+          <w:rFonts w:ascii="Segoe UI" w:hAnsi="Segoe UI" w:cs="Segoe UI"/>
+          <w:sz w:val="21"/>
+          <w:szCs w:val="21"/>
+          <w:lang w:eastAsia="ja-JP"/>
+        </w:rPr>
+        <w:t>. https://armorpass.com/colegios/</w:t>
+      </w:r>
+      <w:bookmarkEnd w:id="38"/>
+    </w:p>
+    <w:p>
+      <w:pPr>
+        <w:pStyle w:val="NormalWeb"/>
         <w:numPr>
           <w:ilvl w:val="0"/>
           <w:numId w:val="56"/>
         </w:numPr>
-        <w:jc w:val="left"/>
-      </w:pPr>
-      <w:bookmarkStart w:id="54" w:name="_Ref227446505"/>
-      <w:r>
-        <w:t>https://play.google.com/store/apps/details?id=com.crawftyapplications.SafeEntryExit&amp;hl=es</w:t>
-      </w:r>
-      <w:bookmarkEnd w:id="54"/>
-    </w:p>
-    <w:p>
-      <w:pPr>
-        <w:pStyle w:val="Prrafodelista"/>
+        <w:spacing w:line="360" w:lineRule="auto"/>
+        <w:rPr>
+          <w:rFonts w:ascii="Segoe UI" w:hAnsi="Segoe UI" w:cs="Segoe UI"/>
+          <w:sz w:val="21"/>
+          <w:szCs w:val="21"/>
+          <w:lang w:val="en-US"/>
+        </w:rPr>
+      </w:pPr>
+      <w:bookmarkStart w:id="39" w:name="_Ref227664802"/>
+      <w:proofErr w:type="spellStart"/>
+      <w:r>
+        <w:rPr>
+          <w:rFonts w:ascii="Segoe UI" w:hAnsi="Segoe UI" w:cs="Segoe UI"/>
+          <w:sz w:val="21"/>
+          <w:szCs w:val="21"/>
+          <w:lang w:val="en-US"/>
+        </w:rPr>
+        <w:t>Crawfty</w:t>
+      </w:r>
+      <w:proofErr w:type="spellEnd"/>
+      <w:r>
+        <w:rPr>
+          <w:rFonts w:ascii="Segoe UI" w:hAnsi="Segoe UI" w:cs="Segoe UI"/>
+          <w:sz w:val="21"/>
+          <w:szCs w:val="21"/>
+          <w:lang w:val="en-US"/>
+        </w:rPr>
+        <w:t xml:space="preserve"> Applications. (2024). </w:t>
+      </w:r>
+      <w:proofErr w:type="spellStart"/>
+      <w:r>
+        <w:rPr>
+          <w:rStyle w:val="nfasis"/>
+          <w:rFonts w:ascii="Segoe UI" w:hAnsi="Segoe UI" w:cs="Segoe UI"/>
+          <w:sz w:val="21"/>
+          <w:szCs w:val="21"/>
+          <w:lang w:val="en-US"/>
+        </w:rPr>
+        <w:t>SafeExit</w:t>
+      </w:r>
+      <w:proofErr w:type="spellEnd"/>
+      <w:r>
+        <w:rPr>
+          <w:rFonts w:ascii="Segoe UI" w:hAnsi="Segoe UI" w:cs="Segoe UI"/>
+          <w:sz w:val="21"/>
+          <w:szCs w:val="21"/>
+          <w:lang w:val="en-US"/>
+        </w:rPr>
+        <w:t xml:space="preserve"> [</w:t>
+      </w:r>
+      <w:proofErr w:type="spellStart"/>
+      <w:r>
+        <w:rPr>
+          <w:rFonts w:ascii="Segoe UI" w:hAnsi="Segoe UI" w:cs="Segoe UI"/>
+          <w:sz w:val="21"/>
+          <w:szCs w:val="21"/>
+          <w:lang w:val="en-US"/>
+        </w:rPr>
+        <w:t>Aplicación</w:t>
+      </w:r>
+      <w:proofErr w:type="spellEnd"/>
+      <w:r>
+        <w:rPr>
+          <w:rFonts w:ascii="Segoe UI" w:hAnsi="Segoe UI" w:cs="Segoe UI"/>
+          <w:sz w:val="21"/>
+          <w:szCs w:val="21"/>
+          <w:lang w:val="en-US"/>
+        </w:rPr>
+        <w:t xml:space="preserve"> </w:t>
+      </w:r>
+      <w:proofErr w:type="spellStart"/>
+      <w:r>
+        <w:rPr>
+          <w:rFonts w:ascii="Segoe UI" w:hAnsi="Segoe UI" w:cs="Segoe UI"/>
+          <w:sz w:val="21"/>
+          <w:szCs w:val="21"/>
+          <w:lang w:val="en-US"/>
+        </w:rPr>
+        <w:t>móvil</w:t>
+      </w:r>
+      <w:proofErr w:type="spellEnd"/>
+      <w:r>
+        <w:rPr>
+          <w:rFonts w:ascii="Segoe UI" w:hAnsi="Segoe UI" w:cs="Segoe UI"/>
+          <w:sz w:val="21"/>
+          <w:szCs w:val="21"/>
+          <w:lang w:val="en-US"/>
+        </w:rPr>
+        <w:t>]. Google Play. https://play.google.com/store/apps/details?id=com.crawftyapplications.SafeEntryExit</w:t>
+      </w:r>
+      <w:bookmarkEnd w:id="39"/>
+    </w:p>
+    <w:p>
+      <w:pPr>
+        <w:pStyle w:val="NormalWeb"/>
         <w:numPr>
           <w:ilvl w:val="0"/>
           <w:numId w:val="56"/>
         </w:numPr>
-        <w:spacing w:before="0" w:after="0" w:line="240" w:lineRule="auto"/>
-        <w:jc w:val="left"/>
-      </w:pPr>
-      <w:hyperlink r:id="rId16" w:history="1">
-        <w:bookmarkStart w:id="55" w:name="_Ref227446709"/>
-        <w:r>
-          <w:rPr>
-            <w:rStyle w:val="Hipervnculo"/>
-          </w:rPr>
-          <w:t>https://pmc.ncbi.nlm.nih.gov/articles/PMC8366982/</w:t>
-        </w:r>
-        <w:bookmarkEnd w:id="55"/>
-      </w:hyperlink>
-    </w:p>
-    <w:p>
-      <w:pPr>
-        <w:pStyle w:val="Prrafodelista"/>
+        <w:spacing w:line="360" w:lineRule="auto"/>
+        <w:rPr>
+          <w:rFonts w:ascii="Segoe UI" w:hAnsi="Segoe UI" w:cs="Segoe UI"/>
+          <w:sz w:val="21"/>
+          <w:szCs w:val="21"/>
+        </w:rPr>
+      </w:pPr>
+      <w:bookmarkStart w:id="40" w:name="_Ref227664823"/>
+      <w:proofErr w:type="spellStart"/>
+      <w:r>
+        <w:rPr>
+          <w:rFonts w:ascii="Segoe UI" w:hAnsi="Segoe UI" w:cs="Segoe UI"/>
+          <w:sz w:val="21"/>
+          <w:szCs w:val="21"/>
+          <w:lang w:val="en-US"/>
+        </w:rPr>
+        <w:t>Madlmayr</w:t>
+      </w:r>
+      <w:proofErr w:type="spellEnd"/>
+      <w:r>
+        <w:rPr>
+          <w:rFonts w:ascii="Segoe UI" w:hAnsi="Segoe UI" w:cs="Segoe UI"/>
+          <w:sz w:val="21"/>
+          <w:szCs w:val="21"/>
+          <w:lang w:val="en-US"/>
+        </w:rPr>
+        <w:t xml:space="preserve">, G., Langer, J., Kantner, C., &amp; </w:t>
+      </w:r>
+      <w:proofErr w:type="spellStart"/>
+      <w:r>
+        <w:rPr>
+          <w:rFonts w:ascii="Segoe UI" w:hAnsi="Segoe UI" w:cs="Segoe UI"/>
+          <w:sz w:val="21"/>
+          <w:szCs w:val="21"/>
+          <w:lang w:val="en-US"/>
+        </w:rPr>
+        <w:t>Scharinger</w:t>
+      </w:r>
+      <w:proofErr w:type="spellEnd"/>
+      <w:r>
+        <w:rPr>
+          <w:rFonts w:ascii="Segoe UI" w:hAnsi="Segoe UI" w:cs="Segoe UI"/>
+          <w:sz w:val="21"/>
+          <w:szCs w:val="21"/>
+          <w:lang w:val="en-US"/>
+        </w:rPr>
+        <w:t xml:space="preserve">, J. (2008). NFC devices: Security and privacy. In </w:t>
+      </w:r>
+      <w:r>
+        <w:rPr>
+          <w:rStyle w:val="nfasis"/>
+          <w:rFonts w:ascii="Segoe UI" w:hAnsi="Segoe UI" w:cs="Segoe UI"/>
+          <w:sz w:val="21"/>
+          <w:szCs w:val="21"/>
+          <w:lang w:val="en-US"/>
+        </w:rPr>
+        <w:t>Proceedings of the Third International Conference on Availability, Reliability and Security</w:t>
+      </w:r>
+      <w:r>
+        <w:rPr>
+          <w:rFonts w:ascii="Segoe UI" w:hAnsi="Segoe UI" w:cs="Segoe UI"/>
+          <w:sz w:val="21"/>
+          <w:szCs w:val="21"/>
+          <w:lang w:val="en-US"/>
+        </w:rPr>
+        <w:t xml:space="preserve"> (pp. 642–647). </w:t>
+      </w:r>
+      <w:r>
+        <w:rPr>
+          <w:rFonts w:ascii="Segoe UI" w:hAnsi="Segoe UI" w:cs="Segoe UI"/>
+          <w:sz w:val="21"/>
+          <w:szCs w:val="21"/>
+        </w:rPr>
+        <w:t>IEEE. https://doi.org/10.1109/ARES.2008.97</w:t>
+      </w:r>
+      <w:bookmarkEnd w:id="40"/>
+    </w:p>
+    <w:p>
+      <w:pPr>
+        <w:pStyle w:val="NormalWeb"/>
         <w:numPr>
           <w:ilvl w:val="0"/>
           <w:numId w:val="56"/>
         </w:numPr>
-        <w:spacing w:before="0" w:after="0" w:line="240" w:lineRule="auto"/>
-        <w:jc w:val="left"/>
-      </w:pPr>
-      <w:bookmarkStart w:id="56" w:name="_Ref227446921"/>
-      <w:r>
-        <w:t>https://repositorio.iscte-iul.pt/bitstream/10071/30278/1/master_tariq_costa_vale.pdf</w:t>
-      </w:r>
-      <w:bookmarkEnd w:id="56"/>
-    </w:p>
-    <w:p>
-      <w:pPr>
-        <w:pStyle w:val="Prrafodelista"/>
+        <w:spacing w:line="360" w:lineRule="auto"/>
+        <w:rPr>
+          <w:rFonts w:ascii="Segoe UI" w:hAnsi="Segoe UI" w:cs="Segoe UI"/>
+          <w:sz w:val="21"/>
+          <w:szCs w:val="21"/>
+        </w:rPr>
+      </w:pPr>
+      <w:bookmarkStart w:id="41" w:name="_Ref227664825"/>
+      <w:proofErr w:type="spellStart"/>
+      <w:r>
+        <w:rPr>
+          <w:rFonts w:ascii="Segoe UI" w:hAnsi="Segoe UI" w:cs="Segoe UI"/>
+          <w:sz w:val="21"/>
+          <w:szCs w:val="21"/>
+        </w:rPr>
+        <w:t>Eun</w:t>
+      </w:r>
+      <w:proofErr w:type="spellEnd"/>
+      <w:r>
+        <w:rPr>
+          <w:rFonts w:ascii="Segoe UI" w:hAnsi="Segoe UI" w:cs="Segoe UI"/>
+          <w:sz w:val="21"/>
+          <w:szCs w:val="21"/>
+        </w:rPr>
+        <w:t xml:space="preserve">, H., Lee, H., &amp; Oh, H. (2013). </w:t>
+      </w:r>
+      <w:r>
+        <w:rPr>
+          <w:rFonts w:ascii="Segoe UI" w:hAnsi="Segoe UI" w:cs="Segoe UI"/>
+          <w:sz w:val="21"/>
+          <w:szCs w:val="21"/>
+          <w:lang w:val="en-US"/>
+        </w:rPr>
+        <w:t xml:space="preserve">Conditional privacy preserving security protocol for NFC applications. </w:t>
+      </w:r>
+      <w:r>
+        <w:rPr>
+          <w:rStyle w:val="nfasis"/>
+          <w:rFonts w:ascii="Segoe UI" w:hAnsi="Segoe UI" w:cs="Segoe UI"/>
+          <w:sz w:val="21"/>
+          <w:szCs w:val="21"/>
+        </w:rPr>
+        <w:t xml:space="preserve">IEEE </w:t>
+      </w:r>
+      <w:proofErr w:type="spellStart"/>
+      <w:r>
+        <w:rPr>
+          <w:rStyle w:val="nfasis"/>
+          <w:rFonts w:ascii="Segoe UI" w:hAnsi="Segoe UI" w:cs="Segoe UI"/>
+          <w:sz w:val="21"/>
+          <w:szCs w:val="21"/>
+        </w:rPr>
+        <w:t>Transactions</w:t>
+      </w:r>
+      <w:proofErr w:type="spellEnd"/>
+      <w:r>
+        <w:rPr>
+          <w:rStyle w:val="nfasis"/>
+          <w:rFonts w:ascii="Segoe UI" w:hAnsi="Segoe UI" w:cs="Segoe UI"/>
+          <w:sz w:val="21"/>
+          <w:szCs w:val="21"/>
+        </w:rPr>
+        <w:t xml:space="preserve"> </w:t>
+      </w:r>
+      <w:proofErr w:type="spellStart"/>
+      <w:r>
+        <w:rPr>
+          <w:rStyle w:val="nfasis"/>
+          <w:rFonts w:ascii="Segoe UI" w:hAnsi="Segoe UI" w:cs="Segoe UI"/>
+          <w:sz w:val="21"/>
+          <w:szCs w:val="21"/>
+        </w:rPr>
+        <w:t>on</w:t>
+      </w:r>
+      <w:proofErr w:type="spellEnd"/>
+      <w:r>
+        <w:rPr>
+          <w:rStyle w:val="nfasis"/>
+          <w:rFonts w:ascii="Segoe UI" w:hAnsi="Segoe UI" w:cs="Segoe UI"/>
+          <w:sz w:val="21"/>
+          <w:szCs w:val="21"/>
+        </w:rPr>
+        <w:t xml:space="preserve"> </w:t>
+      </w:r>
+      <w:proofErr w:type="spellStart"/>
+      <w:r>
+        <w:rPr>
+          <w:rStyle w:val="nfasis"/>
+          <w:rFonts w:ascii="Segoe UI" w:hAnsi="Segoe UI" w:cs="Segoe UI"/>
+          <w:sz w:val="21"/>
+          <w:szCs w:val="21"/>
+        </w:rPr>
+        <w:t>Consumer</w:t>
+      </w:r>
+      <w:proofErr w:type="spellEnd"/>
+      <w:r>
+        <w:rPr>
+          <w:rStyle w:val="nfasis"/>
+          <w:rFonts w:ascii="Segoe UI" w:hAnsi="Segoe UI" w:cs="Segoe UI"/>
+          <w:sz w:val="21"/>
+          <w:szCs w:val="21"/>
+        </w:rPr>
+        <w:t xml:space="preserve"> </w:t>
+      </w:r>
+      <w:proofErr w:type="spellStart"/>
+      <w:r>
+        <w:rPr>
+          <w:rStyle w:val="nfasis"/>
+          <w:rFonts w:ascii="Segoe UI" w:hAnsi="Segoe UI" w:cs="Segoe UI"/>
+          <w:sz w:val="21"/>
+          <w:szCs w:val="21"/>
+        </w:rPr>
+        <w:t>Electronics</w:t>
+      </w:r>
+      <w:proofErr w:type="spellEnd"/>
+      <w:r>
+        <w:rPr>
+          <w:rStyle w:val="nfasis"/>
+          <w:rFonts w:ascii="Segoe UI" w:hAnsi="Segoe UI" w:cs="Segoe UI"/>
+          <w:sz w:val="21"/>
+          <w:szCs w:val="21"/>
+        </w:rPr>
+        <w:t>, 59</w:t>
+      </w:r>
+      <w:r>
+        <w:rPr>
+          <w:rFonts w:ascii="Segoe UI" w:hAnsi="Segoe UI" w:cs="Segoe UI"/>
+          <w:sz w:val="21"/>
+          <w:szCs w:val="21"/>
+        </w:rPr>
+        <w:t>(1), 153–160. https://doi.org/10.1109/TCE.2013.6490254</w:t>
+      </w:r>
+      <w:bookmarkEnd w:id="41"/>
+    </w:p>
+    <w:p>
+      <w:pPr>
+        <w:pStyle w:val="NormalWeb"/>
         <w:numPr>
           <w:ilvl w:val="0"/>
           <w:numId w:val="56"/>
         </w:numPr>
-        <w:spacing w:before="0" w:after="0" w:line="240" w:lineRule="auto"/>
-        <w:jc w:val="left"/>
-      </w:pPr>
-      <w:hyperlink r:id="rId17" w:history="1">
-        <w:bookmarkStart w:id="57" w:name="_Ref227446923"/>
-        <w:r>
-          <w:rPr>
-            <w:rStyle w:val="Hipervnculo"/>
-          </w:rPr>
-          <w:t>https://link.springer.com/article/10.1007/s11036-016-0721-9</w:t>
-        </w:r>
-        <w:bookmarkEnd w:id="57"/>
-      </w:hyperlink>
-    </w:p>
-    <w:bookmarkStart w:id="58" w:name="_Ref227447175"/>
-    <w:p>
-      <w:pPr>
-        <w:pStyle w:val="Prrafodelista"/>
+        <w:spacing w:line="360" w:lineRule="auto"/>
+        <w:rPr>
+          <w:rFonts w:ascii="Segoe UI" w:hAnsi="Segoe UI" w:cs="Segoe UI"/>
+          <w:sz w:val="21"/>
+          <w:szCs w:val="21"/>
+        </w:rPr>
+      </w:pPr>
+      <w:bookmarkStart w:id="42" w:name="_Ref227664836"/>
+      <w:r>
+        <w:rPr>
+          <w:rFonts w:ascii="Segoe UI" w:hAnsi="Segoe UI" w:cs="Segoe UI"/>
+          <w:sz w:val="21"/>
+          <w:szCs w:val="21"/>
+        </w:rPr>
+        <w:t xml:space="preserve">Dirección General de la Policía. (s. f.). </w:t>
+      </w:r>
+      <w:r>
+        <w:rPr>
+          <w:rStyle w:val="nfasis"/>
+          <w:rFonts w:ascii="Segoe UI" w:hAnsi="Segoe UI" w:cs="Segoe UI"/>
+          <w:sz w:val="21"/>
+          <w:szCs w:val="21"/>
+        </w:rPr>
+        <w:t>Ejemplo de uso del DNI electrónico</w:t>
+      </w:r>
+      <w:r>
+        <w:rPr>
+          <w:rFonts w:ascii="Segoe UI" w:hAnsi="Segoe UI" w:cs="Segoe UI"/>
+          <w:sz w:val="21"/>
+          <w:szCs w:val="21"/>
+        </w:rPr>
+        <w:t>. https://www.dnie.es/PortalDNIe/PRF1_Cons02.action?pag=REF_1079</w:t>
+      </w:r>
+      <w:bookmarkEnd w:id="42"/>
+    </w:p>
+    <w:p>
+      <w:pPr>
+        <w:pStyle w:val="NormalWeb"/>
         <w:numPr>
           <w:ilvl w:val="0"/>
           <w:numId w:val="56"/>
         </w:numPr>
-        <w:spacing w:before="0" w:after="0" w:line="240" w:lineRule="auto"/>
-        <w:jc w:val="left"/>
-      </w:pPr>
-      <w:r>
-        <w:fldChar w:fldCharType="begin"/>
-      </w:r>
-      <w:r>
-        <w:instrText>HYPERLINK "</w:instrText>
-      </w:r>
-      <w:r>
-        <w:instrText>https://www.dnie.es/PortalDNIe/PRF1_Cons02.action?pag=REF_1079</w:instrText>
-      </w:r>
-      <w:r>
-        <w:instrText>"</w:instrText>
-      </w:r>
-      <w:r>
-        <w:fldChar w:fldCharType="separate"/>
-      </w:r>
-      <w:r>
-        <w:rPr>
-          <w:rStyle w:val="Hipervnculo"/>
-        </w:rPr>
-        <w:t>https://www.dnie.es/PortalDNIe/PRF1_Cons02.action?pag=REF_1079</w:t>
-      </w:r>
-      <w:r>
-        <w:fldChar w:fldCharType="end"/>
-      </w:r>
-    </w:p>
-    <w:bookmarkStart w:id="59" w:name="_Ref227447212"/>
-    <w:p>
-      <w:pPr>
-        <w:pStyle w:val="Prrafodelista"/>
+        <w:spacing w:line="360" w:lineRule="auto"/>
+        <w:rPr>
+          <w:rFonts w:ascii="Segoe UI" w:hAnsi="Segoe UI" w:cs="Segoe UI"/>
+          <w:sz w:val="21"/>
+          <w:szCs w:val="21"/>
+        </w:rPr>
+      </w:pPr>
+      <w:bookmarkStart w:id="43" w:name="_Ref227664847"/>
+      <w:r>
+        <w:rPr>
+          <w:rFonts w:ascii="Segoe UI" w:hAnsi="Segoe UI" w:cs="Segoe UI"/>
+          <w:sz w:val="21"/>
+          <w:szCs w:val="21"/>
+        </w:rPr>
+        <w:t xml:space="preserve">Dirección General de la Policía. (s. f.). </w:t>
+      </w:r>
+      <w:r>
+        <w:rPr>
+          <w:rStyle w:val="nfasis"/>
+          <w:rFonts w:ascii="Segoe UI" w:hAnsi="Segoe UI" w:cs="Segoe UI"/>
+          <w:sz w:val="21"/>
+          <w:szCs w:val="21"/>
+        </w:rPr>
+        <w:t xml:space="preserve">Manual y descargables de </w:t>
+      </w:r>
+      <w:proofErr w:type="spellStart"/>
+      <w:r>
+        <w:rPr>
+          <w:rStyle w:val="nfasis"/>
+          <w:rFonts w:ascii="Segoe UI" w:hAnsi="Segoe UI" w:cs="Segoe UI"/>
+          <w:sz w:val="21"/>
+          <w:szCs w:val="21"/>
+        </w:rPr>
+        <w:t>DNIeRemote</w:t>
+      </w:r>
+      <w:proofErr w:type="spellEnd"/>
+      <w:r>
+        <w:rPr>
+          <w:rFonts w:ascii="Segoe UI" w:hAnsi="Segoe UI" w:cs="Segoe UI"/>
+          <w:sz w:val="21"/>
+          <w:szCs w:val="21"/>
+        </w:rPr>
+        <w:t>. https://www.dnielectronico.es/PortalDNIe/PRF1_Cons02.action?pag=REF_1015&amp;id_menu=68</w:t>
+      </w:r>
+      <w:bookmarkEnd w:id="43"/>
+    </w:p>
+    <w:p>
+      <w:pPr>
+        <w:pStyle w:val="NormalWeb"/>
         <w:numPr>
           <w:ilvl w:val="0"/>
           <w:numId w:val="56"/>
         </w:numPr>
-        <w:spacing w:before="0" w:after="0" w:line="240" w:lineRule="auto"/>
-        <w:jc w:val="left"/>
-      </w:pPr>
-      <w:r>
-        <w:fldChar w:fldCharType="begin"/>
-      </w:r>
-      <w:r>
-        <w:instrText>HYPERLINK "</w:instrText>
-      </w:r>
-      <w:r>
-        <w:instrText>https://www.dnielectronico.es/PortalDNIe/PRF1_Cons02.action?pag=REF_1015&amp;id_menu=68</w:instrText>
-      </w:r>
-      <w:r>
-        <w:instrText>"</w:instrText>
-      </w:r>
-      <w:r>
-        <w:fldChar w:fldCharType="separate"/>
-      </w:r>
-      <w:r>
-        <w:rPr>
-          <w:rStyle w:val="Hipervnculo"/>
-        </w:rPr>
-        <w:t>https://www.dnielectronico.es/PortalDNIe/PRF1_Cons02.action?pag=REF_1015&amp;id_menu=68</w:t>
-      </w:r>
-      <w:r>
-        <w:fldChar w:fldCharType="end"/>
-      </w:r>
-    </w:p>
-    <w:p>
-      <w:pPr>
-        <w:pStyle w:val="Prrafodelista"/>
+        <w:spacing w:line="360" w:lineRule="auto"/>
+        <w:rPr>
+          <w:rFonts w:ascii="Segoe UI" w:hAnsi="Segoe UI" w:cs="Segoe UI"/>
+          <w:sz w:val="21"/>
+          <w:szCs w:val="21"/>
+        </w:rPr>
+      </w:pPr>
+      <w:bookmarkStart w:id="44" w:name="_Ref227664849"/>
+      <w:r>
+        <w:rPr>
+          <w:rFonts w:ascii="Segoe UI" w:hAnsi="Segoe UI" w:cs="Segoe UI"/>
+          <w:sz w:val="21"/>
+          <w:szCs w:val="21"/>
+        </w:rPr>
+        <w:t xml:space="preserve">Romero, J. (2026, marzo 21). </w:t>
+      </w:r>
+      <w:r>
+        <w:rPr>
+          <w:rStyle w:val="nfasis"/>
+          <w:rFonts w:ascii="Segoe UI" w:hAnsi="Segoe UI" w:cs="Segoe UI"/>
+          <w:sz w:val="21"/>
+          <w:szCs w:val="21"/>
+        </w:rPr>
+        <w:t>Cómo leer el DNI electrónico en Android con NFC: guía completa y soluciones</w:t>
+      </w:r>
+      <w:r>
+        <w:rPr>
+          <w:rFonts w:ascii="Segoe UI" w:hAnsi="Segoe UI" w:cs="Segoe UI"/>
+          <w:sz w:val="21"/>
+          <w:szCs w:val="21"/>
+        </w:rPr>
+        <w:t xml:space="preserve">. </w:t>
+      </w:r>
+      <w:proofErr w:type="spellStart"/>
+      <w:r>
+        <w:rPr>
+          <w:rFonts w:ascii="Segoe UI" w:hAnsi="Segoe UI" w:cs="Segoe UI"/>
+          <w:sz w:val="21"/>
+          <w:szCs w:val="21"/>
+        </w:rPr>
+        <w:t>AndroidAyuda</w:t>
+      </w:r>
+      <w:proofErr w:type="spellEnd"/>
+      <w:r>
+        <w:rPr>
+          <w:rFonts w:ascii="Segoe UI" w:hAnsi="Segoe UI" w:cs="Segoe UI"/>
+          <w:sz w:val="21"/>
+          <w:szCs w:val="21"/>
+        </w:rPr>
+        <w:t>. https://androidayuda.com/android/tutoriales/como-leer-el-dni-electronico-con-tu-movil-android-usando-nfc-guia-completa-y-soluciones/</w:t>
+      </w:r>
+      <w:bookmarkEnd w:id="44"/>
+    </w:p>
+    <w:p>
+      <w:pPr>
+        <w:pStyle w:val="NormalWeb"/>
         <w:numPr>
           <w:ilvl w:val="0"/>
           <w:numId w:val="56"/>
         </w:numPr>
-        <w:spacing w:before="0" w:after="0" w:line="240" w:lineRule="auto"/>
-        <w:jc w:val="left"/>
-      </w:pPr>
-      <w:hyperlink r:id="rId18" w:history="1">
-        <w:bookmarkStart w:id="60" w:name="_Ref227447291"/>
-        <w:r>
-          <w:rPr>
-            <w:rStyle w:val="Hipervnculo"/>
-          </w:rPr>
-          <w:t>https://androidayuda.com/android/tutoriales/como-leer-el-dni-electronico-con-tu-movil-android-usando-nfc-guia-completa-y-soluciones/</w:t>
-        </w:r>
-        <w:bookmarkEnd w:id="60"/>
-      </w:hyperlink>
-    </w:p>
-    <w:bookmarkStart w:id="61" w:name="_Ref227447309"/>
-    <w:p>
-      <w:pPr>
-        <w:pStyle w:val="Prrafodelista"/>
+        <w:spacing w:line="360" w:lineRule="auto"/>
+        <w:rPr>
+          <w:rFonts w:ascii="Segoe UI" w:hAnsi="Segoe UI" w:cs="Segoe UI"/>
+          <w:sz w:val="21"/>
+          <w:szCs w:val="21"/>
+        </w:rPr>
+      </w:pPr>
+      <w:bookmarkStart w:id="45" w:name="_Ref227664858"/>
+      <w:r>
+        <w:rPr>
+          <w:rFonts w:ascii="Segoe UI" w:hAnsi="Segoe UI" w:cs="Segoe UI"/>
+          <w:sz w:val="21"/>
+          <w:szCs w:val="21"/>
+          <w:lang w:val="en-US"/>
+        </w:rPr>
+        <w:t>Shen, C.</w:t>
+      </w:r>
+      <w:r>
+        <w:rPr>
+          <w:rFonts w:ascii="Segoe UI" w:hAnsi="Segoe UI" w:cs="Segoe UI"/>
+          <w:sz w:val="21"/>
+          <w:szCs w:val="21"/>
+          <w:lang w:val="en-US"/>
+        </w:rPr>
+        <w:noBreakHyphen/>
+        <w:t>W., Wu, Y.</w:t>
+      </w:r>
+      <w:r>
+        <w:rPr>
+          <w:rFonts w:ascii="Segoe UI" w:hAnsi="Segoe UI" w:cs="Segoe UI"/>
+          <w:sz w:val="21"/>
+          <w:szCs w:val="21"/>
+          <w:lang w:val="en-US"/>
+        </w:rPr>
+        <w:noBreakHyphen/>
+        <w:t>C. J., &amp; Lee, T.</w:t>
+      </w:r>
+      <w:r>
+        <w:rPr>
+          <w:rFonts w:ascii="Segoe UI" w:hAnsi="Segoe UI" w:cs="Segoe UI"/>
+          <w:sz w:val="21"/>
+          <w:szCs w:val="21"/>
+          <w:lang w:val="en-US"/>
+        </w:rPr>
+        <w:noBreakHyphen/>
+        <w:t xml:space="preserve">C. (2014). Developing a NFC-equipped smart classroom: Effects on attitudes toward computer science. </w:t>
+      </w:r>
+      <w:proofErr w:type="spellStart"/>
+      <w:r>
+        <w:rPr>
+          <w:rStyle w:val="nfasis"/>
+          <w:rFonts w:ascii="Segoe UI" w:hAnsi="Segoe UI" w:cs="Segoe UI"/>
+          <w:sz w:val="21"/>
+          <w:szCs w:val="21"/>
+        </w:rPr>
+        <w:t>Computers</w:t>
+      </w:r>
+      <w:proofErr w:type="spellEnd"/>
+      <w:r>
+        <w:rPr>
+          <w:rStyle w:val="nfasis"/>
+          <w:rFonts w:ascii="Segoe UI" w:hAnsi="Segoe UI" w:cs="Segoe UI"/>
+          <w:sz w:val="21"/>
+          <w:szCs w:val="21"/>
+        </w:rPr>
+        <w:t xml:space="preserve"> in Human </w:t>
+      </w:r>
+      <w:proofErr w:type="spellStart"/>
+      <w:r>
+        <w:rPr>
+          <w:rStyle w:val="nfasis"/>
+          <w:rFonts w:ascii="Segoe UI" w:hAnsi="Segoe UI" w:cs="Segoe UI"/>
+          <w:sz w:val="21"/>
+          <w:szCs w:val="21"/>
+        </w:rPr>
+        <w:t>Behavior</w:t>
+      </w:r>
+      <w:proofErr w:type="spellEnd"/>
+      <w:r>
+        <w:rPr>
+          <w:rStyle w:val="nfasis"/>
+          <w:rFonts w:ascii="Segoe UI" w:hAnsi="Segoe UI" w:cs="Segoe UI"/>
+          <w:sz w:val="21"/>
+          <w:szCs w:val="21"/>
+        </w:rPr>
+        <w:t>, 30</w:t>
+      </w:r>
+      <w:r>
+        <w:rPr>
+          <w:rFonts w:ascii="Segoe UI" w:hAnsi="Segoe UI" w:cs="Segoe UI"/>
+          <w:sz w:val="21"/>
+          <w:szCs w:val="21"/>
+        </w:rPr>
+        <w:t>, 731–738. https://doi.org/10.1016/j.chb.2013.09.007</w:t>
+      </w:r>
+      <w:bookmarkEnd w:id="45"/>
+    </w:p>
+    <w:p>
+      <w:pPr>
+        <w:pStyle w:val="NormalWeb"/>
         <w:numPr>
           <w:ilvl w:val="0"/>
           <w:numId w:val="56"/>
         </w:numPr>
+        <w:spacing w:line="360" w:lineRule="auto"/>
+        <w:rPr>
+          <w:rFonts w:ascii="Segoe UI" w:hAnsi="Segoe UI" w:cs="Segoe UI"/>
+          <w:sz w:val="21"/>
+          <w:szCs w:val="21"/>
+          <w:lang w:val="en-US"/>
+        </w:rPr>
+      </w:pPr>
+      <w:bookmarkStart w:id="46" w:name="_Ref227664859"/>
+      <w:proofErr w:type="spellStart"/>
+      <w:r>
+        <w:rPr>
+          <w:rFonts w:ascii="Segoe UI" w:hAnsi="Segoe UI" w:cs="Segoe UI"/>
+          <w:sz w:val="21"/>
+          <w:szCs w:val="21"/>
+        </w:rPr>
+        <w:t>Benyo</w:t>
+      </w:r>
+      <w:proofErr w:type="spellEnd"/>
+      <w:r>
+        <w:rPr>
+          <w:rFonts w:ascii="Segoe UI" w:hAnsi="Segoe UI" w:cs="Segoe UI"/>
+          <w:sz w:val="21"/>
+          <w:szCs w:val="21"/>
+        </w:rPr>
+        <w:t xml:space="preserve">, B., </w:t>
+      </w:r>
+      <w:proofErr w:type="spellStart"/>
+      <w:r>
+        <w:rPr>
+          <w:rFonts w:ascii="Segoe UI" w:hAnsi="Segoe UI" w:cs="Segoe UI"/>
+          <w:sz w:val="21"/>
+          <w:szCs w:val="21"/>
+        </w:rPr>
+        <w:t>Sodor</w:t>
+      </w:r>
+      <w:proofErr w:type="spellEnd"/>
+      <w:r>
+        <w:rPr>
+          <w:rFonts w:ascii="Segoe UI" w:hAnsi="Segoe UI" w:cs="Segoe UI"/>
+          <w:sz w:val="21"/>
+          <w:szCs w:val="21"/>
+        </w:rPr>
+        <w:t xml:space="preserve">, B., </w:t>
+      </w:r>
+      <w:proofErr w:type="spellStart"/>
+      <w:r>
+        <w:rPr>
+          <w:rFonts w:ascii="Segoe UI" w:hAnsi="Segoe UI" w:cs="Segoe UI"/>
+          <w:sz w:val="21"/>
+          <w:szCs w:val="21"/>
+        </w:rPr>
+        <w:t>Doktor</w:t>
+      </w:r>
+      <w:proofErr w:type="spellEnd"/>
+      <w:r>
+        <w:rPr>
+          <w:rFonts w:ascii="Segoe UI" w:hAnsi="Segoe UI" w:cs="Segoe UI"/>
+          <w:sz w:val="21"/>
+          <w:szCs w:val="21"/>
+        </w:rPr>
+        <w:t xml:space="preserve">, T., &amp; </w:t>
+      </w:r>
+      <w:proofErr w:type="spellStart"/>
+      <w:r>
+        <w:rPr>
+          <w:rFonts w:ascii="Segoe UI" w:hAnsi="Segoe UI" w:cs="Segoe UI"/>
+          <w:sz w:val="21"/>
+          <w:szCs w:val="21"/>
+        </w:rPr>
+        <w:t>Fördős</w:t>
+      </w:r>
+      <w:proofErr w:type="spellEnd"/>
+      <w:r>
+        <w:rPr>
+          <w:rFonts w:ascii="Segoe UI" w:hAnsi="Segoe UI" w:cs="Segoe UI"/>
+          <w:sz w:val="21"/>
+          <w:szCs w:val="21"/>
+        </w:rPr>
+        <w:t xml:space="preserve">, G. (2012). </w:t>
+      </w:r>
+      <w:r>
+        <w:rPr>
+          <w:rFonts w:ascii="Segoe UI" w:hAnsi="Segoe UI" w:cs="Segoe UI"/>
+          <w:sz w:val="21"/>
+          <w:szCs w:val="21"/>
+          <w:lang w:val="en-US"/>
+        </w:rPr>
+        <w:t xml:space="preserve">Student attendance monitoring at the university using NFC. In </w:t>
+      </w:r>
+      <w:r>
+        <w:rPr>
+          <w:rStyle w:val="nfasis"/>
+          <w:rFonts w:ascii="Segoe UI" w:hAnsi="Segoe UI" w:cs="Segoe UI"/>
+          <w:sz w:val="21"/>
+          <w:szCs w:val="21"/>
+          <w:lang w:val="en-US"/>
+        </w:rPr>
+        <w:t>Proceedings of the Wireless Telecommunications Symposium 2012</w:t>
+      </w:r>
+      <w:r>
+        <w:rPr>
+          <w:rFonts w:ascii="Segoe UI" w:hAnsi="Segoe UI" w:cs="Segoe UI"/>
+          <w:sz w:val="21"/>
+          <w:szCs w:val="21"/>
+          <w:lang w:val="en-US"/>
+        </w:rPr>
+        <w:t xml:space="preserve"> (pp. 1–5). IEEE. https://doi.org/10.1109/WTS.2012.6266117</w:t>
+      </w:r>
+      <w:bookmarkEnd w:id="46"/>
+    </w:p>
+    <w:p>
+      <w:pPr>
         <w:spacing w:before="0" w:after="0" w:line="240" w:lineRule="auto"/>
         <w:jc w:val="left"/>
       </w:pPr>
       <w:r>
-        <w:fldChar w:fldCharType="begin"/>
-      </w:r>
-      <w:r>
-        <w:instrText>HYPERLINK "http://eprints.utar.edu.my/4717/1/fyp_IA_2022_EMS.pdf"</w:instrText>
-      </w:r>
-      <w:r>
-        <w:fldChar w:fldCharType="separate"/>
-      </w:r>
-      <w:r>
-        <w:rPr>
-          <w:rStyle w:val="Hipervnculo"/>
-        </w:rPr>
-        <w:t>http://eprints.utar.edu.my/4717/1/fyp_IA_2022_EMS.pdf</w:t>
-      </w:r>
-      <w:r>
-        <w:fldChar w:fldCharType="end"/>
-      </w:r>
-    </w:p>
-    <w:p>
-      <w:pPr>
-        <w:pStyle w:val="Prrafodelista"/>
-        <w:numPr>
-          <w:ilvl w:val="0"/>
-          <w:numId w:val="56"/>
-        </w:numPr>
-        <w:spacing w:before="0" w:after="0" w:line="240" w:lineRule="auto"/>
-        <w:jc w:val="left"/>
-      </w:pPr>
-      <w:hyperlink r:id="rId19" w:history="1">
-        <w:bookmarkStart w:id="62" w:name="_Ref227447346"/>
-        <w:r>
-          <w:rPr>
-            <w:rStyle w:val="Hipervnculo"/>
-          </w:rPr>
-          <w:t>https://www.npublications.com/journals/educationinformation/2025/a342008-016%282025%29.pdf</w:t>
-        </w:r>
-        <w:bookmarkEnd w:id="62"/>
-      </w:hyperlink>
-    </w:p>
-    <w:p>
-      <w:pPr>
-        <w:pStyle w:val="Prrafodelista"/>
-        <w:numPr>
-          <w:ilvl w:val="0"/>
-          <w:numId w:val="56"/>
-        </w:numPr>
-        <w:spacing w:before="0" w:after="0" w:line="240" w:lineRule="auto"/>
-        <w:jc w:val="left"/>
-      </w:pPr>
-    </w:p>
-    <w:bookmarkEnd w:id="58"/>
-    <w:bookmarkEnd w:id="59"/>
-    <w:bookmarkEnd w:id="61"/>
-    <w:p>
-      <w:pPr>
-        <w:spacing w:before="0" w:after="0" w:line="240" w:lineRule="auto"/>
-        <w:jc w:val="left"/>
-      </w:pPr>
-      <w:r>
         <w:br w:type="page"/>
       </w:r>
     </w:p>
@@ -5548,19 +4980,37 @@
       <w:pPr>
         <w:pStyle w:val="Anexo"/>
       </w:pPr>
-      <w:bookmarkStart w:id="63" w:name="_Toc150350480"/>
-      <w:bookmarkStart w:id="64" w:name="_Toc150356228"/>
-      <w:bookmarkEnd w:id="63"/>
-      <w:bookmarkEnd w:id="64"/>
-    </w:p>
-    <w:p>
-      <w:r>
-        <w:t>En los anexos se recoge todo aquello que puede ser interesante para el trabajo pero que no es estrictamente esencial, y que distraería la lectura si se colocara en el cuerpo: el cuestionario utilizado, el desarrollo de las actividades de la propuesta, la legislación sobre el tema, etc. Pueden incluirse los anexos que se consideren necesarios. Estos no computarán a efectos de extensión del trabajo. Cada parte adicional se numera como un anexo y se ofrece en una página diferente.</w:t>
+      <w:bookmarkStart w:id="47" w:name="_Toc227664539"/>
+      <w:bookmarkEnd w:id="47"/>
+      <w:r>
+        <w:lastRenderedPageBreak/>
+        <w:t xml:space="preserve"> </w:t>
+      </w:r>
+      <w:r>
+        <w:t>Uso de herramientas de Inteligencia Artificial</w:t>
+      </w:r>
+    </w:p>
+    <w:p>
+      <w:r>
+        <w:t>Durante la elaboración de este Trabajo Fin de Máster se han utilizado de forma puntual herramientas de Inteligencia Artificial generativa como apoyo a tareas de revisión lingüística, mejora de la redacción académica, estructuración del documento y comprobación de coherencia normativa. En ningún caso dichas herramientas han sustituido el trabajo intelectual del autor ni el desarrollo de la contribución técnica del trabajo, que ha sido realizada íntegramente por el estudiante, de acuerdo con las directrices de uso responsable de la Inteligencia Artificial establecidas por la Universidad Internacional de La Rioja.</w:t>
+      </w:r>
+    </w:p>
+    <w:p>
+      <w:pPr>
+        <w:pStyle w:val="Anexo"/>
+        <w:rPr>
+          <w:lang w:eastAsia="en-US"/>
+        </w:rPr>
+      </w:pPr>
+    </w:p>
+    <w:p>
+      <w:r>
+        <w:t>--Por completar--</w:t>
       </w:r>
     </w:p>
     <w:p/>
     <w:sectPr>
-      <w:headerReference w:type="first" r:id="rId20"/>
+      <w:headerReference w:type="first" r:id="rId16"/>
       <w:pgSz w:w="11906" w:h="16838"/>
       <w:pgMar w:top="1418" w:right="1134" w:bottom="1418" w:left="1701" w:header="709" w:footer="709" w:gutter="0"/>
       <w:pgNumType w:start="1"/>
@@ -8821,7 +8271,7 @@
     <w:lsdException w:name="Hyperlink" w:semiHidden="1" w:unhideWhenUsed="1"/>
     <w:lsdException w:name="FollowedHyperlink" w:semiHidden="1" w:unhideWhenUsed="1"/>
     <w:lsdException w:name="Strong" w:uiPriority="22"/>
-    <w:lsdException w:name="Emphasis" w:uiPriority="20"/>
+    <w:lsdException w:name="Emphasis" w:uiPriority="20" w:qFormat="1"/>
     <w:lsdException w:name="Document Map" w:semiHidden="1" w:unhideWhenUsed="1"/>
     <w:lsdException w:name="Plain Text" w:semiHidden="1" w:unhideWhenUsed="1"/>
     <w:lsdException w:name="E-mail Signature" w:semiHidden="1" w:unhideWhenUsed="1"/>
@@ -9113,7 +8563,7 @@
   <w:style w:type="paragraph" w:default="1" w:styleId="Normal">
     <w:name w:val="Normal"/>
     <w:qFormat/>
-    <w:rsid w:val="001C4EA4"/>
+    <w:rsid w:val="00427C2A"/>
     <w:pPr>
       <w:spacing w:before="120" w:after="120" w:line="360" w:lineRule="auto"/>
       <w:jc w:val="both"/>
@@ -9343,7 +8793,6 @@
   <w:style w:type="character" w:default="1" w:styleId="Fuentedeprrafopredeter">
     <w:name w:val="Default Paragraph Font"/>
     <w:uiPriority w:val="1"/>
-    <w:semiHidden/>
     <w:unhideWhenUsed/>
   </w:style>
   <w:style w:type="table" w:default="1" w:styleId="Tablanormal">
@@ -10388,6 +9837,45 @@
       </w:tcPr>
     </w:tblStylePr>
   </w:style>
+  <w:style w:type="character" w:styleId="Hipervnculovisitado">
+    <w:name w:val="FollowedHyperlink"/>
+    <w:basedOn w:val="Fuentedeprrafopredeter"/>
+    <w:uiPriority w:val="99"/>
+    <w:semiHidden/>
+    <w:unhideWhenUsed/>
+    <w:rsid w:val="0019106D"/>
+    <w:rPr>
+      <w:color w:val="954F72" w:themeColor="followedHyperlink"/>
+      <w:u w:val="single"/>
+    </w:rPr>
+  </w:style>
+  <w:style w:type="character" w:styleId="nfasis">
+    <w:name w:val="Emphasis"/>
+    <w:basedOn w:val="Fuentedeprrafopredeter"/>
+    <w:uiPriority w:val="20"/>
+    <w:qFormat/>
+    <w:rsid w:val="00A96D2E"/>
+    <w:rPr>
+      <w:i/>
+      <w:iCs/>
+    </w:rPr>
+  </w:style>
+  <w:style w:type="paragraph" w:styleId="NormalWeb">
+    <w:name w:val="Normal (Web)"/>
+    <w:basedOn w:val="Normal"/>
+    <w:uiPriority w:val="99"/>
+    <w:semiHidden/>
+    <w:unhideWhenUsed/>
+    <w:rsid w:val="00A96D2E"/>
+    <w:pPr>
+      <w:spacing w:before="100" w:beforeAutospacing="1" w:after="100" w:afterAutospacing="1" w:line="240" w:lineRule="auto"/>
+      <w:jc w:val="left"/>
+    </w:pPr>
+    <w:rPr>
+      <w:rFonts w:ascii="Times New Roman" w:hAnsi="Times New Roman"/>
+      <w:lang w:eastAsia="ja-JP"/>
+    </w:rPr>
+  </w:style>
 </w:styles>
 </file>
 
@@ -10653,22 +10141,6 @@
 </file>
 
 <file path=customXml/item1.xml><?xml version="1.0" encoding="utf-8"?>
-<b:Sources xmlns:b="http://schemas.openxmlformats.org/officeDocument/2006/bibliography" xmlns="http://schemas.openxmlformats.org/officeDocument/2006/bibliography" SelectedStyle="\APASixthEditionOfficeOnline.xsl" StyleName="APA" Version="6"/>
-</file>
-
-<file path=customXml/item2.xml><?xml version="1.0" encoding="utf-8"?>
-<p:properties xmlns:p="http://schemas.microsoft.com/office/2006/metadata/properties" xmlns:xsi="http://www.w3.org/2001/XMLSchema-instance" xmlns:pc="http://schemas.microsoft.com/office/infopath/2007/PartnerControls">
-  <documentManagement>
-    <lcf76f155ced4ddcb4097134ff3c332f xmlns="27c1adeb-3674-457c-b08c-8a73f31b6e23">
-      <Terms xmlns="http://schemas.microsoft.com/office/infopath/2007/PartnerControls"/>
-    </lcf76f155ced4ddcb4097134ff3c332f>
-    <TaxCatchAll xmlns="0a70e875-3d35-4be2-921f-7117c31bab9b" xsi:nil="true"/>
-    <_Flow_SignoffStatus xmlns="27c1adeb-3674-457c-b08c-8a73f31b6e23" xsi:nil="true"/>
-  </documentManagement>
-</p:properties>
-</file>
-
-<file path=customXml/item3.xml><?xml version="1.0" encoding="utf-8"?>
 <?mso-contentType ?>
 <FormTemplates xmlns="http://schemas.microsoft.com/sharepoint/v3/contenttype/forms">
   <Display>DocumentLibraryForm</Display>
@@ -10677,7 +10149,7 @@
 </FormTemplates>
 </file>
 
-<file path=customXml/item4.xml><?xml version="1.0" encoding="utf-8"?>
+<file path=customXml/item2.xml><?xml version="1.0" encoding="utf-8"?>
 <ct:contentTypeSchema xmlns:ct="http://schemas.microsoft.com/office/2006/metadata/contentType" xmlns:ma="http://schemas.microsoft.com/office/2006/metadata/properties/metaAttributes" ct:_="" ma:_="" ma:contentTypeName="Documento" ma:contentTypeID="0x010100DF3D7C797EA12745A270EF30E38719B9" ma:contentTypeVersion="19" ma:contentTypeDescription="Crear nuevo documento." ma:contentTypeScope="" ma:versionID="227b02526234ef39b0b78895a9d90cf5">
   <xsd:schema xmlns:xsd="http://www.w3.org/2001/XMLSchema" xmlns:xs="http://www.w3.org/2001/XMLSchema" xmlns:p="http://schemas.microsoft.com/office/2006/metadata/properties" xmlns:ns2="0a70e875-3d35-4be2-921f-7117c31bab9b" xmlns:ns3="27c1adeb-3674-457c-b08c-8a73f31b6e23" targetNamespace="http://schemas.microsoft.com/office/2006/metadata/properties" ma:root="true" ma:fieldsID="3c939c8607e2f594db8bbb23634dd059" ns2:_="" ns3:_="">
     <xsd:import namespace="0a70e875-3d35-4be2-921f-7117c31bab9b"/>
@@ -10938,26 +10410,28 @@
 </ct:contentTypeSchema>
 </file>
 
-<file path=customXml/itemProps1.xml><?xml version="1.0" encoding="utf-8"?>
-<ds:datastoreItem xmlns:ds="http://schemas.openxmlformats.org/officeDocument/2006/customXml" ds:itemID="{68FB56F5-3CE8-4167-9790-3E517CF47AC9}">
-  <ds:schemaRefs>
-    <ds:schemaRef ds:uri="http://schemas.openxmlformats.org/officeDocument/2006/bibliography"/>
-  </ds:schemaRefs>
-</ds:datastoreItem>
+<file path=customXml/item3.xml><?xml version="1.0" encoding="utf-8"?>
+<p:properties xmlns:p="http://schemas.microsoft.com/office/2006/metadata/properties" xmlns:xsi="http://www.w3.org/2001/XMLSchema-instance" xmlns:pc="http://schemas.microsoft.com/office/infopath/2007/PartnerControls">
+  <documentManagement>
+    <lcf76f155ced4ddcb4097134ff3c332f xmlns="27c1adeb-3674-457c-b08c-8a73f31b6e23">
+      <Terms xmlns="http://schemas.microsoft.com/office/infopath/2007/PartnerControls"/>
+    </lcf76f155ced4ddcb4097134ff3c332f>
+    <TaxCatchAll xmlns="0a70e875-3d35-4be2-921f-7117c31bab9b" xsi:nil="true"/>
+    <_Flow_SignoffStatus xmlns="27c1adeb-3674-457c-b08c-8a73f31b6e23" xsi:nil="true"/>
+  </documentManagement>
+</p:properties>
 </file>
 
-<file path=customXml/itemProps2.xml><?xml version="1.0" encoding="utf-8"?>
-<ds:datastoreItem xmlns:ds="http://schemas.openxmlformats.org/officeDocument/2006/customXml" ds:itemID="{515BB210-9981-4CA0-A73C-C3B925489931}">
-  <ds:schemaRefs>
-    <ds:schemaRef ds:uri="http://schemas.microsoft.com/office/2006/metadata/properties"/>
-    <ds:schemaRef ds:uri="http://schemas.microsoft.com/office/infopath/2007/PartnerControls"/>
-    <ds:schemaRef ds:uri="27c1adeb-3674-457c-b08c-8a73f31b6e23"/>
-    <ds:schemaRef ds:uri="0a70e875-3d35-4be2-921f-7117c31bab9b"/>
-  </ds:schemaRefs>
-</ds:datastoreItem>
+<file path=customXml/item4.xml><?xml version="1.0" encoding="utf-8"?>
+<b:Sources xmlns:b="http://schemas.openxmlformats.org/officeDocument/2006/bibliography" xmlns="http://schemas.openxmlformats.org/officeDocument/2006/bibliography" SelectedStyle="\APASixthEditionOfficeOnline.xsl" StyleName="APA" Version="6">
+  <b:Source xmlns:b="http://schemas.openxmlformats.org/officeDocument/2006/bibliography" xmlns="http://schemas.openxmlformats.org/officeDocument/2006/bibliography">
+    <b:Tag>1</b:Tag>
+    <b:RefOrder>1</b:RefOrder>
+  </b:Source>
+</b:Sources>
 </file>
 
-<file path=customXml/itemProps3.xml><?xml version="1.0" encoding="utf-8"?>
+<file path=customXml/itemProps1.xml><?xml version="1.0" encoding="utf-8"?>
 <ds:datastoreItem xmlns:ds="http://schemas.openxmlformats.org/officeDocument/2006/customXml" ds:itemID="{76AF1F18-BD40-4DEA-81CE-A8C571440A5E}">
   <ds:schemaRefs>
     <ds:schemaRef ds:uri="http://schemas.microsoft.com/sharepoint/v3/contenttype/forms"/>
@@ -10965,7 +10439,7 @@
 </ds:datastoreItem>
 </file>
 
-<file path=customXml/itemProps4.xml><?xml version="1.0" encoding="utf-8"?>
+<file path=customXml/itemProps2.xml><?xml version="1.0" encoding="utf-8"?>
 <ds:datastoreItem xmlns:ds="http://schemas.openxmlformats.org/officeDocument/2006/customXml" ds:itemID="{8AA52CF2-7753-4D0F-A0E6-8990FE11961F}">
   <ds:schemaRefs>
     <ds:schemaRef ds:uri="http://schemas.microsoft.com/office/2006/metadata/contentType"/>
@@ -10982,4 +10456,29 @@
     <ds:schemaRef ds:uri="http://schemas.microsoft.com/internal/obd"/>
   </ds:schemaRefs>
 </ds:datastoreItem>
+</file>
+
+<file path=customXml/itemProps3.xml><?xml version="1.0" encoding="utf-8"?>
+<ds:datastoreItem xmlns:ds="http://schemas.openxmlformats.org/officeDocument/2006/customXml" ds:itemID="{515BB210-9981-4CA0-A73C-C3B925489931}">
+  <ds:schemaRefs>
+    <ds:schemaRef ds:uri="http://schemas.microsoft.com/office/2006/metadata/properties"/>
+    <ds:schemaRef ds:uri="http://schemas.microsoft.com/office/infopath/2007/PartnerControls"/>
+    <ds:schemaRef ds:uri="27c1adeb-3674-457c-b08c-8a73f31b6e23"/>
+    <ds:schemaRef ds:uri="0a70e875-3d35-4be2-921f-7117c31bab9b"/>
+  </ds:schemaRefs>
+</ds:datastoreItem>
+</file>
+
+<file path=customXml/itemProps4.xml><?xml version="1.0" encoding="utf-8"?>
+<ds:datastoreItem xmlns:ds="http://schemas.openxmlformats.org/officeDocument/2006/customXml" ds:itemID="{FC7A853F-0730-4BBF-A382-8EA7F36B03D5}">
+  <ds:schemaRefs>
+    <ds:schemaRef ds:uri="http://schemas.openxmlformats.org/officeDocument/2006/bibliography"/>
+  </ds:schemaRefs>
+</ds:datastoreItem>
+</file>
+
+<file path=docMetadata/LabelInfo.xml><?xml version="1.0" encoding="utf-8"?>
+<clbl:labelList xmlns:clbl="http://schemas.microsoft.com/office/2020/mipLabelMetadata">
+  <clbl:label id="{624b1752-a977-4927-b9e6-e48a43684aee}" enabled="1" method="Privileged" siteId="{031a09bc-a2bf-44df-888e-4e09355b7a24}" contentBits="0" removed="0"/>
+</clbl:labelList>
 </file>